--- a/מסמכי דרישות/react app requirements.docx
+++ b/מסמכי דרישות/react app requirements.docx
@@ -8,8 +8,29 @@
         <w:bidi/>
       </w:pPr>
       <w:bookmarkStart w:id="0" w:name="Xe79c0bf4e3d01c207ed1d1abdd41b77128150aa"/>
-      <w:r>
-        <w:t>מסמך דרישות מערכת – Hub Contacts &amp; Playground</w:t>
+      <w:proofErr w:type="spellStart"/>
+      <w:r>
+        <w:t>מסמך</w:t>
+      </w:r>
+      <w:proofErr w:type="spellEnd"/>
+      <w:r>
+        <w:t xml:space="preserve"> </w:t>
+      </w:r>
+      <w:proofErr w:type="spellStart"/>
+      <w:r>
+        <w:t>דרישות</w:t>
+      </w:r>
+      <w:proofErr w:type="spellEnd"/>
+      <w:r>
+        <w:t xml:space="preserve"> </w:t>
+      </w:r>
+      <w:proofErr w:type="spellStart"/>
+      <w:r>
+        <w:t>מערכת</w:t>
+      </w:r>
+      <w:proofErr w:type="spellEnd"/>
+      <w:r>
+        <w:t xml:space="preserve"> – Hub Contacts &amp; Playground</w:t>
       </w:r>
     </w:p>
     <w:p>
@@ -18,7 +39,7 @@
       </w:pPr>
       <w:r>
         <w:pict w14:anchorId="3B12B01B">
-          <v:rect id="_x0000_i1500" style="width:0;height:1.5pt" o:hralign="right" o:hrstd="t" o:hr="t"/>
+          <v:rect id="_x0000_i1025" style="width:0;height:1.5pt" o:hralign="right" o:hrstd="t" o:hr="t"/>
         </w:pict>
       </w:r>
     </w:p>
@@ -29,26 +50,310 @@
       </w:pPr>
       <w:bookmarkStart w:id="1" w:name="מטרת-המערכת"/>
       <w:r>
-        <w:t>1. מטרת המערכת</w:t>
-      </w:r>
+        <w:t xml:space="preserve">1. </w:t>
+      </w:r>
+      <w:proofErr w:type="spellStart"/>
+      <w:r>
+        <w:t>מטרת</w:t>
+      </w:r>
+      <w:proofErr w:type="spellEnd"/>
+      <w:r>
+        <w:t xml:space="preserve"> </w:t>
+      </w:r>
+      <w:proofErr w:type="spellStart"/>
+      <w:r>
+        <w:t>המערכת</w:t>
+      </w:r>
+      <w:proofErr w:type="spellEnd"/>
     </w:p>
     <w:p>
       <w:pPr>
         <w:pStyle w:val="FirstParagraph"/>
         <w:bidi/>
       </w:pPr>
-      <w:r>
-        <w:t xml:space="preserve">המערכת נועדה לשמש </w:t>
-      </w:r>
+      <w:proofErr w:type="spellStart"/>
+      <w:r>
+        <w:t>המערכת</w:t>
+      </w:r>
+      <w:proofErr w:type="spellEnd"/>
+      <w:r>
+        <w:t xml:space="preserve"> </w:t>
+      </w:r>
+      <w:proofErr w:type="spellStart"/>
+      <w:r>
+        <w:t>נועדה</w:t>
+      </w:r>
+      <w:proofErr w:type="spellEnd"/>
+      <w:r>
+        <w:t xml:space="preserve"> </w:t>
+      </w:r>
+      <w:proofErr w:type="spellStart"/>
+      <w:r>
+        <w:t>לשמש</w:t>
+      </w:r>
+      <w:proofErr w:type="spellEnd"/>
+      <w:r>
+        <w:t xml:space="preserve"> </w:t>
+      </w:r>
+      <w:proofErr w:type="spellStart"/>
       <w:r>
         <w:rPr>
           <w:b/>
           <w:bCs/>
         </w:rPr>
-        <w:t>אפליקציית דמו לניהול אנשי קשר</w:t>
-      </w:r>
-      <w:r>
-        <w:t>, המיועדת בעיקר לצורכי לימוד, תרגול ובדיקות (ידניות ואוטומטיות). בנוסף, המערכת כוללת דף Playground ייעודי, המציג אלמנטים ייחודיים של HTML לצורך תרגול אינטראקציות, זיהוי אלמנטים, בדיקות UI ו-Automation.</w:t>
+        <w:t>אפליקציית</w:t>
+      </w:r>
+      <w:proofErr w:type="spellEnd"/>
+      <w:r>
+        <w:rPr>
+          <w:b/>
+          <w:bCs/>
+        </w:rPr>
+        <w:t xml:space="preserve"> </w:t>
+      </w:r>
+      <w:proofErr w:type="spellStart"/>
+      <w:r>
+        <w:rPr>
+          <w:b/>
+          <w:bCs/>
+        </w:rPr>
+        <w:t>דמו</w:t>
+      </w:r>
+      <w:proofErr w:type="spellEnd"/>
+      <w:r>
+        <w:rPr>
+          <w:b/>
+          <w:bCs/>
+        </w:rPr>
+        <w:t xml:space="preserve"> </w:t>
+      </w:r>
+      <w:proofErr w:type="spellStart"/>
+      <w:r>
+        <w:rPr>
+          <w:b/>
+          <w:bCs/>
+        </w:rPr>
+        <w:t>לניהול</w:t>
+      </w:r>
+      <w:proofErr w:type="spellEnd"/>
+      <w:r>
+        <w:rPr>
+          <w:b/>
+          <w:bCs/>
+        </w:rPr>
+        <w:t xml:space="preserve"> </w:t>
+      </w:r>
+      <w:proofErr w:type="spellStart"/>
+      <w:r>
+        <w:rPr>
+          <w:b/>
+          <w:bCs/>
+        </w:rPr>
+        <w:t>אנשי</w:t>
+      </w:r>
+      <w:proofErr w:type="spellEnd"/>
+      <w:r>
+        <w:rPr>
+          <w:b/>
+          <w:bCs/>
+        </w:rPr>
+        <w:t xml:space="preserve"> </w:t>
+      </w:r>
+      <w:proofErr w:type="spellStart"/>
+      <w:r>
+        <w:rPr>
+          <w:b/>
+          <w:bCs/>
+        </w:rPr>
+        <w:t>קשר</w:t>
+      </w:r>
+      <w:proofErr w:type="spellEnd"/>
+      <w:r>
+        <w:t xml:space="preserve">, </w:t>
+      </w:r>
+      <w:proofErr w:type="spellStart"/>
+      <w:r>
+        <w:t>המיועדת</w:t>
+      </w:r>
+      <w:proofErr w:type="spellEnd"/>
+      <w:r>
+        <w:t xml:space="preserve"> </w:t>
+      </w:r>
+      <w:proofErr w:type="spellStart"/>
+      <w:r>
+        <w:t>בעיקר</w:t>
+      </w:r>
+      <w:proofErr w:type="spellEnd"/>
+      <w:r>
+        <w:t xml:space="preserve"> </w:t>
+      </w:r>
+      <w:proofErr w:type="spellStart"/>
+      <w:r>
+        <w:t>לצורכי</w:t>
+      </w:r>
+      <w:proofErr w:type="spellEnd"/>
+      <w:r>
+        <w:t xml:space="preserve"> </w:t>
+      </w:r>
+      <w:proofErr w:type="spellStart"/>
+      <w:r>
+        <w:t>לימוד</w:t>
+      </w:r>
+      <w:proofErr w:type="spellEnd"/>
+      <w:r>
+        <w:t xml:space="preserve">, </w:t>
+      </w:r>
+      <w:proofErr w:type="spellStart"/>
+      <w:r>
+        <w:t>תרגול</w:t>
+      </w:r>
+      <w:proofErr w:type="spellEnd"/>
+      <w:r>
+        <w:t xml:space="preserve"> </w:t>
+      </w:r>
+      <w:proofErr w:type="spellStart"/>
+      <w:r>
+        <w:t>ובדיקות</w:t>
+      </w:r>
+      <w:proofErr w:type="spellEnd"/>
+      <w:r>
+        <w:t xml:space="preserve"> (</w:t>
+      </w:r>
+      <w:proofErr w:type="spellStart"/>
+      <w:r>
+        <w:t>ידניות</w:t>
+      </w:r>
+      <w:proofErr w:type="spellEnd"/>
+      <w:r>
+        <w:t xml:space="preserve"> </w:t>
+      </w:r>
+      <w:proofErr w:type="spellStart"/>
+      <w:r>
+        <w:t>ואוטומטיות</w:t>
+      </w:r>
+      <w:proofErr w:type="spellEnd"/>
+      <w:r>
+        <w:t xml:space="preserve">). </w:t>
+      </w:r>
+      <w:proofErr w:type="spellStart"/>
+      <w:r>
+        <w:t>בנוסף</w:t>
+      </w:r>
+      <w:proofErr w:type="spellEnd"/>
+      <w:r>
+        <w:t xml:space="preserve">, </w:t>
+      </w:r>
+      <w:proofErr w:type="spellStart"/>
+      <w:r>
+        <w:t>המערכת</w:t>
+      </w:r>
+      <w:proofErr w:type="spellEnd"/>
+      <w:r>
+        <w:t xml:space="preserve"> </w:t>
+      </w:r>
+      <w:proofErr w:type="spellStart"/>
+      <w:r>
+        <w:t>כוללת</w:t>
+      </w:r>
+      <w:proofErr w:type="spellEnd"/>
+      <w:r>
+        <w:t xml:space="preserve"> </w:t>
+      </w:r>
+      <w:proofErr w:type="spellStart"/>
+      <w:r>
+        <w:t>דף</w:t>
+      </w:r>
+      <w:proofErr w:type="spellEnd"/>
+      <w:r>
+        <w:t xml:space="preserve"> Playground </w:t>
+      </w:r>
+      <w:proofErr w:type="spellStart"/>
+      <w:r>
+        <w:t>ייעודי</w:t>
+      </w:r>
+      <w:proofErr w:type="spellEnd"/>
+      <w:r>
+        <w:t xml:space="preserve">, </w:t>
+      </w:r>
+      <w:proofErr w:type="spellStart"/>
+      <w:r>
+        <w:t>המציג</w:t>
+      </w:r>
+      <w:proofErr w:type="spellEnd"/>
+      <w:r>
+        <w:t xml:space="preserve"> </w:t>
+      </w:r>
+      <w:proofErr w:type="spellStart"/>
+      <w:r>
+        <w:t>אלמנטים</w:t>
+      </w:r>
+      <w:proofErr w:type="spellEnd"/>
+      <w:r>
+        <w:t xml:space="preserve"> </w:t>
+      </w:r>
+      <w:proofErr w:type="spellStart"/>
+      <w:r>
+        <w:t>ייחודיים</w:t>
+      </w:r>
+      <w:proofErr w:type="spellEnd"/>
+      <w:r>
+        <w:t xml:space="preserve"> </w:t>
+      </w:r>
+      <w:proofErr w:type="spellStart"/>
+      <w:r>
+        <w:t>של</w:t>
+      </w:r>
+      <w:proofErr w:type="spellEnd"/>
+      <w:r>
+        <w:t xml:space="preserve"> HTML </w:t>
+      </w:r>
+      <w:proofErr w:type="spellStart"/>
+      <w:r>
+        <w:t>לצורך</w:t>
+      </w:r>
+      <w:proofErr w:type="spellEnd"/>
+      <w:r>
+        <w:t xml:space="preserve"> </w:t>
+      </w:r>
+      <w:proofErr w:type="spellStart"/>
+      <w:r>
+        <w:t>תרגול</w:t>
+      </w:r>
+      <w:proofErr w:type="spellEnd"/>
+      <w:r>
+        <w:t xml:space="preserve"> </w:t>
+      </w:r>
+      <w:proofErr w:type="spellStart"/>
+      <w:r>
+        <w:t>אינטראקציות</w:t>
+      </w:r>
+      <w:proofErr w:type="spellEnd"/>
+      <w:r>
+        <w:t xml:space="preserve">, </w:t>
+      </w:r>
+      <w:proofErr w:type="spellStart"/>
+      <w:r>
+        <w:t>זיהוי</w:t>
+      </w:r>
+      <w:proofErr w:type="spellEnd"/>
+      <w:r>
+        <w:t xml:space="preserve"> </w:t>
+      </w:r>
+      <w:proofErr w:type="spellStart"/>
+      <w:r>
+        <w:t>אלמנטים</w:t>
+      </w:r>
+      <w:proofErr w:type="spellEnd"/>
+      <w:r>
+        <w:t xml:space="preserve">, </w:t>
+      </w:r>
+      <w:proofErr w:type="spellStart"/>
+      <w:r>
+        <w:t>בדיקות</w:t>
+      </w:r>
+      <w:proofErr w:type="spellEnd"/>
+      <w:r>
+        <w:t xml:space="preserve"> UI ו-Automation.</w:t>
       </w:r>
     </w:p>
     <w:p>
@@ -56,8 +361,77 @@
         <w:pStyle w:val="a0"/>
         <w:bidi/>
       </w:pPr>
-      <w:r>
-        <w:t>המערכת אינה מיועדת לשימוש פרודקשן אלא כסביבת ניסוי מבוקרת.</w:t>
+      <w:proofErr w:type="spellStart"/>
+      <w:r>
+        <w:t>המערכת</w:t>
+      </w:r>
+      <w:proofErr w:type="spellEnd"/>
+      <w:r>
+        <w:t xml:space="preserve"> </w:t>
+      </w:r>
+      <w:proofErr w:type="spellStart"/>
+      <w:r>
+        <w:t>אינה</w:t>
+      </w:r>
+      <w:proofErr w:type="spellEnd"/>
+      <w:r>
+        <w:t xml:space="preserve"> </w:t>
+      </w:r>
+      <w:proofErr w:type="spellStart"/>
+      <w:r>
+        <w:t>מיועדת</w:t>
+      </w:r>
+      <w:proofErr w:type="spellEnd"/>
+      <w:r>
+        <w:t xml:space="preserve"> </w:t>
+      </w:r>
+      <w:proofErr w:type="spellStart"/>
+      <w:r>
+        <w:t>לשימוש</w:t>
+      </w:r>
+      <w:proofErr w:type="spellEnd"/>
+      <w:r>
+        <w:t xml:space="preserve"> </w:t>
+      </w:r>
+      <w:proofErr w:type="spellStart"/>
+      <w:r>
+        <w:t>פרודקשן</w:t>
+      </w:r>
+      <w:proofErr w:type="spellEnd"/>
+      <w:r>
+        <w:t xml:space="preserve"> </w:t>
+      </w:r>
+      <w:proofErr w:type="spellStart"/>
+      <w:r>
+        <w:t>אלא</w:t>
+      </w:r>
+      <w:proofErr w:type="spellEnd"/>
+      <w:r>
+        <w:t xml:space="preserve"> </w:t>
+      </w:r>
+      <w:proofErr w:type="spellStart"/>
+      <w:r>
+        <w:t>כסביבת</w:t>
+      </w:r>
+      <w:proofErr w:type="spellEnd"/>
+      <w:r>
+        <w:t xml:space="preserve"> </w:t>
+      </w:r>
+      <w:proofErr w:type="spellStart"/>
+      <w:r>
+        <w:t>ניסוי</w:t>
+      </w:r>
+      <w:proofErr w:type="spellEnd"/>
+      <w:r>
+        <w:t xml:space="preserve"> </w:t>
+      </w:r>
+      <w:proofErr w:type="spellStart"/>
+      <w:r>
+        <w:t>מבוקרת</w:t>
+      </w:r>
+      <w:proofErr w:type="spellEnd"/>
+      <w:r>
+        <w:t>.</w:t>
       </w:r>
     </w:p>
     <w:p>
@@ -66,7 +440,7 @@
       </w:pPr>
       <w:r>
         <w:pict w14:anchorId="56FAC4DD">
-          <v:rect id="_x0000_i1501" style="width:0;height:1.5pt" o:hralign="right" o:hrstd="t" o:hr="t"/>
+          <v:rect id="_x0000_i1026" style="width:0;height:1.5pt" o:hralign="right" o:hrstd="t" o:hr="t"/>
         </w:pict>
       </w:r>
     </w:p>
@@ -78,17 +452,52 @@
       <w:bookmarkStart w:id="2" w:name="מטרת-המסמך"/>
       <w:bookmarkEnd w:id="1"/>
       <w:r>
-        <w:t>2. מטרת המסמך</w:t>
-      </w:r>
+        <w:t xml:space="preserve">2. </w:t>
+      </w:r>
+      <w:proofErr w:type="spellStart"/>
+      <w:r>
+        <w:t>מטרת</w:t>
+      </w:r>
+      <w:proofErr w:type="spellEnd"/>
+      <w:r>
+        <w:t xml:space="preserve"> </w:t>
+      </w:r>
+      <w:proofErr w:type="spellStart"/>
+      <w:r>
+        <w:t>המסמך</w:t>
+      </w:r>
+      <w:proofErr w:type="spellEnd"/>
     </w:p>
     <w:p>
       <w:pPr>
         <w:pStyle w:val="FirstParagraph"/>
         <w:bidi/>
       </w:pPr>
-      <w:r>
-        <w:t xml:space="preserve">מסמך זה מפרט </w:t>
-      </w:r>
+      <w:proofErr w:type="spellStart"/>
+      <w:r>
+        <w:t>מסמך</w:t>
+      </w:r>
+      <w:proofErr w:type="spellEnd"/>
+      <w:r>
+        <w:t xml:space="preserve"> </w:t>
+      </w:r>
+      <w:proofErr w:type="spellStart"/>
+      <w:r>
+        <w:t>זה</w:t>
+      </w:r>
+      <w:proofErr w:type="spellEnd"/>
+      <w:r>
+        <w:t xml:space="preserve"> </w:t>
+      </w:r>
+      <w:proofErr w:type="spellStart"/>
+      <w:r>
+        <w:t>מפרט</w:t>
+      </w:r>
+      <w:proofErr w:type="spellEnd"/>
+      <w:r>
+        <w:t xml:space="preserve"> </w:t>
+      </w:r>
+      <w:proofErr w:type="spellStart"/>
       <w:r>
         <w:rPr>
           <w:b/>
@@ -96,8 +505,233 @@
         </w:rPr>
         <w:t>אחד-לאחד</w:t>
       </w:r>
-      <w:r>
-        <w:t xml:space="preserve"> את ההתנהגות בפועל של המערכת כפי שהיא קיימת באתר, כולל: - מבנה מסכים - מיקום רכיבים - צבעים כלליים - ניווט בין מסכים - התנהגות כפתורים - שמירת / אי-שמירת נתונים - פירוט מעמיק של דף Playground</w:t>
+      <w:proofErr w:type="spellEnd"/>
+      <w:r>
+        <w:t xml:space="preserve"> </w:t>
+      </w:r>
+      <w:proofErr w:type="spellStart"/>
+      <w:r>
+        <w:t>את</w:t>
+      </w:r>
+      <w:proofErr w:type="spellEnd"/>
+      <w:r>
+        <w:t xml:space="preserve"> </w:t>
+      </w:r>
+      <w:proofErr w:type="spellStart"/>
+      <w:r>
+        <w:t>ההתנהגות</w:t>
+      </w:r>
+      <w:proofErr w:type="spellEnd"/>
+      <w:r>
+        <w:t xml:space="preserve"> </w:t>
+      </w:r>
+      <w:proofErr w:type="spellStart"/>
+      <w:r>
+        <w:t>בפועל</w:t>
+      </w:r>
+      <w:proofErr w:type="spellEnd"/>
+      <w:r>
+        <w:t xml:space="preserve"> </w:t>
+      </w:r>
+      <w:proofErr w:type="spellStart"/>
+      <w:r>
+        <w:t>של</w:t>
+      </w:r>
+      <w:proofErr w:type="spellEnd"/>
+      <w:r>
+        <w:t xml:space="preserve"> </w:t>
+      </w:r>
+      <w:proofErr w:type="spellStart"/>
+      <w:r>
+        <w:t>המערכת</w:t>
+      </w:r>
+      <w:proofErr w:type="spellEnd"/>
+      <w:r>
+        <w:t xml:space="preserve"> </w:t>
+      </w:r>
+      <w:proofErr w:type="spellStart"/>
+      <w:r>
+        <w:t>כפי</w:t>
+      </w:r>
+      <w:proofErr w:type="spellEnd"/>
+      <w:r>
+        <w:t xml:space="preserve"> </w:t>
+      </w:r>
+      <w:proofErr w:type="spellStart"/>
+      <w:r>
+        <w:t>שהיא</w:t>
+      </w:r>
+      <w:proofErr w:type="spellEnd"/>
+      <w:r>
+        <w:t xml:space="preserve"> </w:t>
+      </w:r>
+      <w:proofErr w:type="spellStart"/>
+      <w:r>
+        <w:t>קיימת</w:t>
+      </w:r>
+      <w:proofErr w:type="spellEnd"/>
+      <w:r>
+        <w:t xml:space="preserve"> </w:t>
+      </w:r>
+      <w:proofErr w:type="spellStart"/>
+      <w:r>
+        <w:t>באתר</w:t>
+      </w:r>
+      <w:proofErr w:type="spellEnd"/>
+      <w:r>
+        <w:t xml:space="preserve">, </w:t>
+      </w:r>
+      <w:proofErr w:type="spellStart"/>
+      <w:r>
+        <w:t>כולל</w:t>
+      </w:r>
+      <w:proofErr w:type="spellEnd"/>
+      <w:r>
+        <w:t xml:space="preserve">: - </w:t>
+      </w:r>
+      <w:proofErr w:type="spellStart"/>
+      <w:r>
+        <w:t>מבנה</w:t>
+      </w:r>
+      <w:proofErr w:type="spellEnd"/>
+      <w:r>
+        <w:t xml:space="preserve"> </w:t>
+      </w:r>
+      <w:proofErr w:type="spellStart"/>
+      <w:r>
+        <w:t>מסכים</w:t>
+      </w:r>
+      <w:proofErr w:type="spellEnd"/>
+      <w:r>
+        <w:t xml:space="preserve"> - </w:t>
+      </w:r>
+      <w:proofErr w:type="spellStart"/>
+      <w:r>
+        <w:t>מיקום</w:t>
+      </w:r>
+      <w:proofErr w:type="spellEnd"/>
+      <w:r>
+        <w:t xml:space="preserve"> </w:t>
+      </w:r>
+      <w:proofErr w:type="spellStart"/>
+      <w:r>
+        <w:t>רכיבים</w:t>
+      </w:r>
+      <w:proofErr w:type="spellEnd"/>
+      <w:r>
+        <w:t xml:space="preserve"> - </w:t>
+      </w:r>
+      <w:proofErr w:type="spellStart"/>
+      <w:r>
+        <w:t>צבעים</w:t>
+      </w:r>
+      <w:proofErr w:type="spellEnd"/>
+      <w:r>
+        <w:t xml:space="preserve"> </w:t>
+      </w:r>
+      <w:proofErr w:type="spellStart"/>
+      <w:r>
+        <w:t>כלליים</w:t>
+      </w:r>
+      <w:proofErr w:type="spellEnd"/>
+      <w:r>
+        <w:t xml:space="preserve"> - </w:t>
+      </w:r>
+      <w:proofErr w:type="spellStart"/>
+      <w:r>
+        <w:t>ניווט</w:t>
+      </w:r>
+      <w:proofErr w:type="spellEnd"/>
+      <w:r>
+        <w:t xml:space="preserve"> </w:t>
+      </w:r>
+      <w:proofErr w:type="spellStart"/>
+      <w:r>
+        <w:t>בין</w:t>
+      </w:r>
+      <w:proofErr w:type="spellEnd"/>
+      <w:r>
+        <w:t xml:space="preserve"> </w:t>
+      </w:r>
+      <w:proofErr w:type="spellStart"/>
+      <w:r>
+        <w:t>מסכים</w:t>
+      </w:r>
+      <w:proofErr w:type="spellEnd"/>
+      <w:r>
+        <w:t xml:space="preserve"> - </w:t>
+      </w:r>
+      <w:proofErr w:type="spellStart"/>
+      <w:r>
+        <w:t>התנהגות</w:t>
+      </w:r>
+      <w:proofErr w:type="spellEnd"/>
+      <w:r>
+        <w:t xml:space="preserve"> </w:t>
+      </w:r>
+      <w:proofErr w:type="spellStart"/>
+      <w:r>
+        <w:t>כפתורים</w:t>
+      </w:r>
+      <w:proofErr w:type="spellEnd"/>
+      <w:r>
+        <w:t xml:space="preserve"> - </w:t>
+      </w:r>
+      <w:proofErr w:type="spellStart"/>
+      <w:r>
+        <w:t>שמירת</w:t>
+      </w:r>
+      <w:proofErr w:type="spellEnd"/>
+      <w:r>
+        <w:t xml:space="preserve"> / </w:t>
+      </w:r>
+      <w:proofErr w:type="spellStart"/>
+      <w:r>
+        <w:t>אי-שמירת</w:t>
+      </w:r>
+      <w:proofErr w:type="spellEnd"/>
+      <w:r>
+        <w:t xml:space="preserve"> </w:t>
+      </w:r>
+      <w:proofErr w:type="spellStart"/>
+      <w:r>
+        <w:t>נתונים</w:t>
+      </w:r>
+      <w:proofErr w:type="spellEnd"/>
+      <w:r>
+        <w:t xml:space="preserve"> - </w:t>
+      </w:r>
+      <w:proofErr w:type="spellStart"/>
+      <w:r>
+        <w:t>פירוט</w:t>
+      </w:r>
+      <w:proofErr w:type="spellEnd"/>
+      <w:r>
+        <w:t xml:space="preserve"> </w:t>
+      </w:r>
+      <w:proofErr w:type="spellStart"/>
+      <w:r>
+        <w:t>מעמיק</w:t>
+      </w:r>
+      <w:proofErr w:type="spellEnd"/>
+      <w:r>
+        <w:t xml:space="preserve"> </w:t>
+      </w:r>
+      <w:proofErr w:type="spellStart"/>
+      <w:r>
+        <w:t>של</w:t>
+      </w:r>
+      <w:proofErr w:type="spellEnd"/>
+      <w:r>
+        <w:t xml:space="preserve"> </w:t>
+      </w:r>
+      <w:proofErr w:type="spellStart"/>
+      <w:r>
+        <w:t>דף</w:t>
+      </w:r>
+      <w:proofErr w:type="spellEnd"/>
+      <w:r>
+        <w:t xml:space="preserve"> Playground</w:t>
       </w:r>
     </w:p>
     <w:p>
@@ -105,8 +739,93 @@
         <w:pStyle w:val="a0"/>
         <w:bidi/>
       </w:pPr>
-      <w:r>
-        <w:t>המסמך משמש בסיס ל: - כתיבת תרחישי בדיקה (STD) - כתיבת בדיקות אוטומציה - לימוד ותרגול QA</w:t>
+      <w:proofErr w:type="spellStart"/>
+      <w:r>
+        <w:t>המסמך</w:t>
+      </w:r>
+      <w:proofErr w:type="spellEnd"/>
+      <w:r>
+        <w:t xml:space="preserve"> </w:t>
+      </w:r>
+      <w:proofErr w:type="spellStart"/>
+      <w:r>
+        <w:t>משמש</w:t>
+      </w:r>
+      <w:proofErr w:type="spellEnd"/>
+      <w:r>
+        <w:t xml:space="preserve"> </w:t>
+      </w:r>
+      <w:proofErr w:type="spellStart"/>
+      <w:r>
+        <w:t>בסיס</w:t>
+      </w:r>
+      <w:proofErr w:type="spellEnd"/>
+      <w:r>
+        <w:t xml:space="preserve"> ל: - </w:t>
+      </w:r>
+      <w:proofErr w:type="spellStart"/>
+      <w:r>
+        <w:t>כתיבת</w:t>
+      </w:r>
+      <w:proofErr w:type="spellEnd"/>
+      <w:r>
+        <w:t xml:space="preserve"> </w:t>
+      </w:r>
+      <w:proofErr w:type="spellStart"/>
+      <w:r>
+        <w:t>תרחישי</w:t>
+      </w:r>
+      <w:proofErr w:type="spellEnd"/>
+      <w:r>
+        <w:t xml:space="preserve"> </w:t>
+      </w:r>
+      <w:proofErr w:type="spellStart"/>
+      <w:r>
+        <w:t>בדיקה</w:t>
+      </w:r>
+      <w:proofErr w:type="spellEnd"/>
+      <w:r>
+        <w:t xml:space="preserve"> (STD) - </w:t>
+      </w:r>
+      <w:proofErr w:type="spellStart"/>
+      <w:r>
+        <w:t>כתיבת</w:t>
+      </w:r>
+      <w:proofErr w:type="spellEnd"/>
+      <w:r>
+        <w:t xml:space="preserve"> </w:t>
+      </w:r>
+      <w:proofErr w:type="spellStart"/>
+      <w:r>
+        <w:t>בדיקות</w:t>
+      </w:r>
+      <w:proofErr w:type="spellEnd"/>
+      <w:r>
+        <w:t xml:space="preserve"> </w:t>
+      </w:r>
+      <w:proofErr w:type="spellStart"/>
+      <w:r>
+        <w:t>אוטומציה</w:t>
+      </w:r>
+      <w:proofErr w:type="spellEnd"/>
+      <w:r>
+        <w:t xml:space="preserve"> - </w:t>
+      </w:r>
+      <w:proofErr w:type="spellStart"/>
+      <w:r>
+        <w:t>לימוד</w:t>
+      </w:r>
+      <w:proofErr w:type="spellEnd"/>
+      <w:r>
+        <w:t xml:space="preserve"> </w:t>
+      </w:r>
+      <w:proofErr w:type="spellStart"/>
+      <w:r>
+        <w:t>ותרגול</w:t>
+      </w:r>
+      <w:proofErr w:type="spellEnd"/>
+      <w:r>
+        <w:t xml:space="preserve"> QA</w:t>
       </w:r>
     </w:p>
     <w:p>
@@ -115,7 +834,7 @@
       </w:pPr>
       <w:r>
         <w:pict w14:anchorId="6D5F2FF1">
-          <v:rect id="_x0000_i1502" style="width:0;height:1.5pt" o:hralign="right" o:hrstd="t" o:hr="t"/>
+          <v:rect id="_x0000_i1027" style="width:0;height:1.5pt" o:hralign="right" o:hrstd="t" o:hr="t"/>
         </w:pict>
       </w:r>
     </w:p>
@@ -127,8 +846,21 @@
       <w:bookmarkStart w:id="3" w:name="מאפייני-מערכת"/>
       <w:bookmarkEnd w:id="2"/>
       <w:r>
-        <w:t>3. מאפייני מערכת</w:t>
-      </w:r>
+        <w:t xml:space="preserve">3. </w:t>
+      </w:r>
+      <w:proofErr w:type="spellStart"/>
+      <w:r>
+        <w:t>מאפייני</w:t>
+      </w:r>
+      <w:proofErr w:type="spellEnd"/>
+      <w:r>
+        <w:t xml:space="preserve"> </w:t>
+      </w:r>
+      <w:proofErr w:type="spellStart"/>
+      <w:r>
+        <w:t>מערכת</w:t>
+      </w:r>
+      <w:proofErr w:type="spellEnd"/>
     </w:p>
     <w:p>
       <w:pPr>
@@ -136,7 +868,7 @@
       </w:pPr>
       <w:r>
         <w:pict w14:anchorId="77BF32B3">
-          <v:rect id="_x0000_i1503" style="width:0;height:1.5pt" o:hralign="right" o:hrstd="t" o:hr="t"/>
+          <v:rect id="_x0000_i1028" style="width:0;height:1.5pt" o:hralign="right" o:hrstd="t" o:hr="t"/>
         </w:pict>
       </w:r>
     </w:p>
@@ -148,7 +880,39 @@
       <w:bookmarkStart w:id="4" w:name="X3166b4a6ba1f5871c9a3e4f314d5ab09337655a"/>
       <w:bookmarkEnd w:id="3"/>
       <w:r>
-        <w:t>3.1 מאפיין מערכת – סרגל עליון (Header Navigation)</w:t>
+        <w:t xml:space="preserve">3.1 </w:t>
+      </w:r>
+      <w:proofErr w:type="spellStart"/>
+      <w:r>
+        <w:t>מאפיין</w:t>
+      </w:r>
+      <w:proofErr w:type="spellEnd"/>
+      <w:r>
+        <w:t xml:space="preserve"> </w:t>
+      </w:r>
+      <w:proofErr w:type="spellStart"/>
+      <w:r>
+        <w:t>מערכת</w:t>
+      </w:r>
+      <w:proofErr w:type="spellEnd"/>
+      <w:r>
+        <w:t xml:space="preserve"> – </w:t>
+      </w:r>
+      <w:proofErr w:type="spellStart"/>
+      <w:r>
+        <w:t>סרגל</w:t>
+      </w:r>
+      <w:proofErr w:type="spellEnd"/>
+      <w:r>
+        <w:t xml:space="preserve"> </w:t>
+      </w:r>
+      <w:proofErr w:type="spellStart"/>
+      <w:r>
+        <w:t>עליון</w:t>
+      </w:r>
+      <w:proofErr w:type="spellEnd"/>
+      <w:r>
+        <w:t xml:space="preserve"> (Header Navigation)</w:t>
       </w:r>
     </w:p>
     <w:p>
@@ -158,16 +922,90 @@
       </w:pPr>
       <w:bookmarkStart w:id="5" w:name="תיאור-ועדיפות"/>
       <w:r>
-        <w:t>3.1.1 תיאור ועדיפות</w:t>
-      </w:r>
+        <w:t xml:space="preserve">3.1.1 </w:t>
+      </w:r>
+      <w:proofErr w:type="spellStart"/>
+      <w:r>
+        <w:t>תיאור</w:t>
+      </w:r>
+      <w:proofErr w:type="spellEnd"/>
+      <w:r>
+        <w:t xml:space="preserve"> </w:t>
+      </w:r>
+      <w:proofErr w:type="spellStart"/>
+      <w:r>
+        <w:t>ועדיפות</w:t>
+      </w:r>
+      <w:proofErr w:type="spellEnd"/>
     </w:p>
     <w:p>
       <w:pPr>
         <w:pStyle w:val="FirstParagraph"/>
         <w:bidi/>
       </w:pPr>
-      <w:r>
-        <w:t>סרגל ניווט עליון קבוע המופיע בכל דפי המערכת.</w:t>
+      <w:proofErr w:type="spellStart"/>
+      <w:r>
+        <w:t>סרגל</w:t>
+      </w:r>
+      <w:proofErr w:type="spellEnd"/>
+      <w:r>
+        <w:t xml:space="preserve"> </w:t>
+      </w:r>
+      <w:proofErr w:type="spellStart"/>
+      <w:r>
+        <w:t>ניווט</w:t>
+      </w:r>
+      <w:proofErr w:type="spellEnd"/>
+      <w:r>
+        <w:t xml:space="preserve"> </w:t>
+      </w:r>
+      <w:proofErr w:type="spellStart"/>
+      <w:r>
+        <w:t>עליון</w:t>
+      </w:r>
+      <w:proofErr w:type="spellEnd"/>
+      <w:r>
+        <w:t xml:space="preserve"> </w:t>
+      </w:r>
+      <w:proofErr w:type="spellStart"/>
+      <w:r>
+        <w:t>קבוע</w:t>
+      </w:r>
+      <w:proofErr w:type="spellEnd"/>
+      <w:r>
+        <w:t xml:space="preserve"> </w:t>
+      </w:r>
+      <w:proofErr w:type="spellStart"/>
+      <w:r>
+        <w:t>המופיע</w:t>
+      </w:r>
+      <w:proofErr w:type="spellEnd"/>
+      <w:r>
+        <w:t xml:space="preserve"> </w:t>
+      </w:r>
+      <w:proofErr w:type="spellStart"/>
+      <w:r>
+        <w:t>בכל</w:t>
+      </w:r>
+      <w:proofErr w:type="spellEnd"/>
+      <w:r>
+        <w:t xml:space="preserve"> </w:t>
+      </w:r>
+      <w:proofErr w:type="spellStart"/>
+      <w:r>
+        <w:t>דפי</w:t>
+      </w:r>
+      <w:proofErr w:type="spellEnd"/>
+      <w:r>
+        <w:t xml:space="preserve"> </w:t>
+      </w:r>
+      <w:proofErr w:type="spellStart"/>
+      <w:r>
+        <w:t>המערכת</w:t>
+      </w:r>
+      <w:proofErr w:type="spellEnd"/>
+      <w:r>
+        <w:t>.</w:t>
       </w:r>
     </w:p>
     <w:p>
@@ -175,9 +1013,19 @@
         <w:pStyle w:val="a0"/>
         <w:bidi/>
       </w:pPr>
-      <w:r>
-        <w:t>עדיפות: גבוהה</w:t>
-      </w:r>
+      <w:proofErr w:type="spellStart"/>
+      <w:r>
+        <w:t>עדיפות</w:t>
+      </w:r>
+      <w:proofErr w:type="spellEnd"/>
+      <w:r>
+        <w:t xml:space="preserve">: </w:t>
+      </w:r>
+      <w:proofErr w:type="spellStart"/>
+      <w:r>
+        <w:t>גבוהה</w:t>
+      </w:r>
+      <w:proofErr w:type="spellEnd"/>
     </w:p>
     <w:p>
       <w:pPr>
@@ -187,7 +1035,31 @@
       <w:bookmarkStart w:id="6" w:name="פירוט-תצוגה-ויזואלי"/>
       <w:bookmarkEnd w:id="5"/>
       <w:r>
-        <w:t>3.1.2 פירוט תצוגה (ויזואלי)</w:t>
+        <w:t xml:space="preserve">3.1.2 </w:t>
+      </w:r>
+      <w:proofErr w:type="spellStart"/>
+      <w:r>
+        <w:t>פירוט</w:t>
+      </w:r>
+      <w:proofErr w:type="spellEnd"/>
+      <w:r>
+        <w:t xml:space="preserve"> </w:t>
+      </w:r>
+      <w:proofErr w:type="spellStart"/>
+      <w:r>
+        <w:t>תצוגה</w:t>
+      </w:r>
+      <w:proofErr w:type="spellEnd"/>
+      <w:r>
+        <w:t xml:space="preserve"> (</w:t>
+      </w:r>
+      <w:proofErr w:type="spellStart"/>
+      <w:r>
+        <w:t>ויזואלי</w:t>
+      </w:r>
+      <w:proofErr w:type="spellEnd"/>
+      <w:r>
+        <w:t>)</w:t>
       </w:r>
     </w:p>
     <w:p>
@@ -199,9 +1071,59 @@
         </w:numPr>
         <w:bidi/>
       </w:pPr>
-      <w:r>
-        <w:t>מיקום: חלק עליון של המסך, רוחב מלא</w:t>
-      </w:r>
+      <w:proofErr w:type="spellStart"/>
+      <w:r>
+        <w:t>מיקום</w:t>
+      </w:r>
+      <w:proofErr w:type="spellEnd"/>
+      <w:r>
+        <w:t xml:space="preserve">: </w:t>
+      </w:r>
+      <w:proofErr w:type="spellStart"/>
+      <w:r>
+        <w:t>חלק</w:t>
+      </w:r>
+      <w:proofErr w:type="spellEnd"/>
+      <w:r>
+        <w:t xml:space="preserve"> </w:t>
+      </w:r>
+      <w:proofErr w:type="spellStart"/>
+      <w:r>
+        <w:t>עליון</w:t>
+      </w:r>
+      <w:proofErr w:type="spellEnd"/>
+      <w:r>
+        <w:t xml:space="preserve"> </w:t>
+      </w:r>
+      <w:proofErr w:type="spellStart"/>
+      <w:r>
+        <w:t>של</w:t>
+      </w:r>
+      <w:proofErr w:type="spellEnd"/>
+      <w:r>
+        <w:t xml:space="preserve"> </w:t>
+      </w:r>
+      <w:proofErr w:type="spellStart"/>
+      <w:r>
+        <w:t>המסך</w:t>
+      </w:r>
+      <w:proofErr w:type="spellEnd"/>
+      <w:r>
+        <w:t xml:space="preserve">, </w:t>
+      </w:r>
+      <w:proofErr w:type="spellStart"/>
+      <w:r>
+        <w:t>רוחב</w:t>
+      </w:r>
+      <w:proofErr w:type="spellEnd"/>
+      <w:r>
+        <w:t xml:space="preserve"> </w:t>
+      </w:r>
+      <w:proofErr w:type="spellStart"/>
+      <w:r>
+        <w:t>מלא</w:t>
+      </w:r>
+      <w:proofErr w:type="spellEnd"/>
     </w:p>
     <w:p>
       <w:pPr>
@@ -212,8 +1134,53 @@
         </w:numPr>
         <w:bidi/>
       </w:pPr>
-      <w:r>
-        <w:t>צבע רקע: כהה (אפור כהה / שחור)</w:t>
+      <w:proofErr w:type="spellStart"/>
+      <w:r>
+        <w:t>צבע</w:t>
+      </w:r>
+      <w:proofErr w:type="spellEnd"/>
+      <w:r>
+        <w:t xml:space="preserve"> </w:t>
+      </w:r>
+      <w:proofErr w:type="spellStart"/>
+      <w:r>
+        <w:t>רקע</w:t>
+      </w:r>
+      <w:proofErr w:type="spellEnd"/>
+      <w:r>
+        <w:t xml:space="preserve">: </w:t>
+      </w:r>
+      <w:proofErr w:type="spellStart"/>
+      <w:r>
+        <w:t>כהה</w:t>
+      </w:r>
+      <w:proofErr w:type="spellEnd"/>
+      <w:r>
+        <w:t xml:space="preserve"> (</w:t>
+      </w:r>
+      <w:proofErr w:type="spellStart"/>
+      <w:r>
+        <w:t>אפור</w:t>
+      </w:r>
+      <w:proofErr w:type="spellEnd"/>
+      <w:r>
+        <w:t xml:space="preserve"> </w:t>
+      </w:r>
+      <w:proofErr w:type="spellStart"/>
+      <w:r>
+        <w:t>כהה</w:t>
+      </w:r>
+      <w:proofErr w:type="spellEnd"/>
+      <w:r>
+        <w:t xml:space="preserve"> / </w:t>
+      </w:r>
+      <w:proofErr w:type="spellStart"/>
+      <w:r>
+        <w:t>שחור</w:t>
+      </w:r>
+      <w:proofErr w:type="spellEnd"/>
+      <w:r>
+        <w:t>)</w:t>
       </w:r>
     </w:p>
     <w:p>
@@ -225,9 +1192,19 @@
         </w:numPr>
         <w:bidi/>
       </w:pPr>
-      <w:r>
-        <w:t>טקסט: לבן</w:t>
-      </w:r>
+      <w:proofErr w:type="spellStart"/>
+      <w:r>
+        <w:t>טקסט</w:t>
+      </w:r>
+      <w:proofErr w:type="spellEnd"/>
+      <w:r>
+        <w:t xml:space="preserve">: </w:t>
+      </w:r>
+      <w:proofErr w:type="spellStart"/>
+      <w:r>
+        <w:t>לבן</w:t>
+      </w:r>
+      <w:proofErr w:type="spellEnd"/>
     </w:p>
     <w:p>
       <w:pPr>
@@ -238,8 +1215,29 @@
         </w:numPr>
         <w:bidi/>
       </w:pPr>
-      <w:r>
-        <w:t>רכיבים (משמאל לימין):</w:t>
+      <w:proofErr w:type="spellStart"/>
+      <w:r>
+        <w:t>רכיבים</w:t>
+      </w:r>
+      <w:proofErr w:type="spellEnd"/>
+      <w:r>
+        <w:t xml:space="preserve"> (</w:t>
+      </w:r>
+      <w:proofErr w:type="spellStart"/>
+      <w:r>
+        <w:t>משמאל</w:t>
+      </w:r>
+      <w:proofErr w:type="spellEnd"/>
+      <w:r>
+        <w:t xml:space="preserve"> </w:t>
+      </w:r>
+      <w:proofErr w:type="spellStart"/>
+      <w:r>
+        <w:t>לימין</w:t>
+      </w:r>
+      <w:proofErr w:type="spellEnd"/>
+      <w:r>
+        <w:t>):</w:t>
       </w:r>
     </w:p>
     <w:p>
@@ -251,9 +1249,27 @@
         </w:numPr>
         <w:bidi/>
       </w:pPr>
-      <w:r>
-        <w:t>שם המערכת / לוגו</w:t>
-      </w:r>
+      <w:proofErr w:type="spellStart"/>
+      <w:r>
+        <w:t>שם</w:t>
+      </w:r>
+      <w:proofErr w:type="spellEnd"/>
+      <w:r>
+        <w:t xml:space="preserve"> </w:t>
+      </w:r>
+      <w:proofErr w:type="spellStart"/>
+      <w:r>
+        <w:t>המערכת</w:t>
+      </w:r>
+      <w:proofErr w:type="spellEnd"/>
+      <w:r>
+        <w:t xml:space="preserve"> / </w:t>
+      </w:r>
+      <w:proofErr w:type="spellStart"/>
+      <w:r>
+        <w:t>לוגו</w:t>
+      </w:r>
+      <w:proofErr w:type="spellEnd"/>
     </w:p>
     <w:p>
       <w:pPr>
@@ -264,8 +1280,13 @@
         </w:numPr>
         <w:bidi/>
       </w:pPr>
-      <w:r>
-        <w:t>קישור: “Contacts”</w:t>
+      <w:proofErr w:type="spellStart"/>
+      <w:r>
+        <w:t>קישור</w:t>
+      </w:r>
+      <w:proofErr w:type="spellEnd"/>
+      <w:r>
+        <w:t>: “Contacts”</w:t>
       </w:r>
     </w:p>
     <w:p>
@@ -277,8 +1298,13 @@
         </w:numPr>
         <w:bidi/>
       </w:pPr>
-      <w:r>
-        <w:t>קישור: “Playground”</w:t>
+      <w:proofErr w:type="spellStart"/>
+      <w:r>
+        <w:t>קישור</w:t>
+      </w:r>
+      <w:proofErr w:type="spellEnd"/>
+      <w:r>
+        <w:t>: “Playground”</w:t>
       </w:r>
     </w:p>
     <w:p>
@@ -290,8 +1316,21 @@
       <w:bookmarkEnd w:id="6"/>
       <w:r>
         <w:lastRenderedPageBreak/>
-        <w:t>3.1.3 דרישות פונקציונליות</w:t>
-      </w:r>
+        <w:t xml:space="preserve">3.1.3 </w:t>
+      </w:r>
+      <w:proofErr w:type="spellStart"/>
+      <w:r>
+        <w:t>דרישות</w:t>
+      </w:r>
+      <w:proofErr w:type="spellEnd"/>
+      <w:r>
+        <w:t xml:space="preserve"> </w:t>
+      </w:r>
+      <w:proofErr w:type="spellStart"/>
+      <w:r>
+        <w:t>פונקציונליות</w:t>
+      </w:r>
+      <w:proofErr w:type="spellEnd"/>
     </w:p>
     <w:p>
       <w:pPr>
@@ -302,9 +1341,59 @@
         </w:numPr>
         <w:bidi/>
       </w:pPr>
-      <w:r>
-        <w:t>לחיצה על “Contacts” מנווטת לדף רשימת אנשי הקשר</w:t>
-      </w:r>
+      <w:proofErr w:type="spellStart"/>
+      <w:r>
+        <w:t>לחיצה</w:t>
+      </w:r>
+      <w:proofErr w:type="spellEnd"/>
+      <w:r>
+        <w:t xml:space="preserve"> </w:t>
+      </w:r>
+      <w:proofErr w:type="spellStart"/>
+      <w:r>
+        <w:t>על</w:t>
+      </w:r>
+      <w:proofErr w:type="spellEnd"/>
+      <w:r>
+        <w:t xml:space="preserve"> “Contacts” </w:t>
+      </w:r>
+      <w:proofErr w:type="spellStart"/>
+      <w:r>
+        <w:t>מנווטת</w:t>
+      </w:r>
+      <w:proofErr w:type="spellEnd"/>
+      <w:r>
+        <w:t xml:space="preserve"> </w:t>
+      </w:r>
+      <w:proofErr w:type="spellStart"/>
+      <w:r>
+        <w:t>לדף</w:t>
+      </w:r>
+      <w:proofErr w:type="spellEnd"/>
+      <w:r>
+        <w:t xml:space="preserve"> </w:t>
+      </w:r>
+      <w:proofErr w:type="spellStart"/>
+      <w:r>
+        <w:t>רשימת</w:t>
+      </w:r>
+      <w:proofErr w:type="spellEnd"/>
+      <w:r>
+        <w:t xml:space="preserve"> </w:t>
+      </w:r>
+      <w:proofErr w:type="spellStart"/>
+      <w:r>
+        <w:t>אנשי</w:t>
+      </w:r>
+      <w:proofErr w:type="spellEnd"/>
+      <w:r>
+        <w:t xml:space="preserve"> </w:t>
+      </w:r>
+      <w:proofErr w:type="spellStart"/>
+      <w:r>
+        <w:t>הקשר</w:t>
+      </w:r>
+      <w:proofErr w:type="spellEnd"/>
     </w:p>
     <w:p>
       <w:pPr>
@@ -315,8 +1404,37 @@
         </w:numPr>
         <w:bidi/>
       </w:pPr>
-      <w:r>
-        <w:t>לחיצה על “Playground” מנווטת לדף Playground</w:t>
+      <w:proofErr w:type="spellStart"/>
+      <w:r>
+        <w:t>לחיצה</w:t>
+      </w:r>
+      <w:proofErr w:type="spellEnd"/>
+      <w:r>
+        <w:t xml:space="preserve"> </w:t>
+      </w:r>
+      <w:proofErr w:type="spellStart"/>
+      <w:r>
+        <w:t>על</w:t>
+      </w:r>
+      <w:proofErr w:type="spellEnd"/>
+      <w:r>
+        <w:t xml:space="preserve"> “Playground” </w:t>
+      </w:r>
+      <w:proofErr w:type="spellStart"/>
+      <w:r>
+        <w:t>מנווטת</w:t>
+      </w:r>
+      <w:proofErr w:type="spellEnd"/>
+      <w:r>
+        <w:t xml:space="preserve"> </w:t>
+      </w:r>
+      <w:proofErr w:type="spellStart"/>
+      <w:r>
+        <w:t>לדף</w:t>
+      </w:r>
+      <w:proofErr w:type="spellEnd"/>
+      <w:r>
+        <w:t xml:space="preserve"> Playground</w:t>
       </w:r>
     </w:p>
     <w:p>
@@ -328,9 +1446,51 @@
         </w:numPr>
         <w:bidi/>
       </w:pPr>
-      <w:r>
-        <w:t>הסרגל נשאר קבוע גם בעת גלילה</w:t>
-      </w:r>
+      <w:proofErr w:type="spellStart"/>
+      <w:r>
+        <w:t>הסרגל</w:t>
+      </w:r>
+      <w:proofErr w:type="spellEnd"/>
+      <w:r>
+        <w:t xml:space="preserve"> </w:t>
+      </w:r>
+      <w:proofErr w:type="spellStart"/>
+      <w:r>
+        <w:t>נשאר</w:t>
+      </w:r>
+      <w:proofErr w:type="spellEnd"/>
+      <w:r>
+        <w:t xml:space="preserve"> </w:t>
+      </w:r>
+      <w:proofErr w:type="spellStart"/>
+      <w:r>
+        <w:t>קבוע</w:t>
+      </w:r>
+      <w:proofErr w:type="spellEnd"/>
+      <w:r>
+        <w:t xml:space="preserve"> </w:t>
+      </w:r>
+      <w:proofErr w:type="spellStart"/>
+      <w:r>
+        <w:t>גם</w:t>
+      </w:r>
+      <w:proofErr w:type="spellEnd"/>
+      <w:r>
+        <w:t xml:space="preserve"> </w:t>
+      </w:r>
+      <w:proofErr w:type="spellStart"/>
+      <w:r>
+        <w:t>בעת</w:t>
+      </w:r>
+      <w:proofErr w:type="spellEnd"/>
+      <w:r>
+        <w:t xml:space="preserve"> </w:t>
+      </w:r>
+      <w:proofErr w:type="spellStart"/>
+      <w:r>
+        <w:t>גלילה</w:t>
+      </w:r>
+      <w:proofErr w:type="spellEnd"/>
     </w:p>
     <w:p>
       <w:pPr>
@@ -341,8 +1501,61 @@
         </w:numPr>
         <w:bidi/>
       </w:pPr>
-      <w:r>
-        <w:t>אין ריענון מלא של האפליקציה בעת ניווט (SPA behavior)</w:t>
+      <w:proofErr w:type="spellStart"/>
+      <w:r>
+        <w:t>אין</w:t>
+      </w:r>
+      <w:proofErr w:type="spellEnd"/>
+      <w:r>
+        <w:t xml:space="preserve"> </w:t>
+      </w:r>
+      <w:proofErr w:type="spellStart"/>
+      <w:r>
+        <w:t>ריענון</w:t>
+      </w:r>
+      <w:proofErr w:type="spellEnd"/>
+      <w:r>
+        <w:t xml:space="preserve"> </w:t>
+      </w:r>
+      <w:proofErr w:type="spellStart"/>
+      <w:r>
+        <w:t>מלא</w:t>
+      </w:r>
+      <w:proofErr w:type="spellEnd"/>
+      <w:r>
+        <w:t xml:space="preserve"> </w:t>
+      </w:r>
+      <w:proofErr w:type="spellStart"/>
+      <w:r>
+        <w:t>של</w:t>
+      </w:r>
+      <w:proofErr w:type="spellEnd"/>
+      <w:r>
+        <w:t xml:space="preserve"> </w:t>
+      </w:r>
+      <w:proofErr w:type="spellStart"/>
+      <w:r>
+        <w:t>האפליקציה</w:t>
+      </w:r>
+      <w:proofErr w:type="spellEnd"/>
+      <w:r>
+        <w:t xml:space="preserve"> </w:t>
+      </w:r>
+      <w:proofErr w:type="spellStart"/>
+      <w:r>
+        <w:t>בעת</w:t>
+      </w:r>
+      <w:proofErr w:type="spellEnd"/>
+      <w:r>
+        <w:t xml:space="preserve"> </w:t>
+      </w:r>
+      <w:proofErr w:type="spellStart"/>
+      <w:r>
+        <w:t>ניווט</w:t>
+      </w:r>
+      <w:proofErr w:type="spellEnd"/>
+      <w:r>
+        <w:t xml:space="preserve"> (SPA behavior)</w:t>
       </w:r>
     </w:p>
     <w:p>
@@ -351,7 +1564,7 @@
       </w:pPr>
       <w:r>
         <w:pict w14:anchorId="7D08EA7F">
-          <v:rect id="_x0000_i1504" style="width:0;height:1.5pt" o:hralign="right" o:hrstd="t" o:hr="t"/>
+          <v:rect id="_x0000_i1029" style="width:0;height:1.5pt" o:hralign="right" o:hrstd="t" o:hr="t"/>
         </w:pict>
       </w:r>
     </w:p>
@@ -364,7 +1577,55 @@
       <w:bookmarkEnd w:id="4"/>
       <w:bookmarkEnd w:id="7"/>
       <w:r>
-        <w:t>3.2 מאפיין מערכת – דף רשימת אנשי קשר (Contacts List Page)</w:t>
+        <w:t xml:space="preserve">3.2 </w:t>
+      </w:r>
+      <w:proofErr w:type="spellStart"/>
+      <w:r>
+        <w:t>מאפיין</w:t>
+      </w:r>
+      <w:proofErr w:type="spellEnd"/>
+      <w:r>
+        <w:t xml:space="preserve"> </w:t>
+      </w:r>
+      <w:proofErr w:type="spellStart"/>
+      <w:r>
+        <w:t>מערכת</w:t>
+      </w:r>
+      <w:proofErr w:type="spellEnd"/>
+      <w:r>
+        <w:t xml:space="preserve"> – </w:t>
+      </w:r>
+      <w:proofErr w:type="spellStart"/>
+      <w:r>
+        <w:t>דף</w:t>
+      </w:r>
+      <w:proofErr w:type="spellEnd"/>
+      <w:r>
+        <w:t xml:space="preserve"> </w:t>
+      </w:r>
+      <w:proofErr w:type="spellStart"/>
+      <w:r>
+        <w:t>רשימת</w:t>
+      </w:r>
+      <w:proofErr w:type="spellEnd"/>
+      <w:r>
+        <w:t xml:space="preserve"> </w:t>
+      </w:r>
+      <w:proofErr w:type="spellStart"/>
+      <w:r>
+        <w:t>אנשי</w:t>
+      </w:r>
+      <w:proofErr w:type="spellEnd"/>
+      <w:r>
+        <w:t xml:space="preserve"> </w:t>
+      </w:r>
+      <w:proofErr w:type="spellStart"/>
+      <w:r>
+        <w:t>קשר</w:t>
+      </w:r>
+      <w:proofErr w:type="spellEnd"/>
+      <w:r>
+        <w:t xml:space="preserve"> (Contacts List Page)</w:t>
       </w:r>
     </w:p>
     <w:p>
@@ -374,16 +1635,106 @@
       </w:pPr>
       <w:bookmarkStart w:id="9" w:name="תיאור-ועדיפות-1"/>
       <w:r>
-        <w:t>3.2.1 תיאור ועדיפות</w:t>
-      </w:r>
+        <w:t xml:space="preserve">3.2.1 </w:t>
+      </w:r>
+      <w:proofErr w:type="spellStart"/>
+      <w:r>
+        <w:t>תיאור</w:t>
+      </w:r>
+      <w:proofErr w:type="spellEnd"/>
+      <w:r>
+        <w:t xml:space="preserve"> </w:t>
+      </w:r>
+      <w:proofErr w:type="spellStart"/>
+      <w:r>
+        <w:t>ועדיפות</w:t>
+      </w:r>
+      <w:proofErr w:type="spellEnd"/>
     </w:p>
     <w:p>
       <w:pPr>
         <w:pStyle w:val="FirstParagraph"/>
         <w:bidi/>
       </w:pPr>
-      <w:r>
-        <w:t>דף מרכזי המציג רשימת אנשי קשר קיימים ומאפשר פעולות CRUD וחיפוש.</w:t>
+      <w:proofErr w:type="spellStart"/>
+      <w:r>
+        <w:t>דף</w:t>
+      </w:r>
+      <w:proofErr w:type="spellEnd"/>
+      <w:r>
+        <w:t xml:space="preserve"> </w:t>
+      </w:r>
+      <w:proofErr w:type="spellStart"/>
+      <w:r>
+        <w:t>מרכזי</w:t>
+      </w:r>
+      <w:proofErr w:type="spellEnd"/>
+      <w:r>
+        <w:t xml:space="preserve"> </w:t>
+      </w:r>
+      <w:proofErr w:type="spellStart"/>
+      <w:r>
+        <w:t>המציג</w:t>
+      </w:r>
+      <w:proofErr w:type="spellEnd"/>
+      <w:r>
+        <w:t xml:space="preserve"> </w:t>
+      </w:r>
+      <w:proofErr w:type="spellStart"/>
+      <w:r>
+        <w:t>רשימת</w:t>
+      </w:r>
+      <w:proofErr w:type="spellEnd"/>
+      <w:r>
+        <w:t xml:space="preserve"> </w:t>
+      </w:r>
+      <w:proofErr w:type="spellStart"/>
+      <w:r>
+        <w:t>אנשי</w:t>
+      </w:r>
+      <w:proofErr w:type="spellEnd"/>
+      <w:r>
+        <w:t xml:space="preserve"> </w:t>
+      </w:r>
+      <w:proofErr w:type="spellStart"/>
+      <w:r>
+        <w:t>קשר</w:t>
+      </w:r>
+      <w:proofErr w:type="spellEnd"/>
+      <w:r>
+        <w:t xml:space="preserve"> </w:t>
+      </w:r>
+      <w:proofErr w:type="spellStart"/>
+      <w:r>
+        <w:t>קיימים</w:t>
+      </w:r>
+      <w:proofErr w:type="spellEnd"/>
+      <w:r>
+        <w:t xml:space="preserve"> </w:t>
+      </w:r>
+      <w:proofErr w:type="spellStart"/>
+      <w:r>
+        <w:t>ומאפשר</w:t>
+      </w:r>
+      <w:proofErr w:type="spellEnd"/>
+      <w:r>
+        <w:t xml:space="preserve"> </w:t>
+      </w:r>
+      <w:proofErr w:type="spellStart"/>
+      <w:r>
+        <w:t>פעולות</w:t>
+      </w:r>
+      <w:proofErr w:type="spellEnd"/>
+      <w:r>
+        <w:t xml:space="preserve"> CRUD </w:t>
+      </w:r>
+      <w:proofErr w:type="spellStart"/>
+      <w:r>
+        <w:t>וחיפוש</w:t>
+      </w:r>
+      <w:proofErr w:type="spellEnd"/>
+      <w:r>
+        <w:t>.</w:t>
       </w:r>
     </w:p>
     <w:p>
@@ -391,9 +1742,19 @@
         <w:pStyle w:val="a0"/>
         <w:bidi/>
       </w:pPr>
-      <w:r>
-        <w:t>עדיפות: גבוהה</w:t>
-      </w:r>
+      <w:proofErr w:type="spellStart"/>
+      <w:r>
+        <w:t>עדיפות</w:t>
+      </w:r>
+      <w:proofErr w:type="spellEnd"/>
+      <w:r>
+        <w:t xml:space="preserve">: </w:t>
+      </w:r>
+      <w:proofErr w:type="spellStart"/>
+      <w:r>
+        <w:t>גבוהה</w:t>
+      </w:r>
+      <w:proofErr w:type="spellEnd"/>
     </w:p>
     <w:p>
       <w:pPr>
@@ -403,7 +1764,31 @@
       <w:bookmarkStart w:id="10" w:name="פירוט-תצוגה-ויזואלי-1"/>
       <w:bookmarkEnd w:id="9"/>
       <w:r>
-        <w:t>3.2.2 פירוט תצוגה (ויזואלי)</w:t>
+        <w:t xml:space="preserve">3.2.2 </w:t>
+      </w:r>
+      <w:proofErr w:type="spellStart"/>
+      <w:r>
+        <w:t>פירוט</w:t>
+      </w:r>
+      <w:proofErr w:type="spellEnd"/>
+      <w:r>
+        <w:t xml:space="preserve"> </w:t>
+      </w:r>
+      <w:proofErr w:type="spellStart"/>
+      <w:r>
+        <w:t>תצוגה</w:t>
+      </w:r>
+      <w:proofErr w:type="spellEnd"/>
+      <w:r>
+        <w:t xml:space="preserve"> (</w:t>
+      </w:r>
+      <w:proofErr w:type="spellStart"/>
+      <w:r>
+        <w:t>ויזואלי</w:t>
+      </w:r>
+      <w:proofErr w:type="spellEnd"/>
+      <w:r>
+        <w:t>)</w:t>
       </w:r>
     </w:p>
     <w:p>
@@ -415,8 +1800,21 @@
         </w:numPr>
         <w:bidi/>
       </w:pPr>
-      <w:r>
-        <w:t>כותרת הדף: “Contacts”</w:t>
+      <w:proofErr w:type="spellStart"/>
+      <w:r>
+        <w:t>כותרת</w:t>
+      </w:r>
+      <w:proofErr w:type="spellEnd"/>
+      <w:r>
+        <w:t xml:space="preserve"> </w:t>
+      </w:r>
+      <w:proofErr w:type="spellStart"/>
+      <w:r>
+        <w:t>הדף</w:t>
+      </w:r>
+      <w:proofErr w:type="spellEnd"/>
+      <w:r>
+        <w:t>: “Contacts”</w:t>
       </w:r>
     </w:p>
     <w:p>
@@ -428,9 +1826,59 @@
         </w:numPr>
         <w:bidi/>
       </w:pPr>
-      <w:r>
-        <w:t>מיקום הכותרת: חלק עליון של אזור התוכן</w:t>
-      </w:r>
+      <w:proofErr w:type="spellStart"/>
+      <w:r>
+        <w:t>מיקום</w:t>
+      </w:r>
+      <w:proofErr w:type="spellEnd"/>
+      <w:r>
+        <w:t xml:space="preserve"> </w:t>
+      </w:r>
+      <w:proofErr w:type="spellStart"/>
+      <w:r>
+        <w:t>הכותרת</w:t>
+      </w:r>
+      <w:proofErr w:type="spellEnd"/>
+      <w:r>
+        <w:t xml:space="preserve">: </w:t>
+      </w:r>
+      <w:proofErr w:type="spellStart"/>
+      <w:r>
+        <w:t>חלק</w:t>
+      </w:r>
+      <w:proofErr w:type="spellEnd"/>
+      <w:r>
+        <w:t xml:space="preserve"> </w:t>
+      </w:r>
+      <w:proofErr w:type="spellStart"/>
+      <w:r>
+        <w:t>עליון</w:t>
+      </w:r>
+      <w:proofErr w:type="spellEnd"/>
+      <w:r>
+        <w:t xml:space="preserve"> </w:t>
+      </w:r>
+      <w:proofErr w:type="spellStart"/>
+      <w:r>
+        <w:t>של</w:t>
+      </w:r>
+      <w:proofErr w:type="spellEnd"/>
+      <w:r>
+        <w:t xml:space="preserve"> </w:t>
+      </w:r>
+      <w:proofErr w:type="spellStart"/>
+      <w:r>
+        <w:t>אזור</w:t>
+      </w:r>
+      <w:proofErr w:type="spellEnd"/>
+      <w:r>
+        <w:t xml:space="preserve"> </w:t>
+      </w:r>
+      <w:proofErr w:type="spellStart"/>
+      <w:r>
+        <w:t>התוכן</w:t>
+      </w:r>
+      <w:proofErr w:type="spellEnd"/>
     </w:p>
     <w:p>
       <w:pPr>
@@ -441,8 +1889,21 @@
         </w:numPr>
         <w:bidi/>
       </w:pPr>
-      <w:r>
-        <w:t>שורת חיפוש:</w:t>
+      <w:proofErr w:type="spellStart"/>
+      <w:r>
+        <w:t>שורת</w:t>
+      </w:r>
+      <w:proofErr w:type="spellEnd"/>
+      <w:r>
+        <w:t xml:space="preserve"> </w:t>
+      </w:r>
+      <w:proofErr w:type="spellStart"/>
+      <w:r>
+        <w:t>חיפוש</w:t>
+      </w:r>
+      <w:proofErr w:type="spellEnd"/>
+      <w:r>
+        <w:t>:</w:t>
       </w:r>
     </w:p>
     <w:p>
@@ -454,9 +1915,35 @@
         </w:numPr>
         <w:bidi/>
       </w:pPr>
-      <w:r>
-        <w:t>מיקום: מתחת לכותרת הדף</w:t>
-      </w:r>
+      <w:proofErr w:type="spellStart"/>
+      <w:r>
+        <w:t>מיקום</w:t>
+      </w:r>
+      <w:proofErr w:type="spellEnd"/>
+      <w:r>
+        <w:t xml:space="preserve">: </w:t>
+      </w:r>
+      <w:proofErr w:type="spellStart"/>
+      <w:r>
+        <w:t>מתחת</w:t>
+      </w:r>
+      <w:proofErr w:type="spellEnd"/>
+      <w:r>
+        <w:t xml:space="preserve"> </w:t>
+      </w:r>
+      <w:proofErr w:type="spellStart"/>
+      <w:r>
+        <w:t>לכותרת</w:t>
+      </w:r>
+      <w:proofErr w:type="spellEnd"/>
+      <w:r>
+        <w:t xml:space="preserve"> </w:t>
+      </w:r>
+      <w:proofErr w:type="spellStart"/>
+      <w:r>
+        <w:t>הדף</w:t>
+      </w:r>
+      <w:proofErr w:type="spellEnd"/>
     </w:p>
     <w:p>
       <w:pPr>
@@ -467,9 +1954,27 @@
         </w:numPr>
         <w:bidi/>
       </w:pPr>
-      <w:r>
-        <w:t>שדה טקסט יחיד</w:t>
-      </w:r>
+      <w:proofErr w:type="spellStart"/>
+      <w:r>
+        <w:t>שדה</w:t>
+      </w:r>
+      <w:proofErr w:type="spellEnd"/>
+      <w:r>
+        <w:t xml:space="preserve"> </w:t>
+      </w:r>
+      <w:proofErr w:type="spellStart"/>
+      <w:r>
+        <w:t>טקסט</w:t>
+      </w:r>
+      <w:proofErr w:type="spellEnd"/>
+      <w:r>
+        <w:t xml:space="preserve"> </w:t>
+      </w:r>
+      <w:proofErr w:type="spellStart"/>
+      <w:r>
+        <w:t>יחיד</w:t>
+      </w:r>
+      <w:proofErr w:type="spellEnd"/>
     </w:p>
     <w:p>
       <w:pPr>
@@ -493,8 +1998,13 @@
         </w:numPr>
         <w:bidi/>
       </w:pPr>
-      <w:r>
-        <w:t>כפתור “Add Contact”:</w:t>
+      <w:proofErr w:type="spellStart"/>
+      <w:r>
+        <w:t>כפתור</w:t>
+      </w:r>
+      <w:proofErr w:type="spellEnd"/>
+      <w:r>
+        <w:t xml:space="preserve"> “Add Contact”:</w:t>
       </w:r>
     </w:p>
     <w:p>
@@ -506,9 +2016,35 @@
         </w:numPr>
         <w:bidi/>
       </w:pPr>
-      <w:r>
-        <w:t>מיקום: מתחת לשורת החיפוש</w:t>
-      </w:r>
+      <w:proofErr w:type="spellStart"/>
+      <w:r>
+        <w:t>מיקום</w:t>
+      </w:r>
+      <w:proofErr w:type="spellEnd"/>
+      <w:r>
+        <w:t xml:space="preserve">: </w:t>
+      </w:r>
+      <w:proofErr w:type="spellStart"/>
+      <w:r>
+        <w:t>מתחת</w:t>
+      </w:r>
+      <w:proofErr w:type="spellEnd"/>
+      <w:r>
+        <w:t xml:space="preserve"> </w:t>
+      </w:r>
+      <w:proofErr w:type="spellStart"/>
+      <w:r>
+        <w:t>לשורת</w:t>
+      </w:r>
+      <w:proofErr w:type="spellEnd"/>
+      <w:r>
+        <w:t xml:space="preserve"> </w:t>
+      </w:r>
+      <w:proofErr w:type="spellStart"/>
+      <w:r>
+        <w:t>החיפוש</w:t>
+      </w:r>
+      <w:proofErr w:type="spellEnd"/>
     </w:p>
     <w:p>
       <w:pPr>
@@ -519,9 +2055,19 @@
         </w:numPr>
         <w:bidi/>
       </w:pPr>
-      <w:r>
-        <w:t>צבע: כחול</w:t>
-      </w:r>
+      <w:proofErr w:type="spellStart"/>
+      <w:r>
+        <w:t>צבע</w:t>
+      </w:r>
+      <w:proofErr w:type="spellEnd"/>
+      <w:r>
+        <w:t xml:space="preserve">: </w:t>
+      </w:r>
+      <w:proofErr w:type="spellStart"/>
+      <w:r>
+        <w:t>כחול</w:t>
+      </w:r>
+      <w:proofErr w:type="spellEnd"/>
     </w:p>
     <w:p>
       <w:pPr>
@@ -532,9 +2078,19 @@
         </w:numPr>
         <w:bidi/>
       </w:pPr>
-      <w:r>
-        <w:t>טקסט לבן</w:t>
-      </w:r>
+      <w:proofErr w:type="spellStart"/>
+      <w:r>
+        <w:t>טקסט</w:t>
+      </w:r>
+      <w:proofErr w:type="spellEnd"/>
+      <w:r>
+        <w:t xml:space="preserve"> </w:t>
+      </w:r>
+      <w:proofErr w:type="spellStart"/>
+      <w:r>
+        <w:t>לבן</w:t>
+      </w:r>
+      <w:proofErr w:type="spellEnd"/>
     </w:p>
     <w:p>
       <w:pPr>
@@ -545,8 +2101,13 @@
         </w:numPr>
         <w:bidi/>
       </w:pPr>
-      <w:r>
-        <w:t>טבלה:</w:t>
+      <w:proofErr w:type="spellStart"/>
+      <w:r>
+        <w:t>טבלה</w:t>
+      </w:r>
+      <w:proofErr w:type="spellEnd"/>
+      <w:r>
+        <w:t>:</w:t>
       </w:r>
     </w:p>
     <w:p>
@@ -558,8 +2119,13 @@
         </w:numPr>
         <w:bidi/>
       </w:pPr>
-      <w:r>
-        <w:t>עמודות:</w:t>
+      <w:proofErr w:type="spellStart"/>
+      <w:r>
+        <w:t>עמודות</w:t>
+      </w:r>
+      <w:proofErr w:type="spellEnd"/>
+      <w:r>
+        <w:t>:</w:t>
       </w:r>
     </w:p>
     <w:p>
@@ -623,9 +2189,51 @@
         </w:numPr>
         <w:bidi/>
       </w:pPr>
-      <w:r>
-        <w:t>צבע שורות: לבן / אפור בהיר לסירוגין</w:t>
-      </w:r>
+      <w:proofErr w:type="spellStart"/>
+      <w:r>
+        <w:t>צבע</w:t>
+      </w:r>
+      <w:proofErr w:type="spellEnd"/>
+      <w:r>
+        <w:t xml:space="preserve"> </w:t>
+      </w:r>
+      <w:proofErr w:type="spellStart"/>
+      <w:r>
+        <w:t>שורות</w:t>
+      </w:r>
+      <w:proofErr w:type="spellEnd"/>
+      <w:r>
+        <w:t xml:space="preserve">: </w:t>
+      </w:r>
+      <w:proofErr w:type="spellStart"/>
+      <w:r>
+        <w:t>לבן</w:t>
+      </w:r>
+      <w:proofErr w:type="spellEnd"/>
+      <w:r>
+        <w:t xml:space="preserve"> / </w:t>
+      </w:r>
+      <w:proofErr w:type="spellStart"/>
+      <w:r>
+        <w:t>אפור</w:t>
+      </w:r>
+      <w:proofErr w:type="spellEnd"/>
+      <w:r>
+        <w:t xml:space="preserve"> </w:t>
+      </w:r>
+      <w:proofErr w:type="spellStart"/>
+      <w:r>
+        <w:t>בהיר</w:t>
+      </w:r>
+      <w:proofErr w:type="spellEnd"/>
+      <w:r>
+        <w:t xml:space="preserve"> </w:t>
+      </w:r>
+      <w:proofErr w:type="spellStart"/>
+      <w:r>
+        <w:t>לסירוגין</w:t>
+      </w:r>
+      <w:proofErr w:type="spellEnd"/>
     </w:p>
     <w:p>
       <w:pPr>
@@ -636,8 +2244,13 @@
         </w:numPr>
         <w:bidi/>
       </w:pPr>
-      <w:r>
-        <w:t>כפתורי Actions:</w:t>
+      <w:proofErr w:type="spellStart"/>
+      <w:r>
+        <w:t>כפתורי</w:t>
+      </w:r>
+      <w:proofErr w:type="spellEnd"/>
+      <w:r>
+        <w:t xml:space="preserve"> Actions:</w:t>
       </w:r>
     </w:p>
     <w:p>
@@ -650,7 +2263,15 @@
         <w:bidi/>
       </w:pPr>
       <w:r>
-        <w:t>Edit (כחול)</w:t>
+        <w:t>Edit (</w:t>
+      </w:r>
+      <w:proofErr w:type="spellStart"/>
+      <w:r>
+        <w:t>כחול</w:t>
+      </w:r>
+      <w:proofErr w:type="spellEnd"/>
+      <w:r>
+        <w:t>)</w:t>
       </w:r>
     </w:p>
     <w:p>
@@ -663,7 +2284,15 @@
         <w:bidi/>
       </w:pPr>
       <w:r>
-        <w:t>Delete (אדום)</w:t>
+        <w:t>Delete (</w:t>
+      </w:r>
+      <w:proofErr w:type="spellStart"/>
+      <w:r>
+        <w:t>אדום</w:t>
+      </w:r>
+      <w:proofErr w:type="spellEnd"/>
+      <w:r>
+        <w:t>)</w:t>
       </w:r>
     </w:p>
     <w:p>
@@ -674,8 +2303,21 @@
       <w:bookmarkStart w:id="11" w:name="דרישות-פונקציונליות-1"/>
       <w:bookmarkEnd w:id="10"/>
       <w:r>
-        <w:t>3.2.3 דרישות פונקציונליות</w:t>
-      </w:r>
+        <w:t xml:space="preserve">3.2.3 </w:t>
+      </w:r>
+      <w:proofErr w:type="spellStart"/>
+      <w:r>
+        <w:t>דרישות</w:t>
+      </w:r>
+      <w:proofErr w:type="spellEnd"/>
+      <w:r>
+        <w:t xml:space="preserve"> </w:t>
+      </w:r>
+      <w:proofErr w:type="spellStart"/>
+      <w:r>
+        <w:t>פונקציונליות</w:t>
+      </w:r>
+      <w:proofErr w:type="spellEnd"/>
     </w:p>
     <w:p>
       <w:pPr>
@@ -686,9 +2328,75 @@
         </w:numPr>
         <w:bidi/>
       </w:pPr>
-      <w:r>
-        <w:t>בעת טעינת הדף מוצגת רשימת אנשי קשר ברירת מחדל</w:t>
-      </w:r>
+      <w:proofErr w:type="spellStart"/>
+      <w:r>
+        <w:t>בעת</w:t>
+      </w:r>
+      <w:proofErr w:type="spellEnd"/>
+      <w:r>
+        <w:t xml:space="preserve"> </w:t>
+      </w:r>
+      <w:proofErr w:type="spellStart"/>
+      <w:r>
+        <w:t>טעינת</w:t>
+      </w:r>
+      <w:proofErr w:type="spellEnd"/>
+      <w:r>
+        <w:t xml:space="preserve"> </w:t>
+      </w:r>
+      <w:proofErr w:type="spellStart"/>
+      <w:r>
+        <w:t>הדף</w:t>
+      </w:r>
+      <w:proofErr w:type="spellEnd"/>
+      <w:r>
+        <w:t xml:space="preserve"> </w:t>
+      </w:r>
+      <w:proofErr w:type="spellStart"/>
+      <w:r>
+        <w:t>מוצגת</w:t>
+      </w:r>
+      <w:proofErr w:type="spellEnd"/>
+      <w:r>
+        <w:t xml:space="preserve"> </w:t>
+      </w:r>
+      <w:proofErr w:type="spellStart"/>
+      <w:r>
+        <w:t>רשימת</w:t>
+      </w:r>
+      <w:proofErr w:type="spellEnd"/>
+      <w:r>
+        <w:t xml:space="preserve"> </w:t>
+      </w:r>
+      <w:proofErr w:type="spellStart"/>
+      <w:r>
+        <w:t>אנשי</w:t>
+      </w:r>
+      <w:proofErr w:type="spellEnd"/>
+      <w:r>
+        <w:t xml:space="preserve"> </w:t>
+      </w:r>
+      <w:proofErr w:type="spellStart"/>
+      <w:r>
+        <w:t>קשר</w:t>
+      </w:r>
+      <w:proofErr w:type="spellEnd"/>
+      <w:r>
+        <w:t xml:space="preserve"> </w:t>
+      </w:r>
+      <w:proofErr w:type="spellStart"/>
+      <w:r>
+        <w:t>ברירת</w:t>
+      </w:r>
+      <w:proofErr w:type="spellEnd"/>
+      <w:r>
+        <w:t xml:space="preserve"> </w:t>
+      </w:r>
+      <w:proofErr w:type="spellStart"/>
+      <w:r>
+        <w:t>מחדל</w:t>
+      </w:r>
+      <w:proofErr w:type="spellEnd"/>
     </w:p>
     <w:p>
       <w:pPr>
@@ -699,8 +2407,21 @@
         </w:numPr>
         <w:bidi/>
       </w:pPr>
-      <w:r>
-        <w:t>שורת החיפוש:</w:t>
+      <w:proofErr w:type="spellStart"/>
+      <w:r>
+        <w:t>שורת</w:t>
+      </w:r>
+      <w:proofErr w:type="spellEnd"/>
+      <w:r>
+        <w:t xml:space="preserve"> </w:t>
+      </w:r>
+      <w:proofErr w:type="spellStart"/>
+      <w:r>
+        <w:t>החיפוש</w:t>
+      </w:r>
+      <w:proofErr w:type="spellEnd"/>
+      <w:r>
+        <w:t>:</w:t>
       </w:r>
     </w:p>
     <w:p>
@@ -712,9 +2433,51 @@
         </w:numPr>
         <w:bidi/>
       </w:pPr>
-      <w:r>
-        <w:t>סינון אנשי קשר לפי טקסט מוקלד</w:t>
-      </w:r>
+      <w:proofErr w:type="spellStart"/>
+      <w:r>
+        <w:t>סינון</w:t>
+      </w:r>
+      <w:proofErr w:type="spellEnd"/>
+      <w:r>
+        <w:t xml:space="preserve"> </w:t>
+      </w:r>
+      <w:proofErr w:type="spellStart"/>
+      <w:r>
+        <w:t>אנשי</w:t>
+      </w:r>
+      <w:proofErr w:type="spellEnd"/>
+      <w:r>
+        <w:t xml:space="preserve"> </w:t>
+      </w:r>
+      <w:proofErr w:type="spellStart"/>
+      <w:r>
+        <w:t>קשר</w:t>
+      </w:r>
+      <w:proofErr w:type="spellEnd"/>
+      <w:r>
+        <w:t xml:space="preserve"> </w:t>
+      </w:r>
+      <w:proofErr w:type="spellStart"/>
+      <w:r>
+        <w:t>לפי</w:t>
+      </w:r>
+      <w:proofErr w:type="spellEnd"/>
+      <w:r>
+        <w:t xml:space="preserve"> </w:t>
+      </w:r>
+      <w:proofErr w:type="spellStart"/>
+      <w:r>
+        <w:t>טקסט</w:t>
+      </w:r>
+      <w:proofErr w:type="spellEnd"/>
+      <w:r>
+        <w:t xml:space="preserve"> </w:t>
+      </w:r>
+      <w:proofErr w:type="spellStart"/>
+      <w:r>
+        <w:t>מוקלד</w:t>
+      </w:r>
+      <w:proofErr w:type="spellEnd"/>
     </w:p>
     <w:p>
       <w:pPr>
@@ -725,10 +2488,36 @@
         </w:numPr>
         <w:bidi/>
       </w:pPr>
+      <w:proofErr w:type="spellStart"/>
       <w:r>
         <w:lastRenderedPageBreak/>
-        <w:t>החיפוש מתבצע בזמן אמת</w:t>
-      </w:r>
+        <w:t>החיפוש</w:t>
+      </w:r>
+      <w:proofErr w:type="spellEnd"/>
+      <w:r>
+        <w:t xml:space="preserve"> </w:t>
+      </w:r>
+      <w:proofErr w:type="spellStart"/>
+      <w:r>
+        <w:t>מתבצע</w:t>
+      </w:r>
+      <w:proofErr w:type="spellEnd"/>
+      <w:r>
+        <w:t xml:space="preserve"> </w:t>
+      </w:r>
+      <w:proofErr w:type="spellStart"/>
+      <w:r>
+        <w:t>בזמן</w:t>
+      </w:r>
+      <w:proofErr w:type="spellEnd"/>
+      <w:r>
+        <w:t xml:space="preserve"> </w:t>
+      </w:r>
+      <w:proofErr w:type="spellStart"/>
+      <w:r>
+        <w:t>אמת</w:t>
+      </w:r>
+      <w:proofErr w:type="spellEnd"/>
     </w:p>
     <w:p>
       <w:pPr>
@@ -739,9 +2528,35 @@
         </w:numPr>
         <w:bidi/>
       </w:pPr>
-      <w:r>
-        <w:t>החיפוש אינו תלוי רישיות</w:t>
-      </w:r>
+      <w:proofErr w:type="spellStart"/>
+      <w:r>
+        <w:t>החיפוש</w:t>
+      </w:r>
+      <w:proofErr w:type="spellEnd"/>
+      <w:r>
+        <w:t xml:space="preserve"> </w:t>
+      </w:r>
+      <w:proofErr w:type="spellStart"/>
+      <w:r>
+        <w:t>אינו</w:t>
+      </w:r>
+      <w:proofErr w:type="spellEnd"/>
+      <w:r>
+        <w:t xml:space="preserve"> </w:t>
+      </w:r>
+      <w:proofErr w:type="spellStart"/>
+      <w:r>
+        <w:t>תלוי</w:t>
+      </w:r>
+      <w:proofErr w:type="spellEnd"/>
+      <w:r>
+        <w:t xml:space="preserve"> </w:t>
+      </w:r>
+      <w:proofErr w:type="spellStart"/>
+      <w:r>
+        <w:t>רישיות</w:t>
+      </w:r>
+      <w:proofErr w:type="spellEnd"/>
     </w:p>
     <w:p>
       <w:pPr>
@@ -752,9 +2567,51 @@
         </w:numPr>
         <w:bidi/>
       </w:pPr>
-      <w:r>
-        <w:t>הנתונים אינם נשמרים בבסיס נתונים קבוע</w:t>
-      </w:r>
+      <w:proofErr w:type="spellStart"/>
+      <w:r>
+        <w:t>הנתונים</w:t>
+      </w:r>
+      <w:proofErr w:type="spellEnd"/>
+      <w:r>
+        <w:t xml:space="preserve"> </w:t>
+      </w:r>
+      <w:proofErr w:type="spellStart"/>
+      <w:r>
+        <w:t>אינם</w:t>
+      </w:r>
+      <w:proofErr w:type="spellEnd"/>
+      <w:r>
+        <w:t xml:space="preserve"> </w:t>
+      </w:r>
+      <w:proofErr w:type="spellStart"/>
+      <w:r>
+        <w:t>נשמרים</w:t>
+      </w:r>
+      <w:proofErr w:type="spellEnd"/>
+      <w:r>
+        <w:t xml:space="preserve"> </w:t>
+      </w:r>
+      <w:proofErr w:type="spellStart"/>
+      <w:r>
+        <w:t>בבסיס</w:t>
+      </w:r>
+      <w:proofErr w:type="spellEnd"/>
+      <w:r>
+        <w:t xml:space="preserve"> </w:t>
+      </w:r>
+      <w:proofErr w:type="spellStart"/>
+      <w:r>
+        <w:t>נתונים</w:t>
+      </w:r>
+      <w:proofErr w:type="spellEnd"/>
+      <w:r>
+        <w:t xml:space="preserve"> </w:t>
+      </w:r>
+      <w:proofErr w:type="spellStart"/>
+      <w:r>
+        <w:t>קבוע</w:t>
+      </w:r>
+      <w:proofErr w:type="spellEnd"/>
     </w:p>
     <w:p>
       <w:pPr>
@@ -765,8 +2622,21 @@
         </w:numPr>
         <w:bidi/>
       </w:pPr>
-      <w:r>
-        <w:t>רענון הדף (Refresh):</w:t>
+      <w:proofErr w:type="spellStart"/>
+      <w:r>
+        <w:t>רענון</w:t>
+      </w:r>
+      <w:proofErr w:type="spellEnd"/>
+      <w:r>
+        <w:t xml:space="preserve"> </w:t>
+      </w:r>
+      <w:proofErr w:type="spellStart"/>
+      <w:r>
+        <w:t>הדף</w:t>
+      </w:r>
+      <w:proofErr w:type="spellEnd"/>
+      <w:r>
+        <w:t xml:space="preserve"> (Refresh):</w:t>
       </w:r>
     </w:p>
     <w:p>
@@ -778,9 +2648,43 @@
         </w:numPr>
         <w:bidi/>
       </w:pPr>
-      <w:r>
-        <w:t>מחזיר את הרשימה למצבה ההתחלתי</w:t>
-      </w:r>
+      <w:proofErr w:type="spellStart"/>
+      <w:r>
+        <w:t>מחזיר</w:t>
+      </w:r>
+      <w:proofErr w:type="spellEnd"/>
+      <w:r>
+        <w:t xml:space="preserve"> </w:t>
+      </w:r>
+      <w:proofErr w:type="spellStart"/>
+      <w:r>
+        <w:t>את</w:t>
+      </w:r>
+      <w:proofErr w:type="spellEnd"/>
+      <w:r>
+        <w:t xml:space="preserve"> </w:t>
+      </w:r>
+      <w:proofErr w:type="spellStart"/>
+      <w:r>
+        <w:t>הרשימה</w:t>
+      </w:r>
+      <w:proofErr w:type="spellEnd"/>
+      <w:r>
+        <w:t xml:space="preserve"> </w:t>
+      </w:r>
+      <w:proofErr w:type="spellStart"/>
+      <w:r>
+        <w:t>למצבה</w:t>
+      </w:r>
+      <w:proofErr w:type="spellEnd"/>
+      <w:r>
+        <w:t xml:space="preserve"> </w:t>
+      </w:r>
+      <w:proofErr w:type="spellStart"/>
+      <w:r>
+        <w:t>ההתחלתי</w:t>
+      </w:r>
+      <w:proofErr w:type="spellEnd"/>
     </w:p>
     <w:p>
       <w:pPr>
@@ -791,9 +2695,59 @@
         </w:numPr>
         <w:bidi/>
       </w:pPr>
-      <w:r>
-        <w:t>כל אנשי קשר שנוספו ידנית נעלמים</w:t>
-      </w:r>
+      <w:proofErr w:type="spellStart"/>
+      <w:r>
+        <w:t>כל</w:t>
+      </w:r>
+      <w:proofErr w:type="spellEnd"/>
+      <w:r>
+        <w:t xml:space="preserve"> </w:t>
+      </w:r>
+      <w:proofErr w:type="spellStart"/>
+      <w:r>
+        <w:t>אנשי</w:t>
+      </w:r>
+      <w:proofErr w:type="spellEnd"/>
+      <w:r>
+        <w:t xml:space="preserve"> </w:t>
+      </w:r>
+      <w:proofErr w:type="spellStart"/>
+      <w:r>
+        <w:t>קשר</w:t>
+      </w:r>
+      <w:proofErr w:type="spellEnd"/>
+      <w:r>
+        <w:t xml:space="preserve"> </w:t>
+      </w:r>
+      <w:proofErr w:type="spellStart"/>
+      <w:r>
+        <w:t>שנוספו</w:t>
+      </w:r>
+      <w:proofErr w:type="spellEnd"/>
+      <w:r>
+        <w:rPr>
+          <w:rFonts w:hint="cs"/>
+          <w:rtl/>
+          <w:lang w:bidi="he-IL"/>
+        </w:rPr>
+        <w:t xml:space="preserve">\נמחקו </w:t>
+      </w:r>
+      <w:r>
+        <w:t xml:space="preserve"> </w:t>
+      </w:r>
+      <w:proofErr w:type="spellStart"/>
+      <w:r>
+        <w:t>ידנית</w:t>
+      </w:r>
+      <w:proofErr w:type="spellEnd"/>
+      <w:r>
+        <w:t xml:space="preserve"> </w:t>
+      </w:r>
+      <w:proofErr w:type="spellStart"/>
+      <w:r>
+        <w:t>נעלמים</w:t>
+      </w:r>
+      <w:proofErr w:type="spellEnd"/>
     </w:p>
     <w:p>
       <w:pPr>
@@ -804,8 +2758,21 @@
         </w:numPr>
         <w:bidi/>
       </w:pPr>
-      <w:r>
-        <w:t>לחיצה על Add Contact:</w:t>
+      <w:proofErr w:type="spellStart"/>
+      <w:r>
+        <w:t>לחיצה</w:t>
+      </w:r>
+      <w:proofErr w:type="spellEnd"/>
+      <w:r>
+        <w:t xml:space="preserve"> </w:t>
+      </w:r>
+      <w:proofErr w:type="spellStart"/>
+      <w:r>
+        <w:t>על</w:t>
+      </w:r>
+      <w:proofErr w:type="spellEnd"/>
+      <w:r>
+        <w:t xml:space="preserve"> Add Contact:</w:t>
       </w:r>
     </w:p>
     <w:p>
@@ -817,9 +2784,43 @@
         </w:numPr>
         <w:bidi/>
       </w:pPr>
-      <w:r>
-        <w:t>מנווטת לדף הוספת איש קשר</w:t>
-      </w:r>
+      <w:proofErr w:type="spellStart"/>
+      <w:r>
+        <w:t>מנווטת</w:t>
+      </w:r>
+      <w:proofErr w:type="spellEnd"/>
+      <w:r>
+        <w:t xml:space="preserve"> </w:t>
+      </w:r>
+      <w:proofErr w:type="spellStart"/>
+      <w:r>
+        <w:t>לדף</w:t>
+      </w:r>
+      <w:proofErr w:type="spellEnd"/>
+      <w:r>
+        <w:t xml:space="preserve"> </w:t>
+      </w:r>
+      <w:proofErr w:type="spellStart"/>
+      <w:r>
+        <w:t>הוספת</w:t>
+      </w:r>
+      <w:proofErr w:type="spellEnd"/>
+      <w:r>
+        <w:t xml:space="preserve"> </w:t>
+      </w:r>
+      <w:proofErr w:type="spellStart"/>
+      <w:r>
+        <w:t>איש</w:t>
+      </w:r>
+      <w:proofErr w:type="spellEnd"/>
+      <w:r>
+        <w:t xml:space="preserve"> </w:t>
+      </w:r>
+      <w:proofErr w:type="spellStart"/>
+      <w:r>
+        <w:t>קשר</w:t>
+      </w:r>
+      <w:proofErr w:type="spellEnd"/>
     </w:p>
     <w:p>
       <w:pPr>
@@ -830,8 +2831,21 @@
         </w:numPr>
         <w:bidi/>
       </w:pPr>
-      <w:r>
-        <w:t>לחיצה על Edit:</w:t>
+      <w:proofErr w:type="spellStart"/>
+      <w:r>
+        <w:t>לחיצה</w:t>
+      </w:r>
+      <w:proofErr w:type="spellEnd"/>
+      <w:r>
+        <w:t xml:space="preserve"> </w:t>
+      </w:r>
+      <w:proofErr w:type="spellStart"/>
+      <w:r>
+        <w:t>על</w:t>
+      </w:r>
+      <w:proofErr w:type="spellEnd"/>
+      <w:r>
+        <w:t xml:space="preserve"> Edit:</w:t>
       </w:r>
     </w:p>
     <w:p>
@@ -843,9 +2857,43 @@
         </w:numPr>
         <w:bidi/>
       </w:pPr>
-      <w:r>
-        <w:t>מנווטת לדף עריכת איש קשר</w:t>
-      </w:r>
+      <w:proofErr w:type="spellStart"/>
+      <w:r>
+        <w:t>מנווטת</w:t>
+      </w:r>
+      <w:proofErr w:type="spellEnd"/>
+      <w:r>
+        <w:t xml:space="preserve"> </w:t>
+      </w:r>
+      <w:proofErr w:type="spellStart"/>
+      <w:r>
+        <w:t>לדף</w:t>
+      </w:r>
+      <w:proofErr w:type="spellEnd"/>
+      <w:r>
+        <w:t xml:space="preserve"> </w:t>
+      </w:r>
+      <w:proofErr w:type="spellStart"/>
+      <w:r>
+        <w:t>עריכת</w:t>
+      </w:r>
+      <w:proofErr w:type="spellEnd"/>
+      <w:r>
+        <w:t xml:space="preserve"> </w:t>
+      </w:r>
+      <w:proofErr w:type="spellStart"/>
+      <w:r>
+        <w:t>איש</w:t>
+      </w:r>
+      <w:proofErr w:type="spellEnd"/>
+      <w:r>
+        <w:t xml:space="preserve"> </w:t>
+      </w:r>
+      <w:proofErr w:type="spellStart"/>
+      <w:r>
+        <w:t>קשר</w:t>
+      </w:r>
+      <w:proofErr w:type="spellEnd"/>
     </w:p>
     <w:p>
       <w:pPr>
@@ -856,8 +2904,21 @@
         </w:numPr>
         <w:bidi/>
       </w:pPr>
-      <w:r>
-        <w:t>לחיצה על Delete:</w:t>
+      <w:proofErr w:type="spellStart"/>
+      <w:r>
+        <w:t>לחיצה</w:t>
+      </w:r>
+      <w:proofErr w:type="spellEnd"/>
+      <w:r>
+        <w:t xml:space="preserve"> </w:t>
+      </w:r>
+      <w:proofErr w:type="spellStart"/>
+      <w:r>
+        <w:t>על</w:t>
+      </w:r>
+      <w:proofErr w:type="spellEnd"/>
+      <w:r>
+        <w:t xml:space="preserve"> Delete:</w:t>
       </w:r>
     </w:p>
     <w:p>
@@ -869,9 +2930,51 @@
         </w:numPr>
         <w:bidi/>
       </w:pPr>
-      <w:r>
-        <w:t>מוחקת את איש הקשר מהרשימה מיידית</w:t>
-      </w:r>
+      <w:proofErr w:type="spellStart"/>
+      <w:r>
+        <w:t>מוחקת</w:t>
+      </w:r>
+      <w:proofErr w:type="spellEnd"/>
+      <w:r>
+        <w:t xml:space="preserve"> </w:t>
+      </w:r>
+      <w:proofErr w:type="spellStart"/>
+      <w:r>
+        <w:t>את</w:t>
+      </w:r>
+      <w:proofErr w:type="spellEnd"/>
+      <w:r>
+        <w:t xml:space="preserve"> </w:t>
+      </w:r>
+      <w:proofErr w:type="spellStart"/>
+      <w:r>
+        <w:t>איש</w:t>
+      </w:r>
+      <w:proofErr w:type="spellEnd"/>
+      <w:r>
+        <w:t xml:space="preserve"> </w:t>
+      </w:r>
+      <w:proofErr w:type="spellStart"/>
+      <w:r>
+        <w:t>הקשר</w:t>
+      </w:r>
+      <w:proofErr w:type="spellEnd"/>
+      <w:r>
+        <w:t xml:space="preserve"> </w:t>
+      </w:r>
+      <w:proofErr w:type="spellStart"/>
+      <w:r>
+        <w:t>מהרשימה</w:t>
+      </w:r>
+      <w:proofErr w:type="spellEnd"/>
+      <w:r>
+        <w:t xml:space="preserve"> </w:t>
+      </w:r>
+      <w:proofErr w:type="spellStart"/>
+      <w:r>
+        <w:t>מיידית</w:t>
+      </w:r>
+      <w:proofErr w:type="spellEnd"/>
     </w:p>
     <w:p>
       <w:pPr>
@@ -882,9 +2985,27 @@
         </w:numPr>
         <w:bidi/>
       </w:pPr>
-      <w:r>
-        <w:t>ללא חלון אישור</w:t>
-      </w:r>
+      <w:proofErr w:type="spellStart"/>
+      <w:r>
+        <w:t>ללא</w:t>
+      </w:r>
+      <w:proofErr w:type="spellEnd"/>
+      <w:r>
+        <w:t xml:space="preserve"> </w:t>
+      </w:r>
+      <w:proofErr w:type="spellStart"/>
+      <w:r>
+        <w:t>חלון</w:t>
+      </w:r>
+      <w:proofErr w:type="spellEnd"/>
+      <w:r>
+        <w:t xml:space="preserve"> </w:t>
+      </w:r>
+      <w:proofErr w:type="spellStart"/>
+      <w:r>
+        <w:t>אישור</w:t>
+      </w:r>
+      <w:proofErr w:type="spellEnd"/>
     </w:p>
     <w:p>
       <w:pPr>
@@ -892,7 +3013,7 @@
       </w:pPr>
       <w:r>
         <w:pict w14:anchorId="5A18F283">
-          <v:rect id="_x0000_i1505" style="width:0;height:1.5pt" o:hralign="right" o:hrstd="t" o:hr="t"/>
+          <v:rect id="_x0000_i1030" style="width:0;height:1.5pt" o:hralign="right" o:hrstd="t" o:hr="t"/>
         </w:pict>
       </w:r>
     </w:p>
@@ -905,7 +3026,47 @@
       <w:bookmarkEnd w:id="8"/>
       <w:bookmarkEnd w:id="11"/>
       <w:r>
-        <w:t>3.3 מאפיין מערכת – הוספת איש קשר (Add Contact Page)</w:t>
+        <w:t xml:space="preserve">3.3 </w:t>
+      </w:r>
+      <w:proofErr w:type="spellStart"/>
+      <w:r>
+        <w:t>מאפיין</w:t>
+      </w:r>
+      <w:proofErr w:type="spellEnd"/>
+      <w:r>
+        <w:t xml:space="preserve"> </w:t>
+      </w:r>
+      <w:proofErr w:type="spellStart"/>
+      <w:r>
+        <w:t>מערכת</w:t>
+      </w:r>
+      <w:proofErr w:type="spellEnd"/>
+      <w:r>
+        <w:t xml:space="preserve"> – </w:t>
+      </w:r>
+      <w:proofErr w:type="spellStart"/>
+      <w:r>
+        <w:t>הוספת</w:t>
+      </w:r>
+      <w:proofErr w:type="spellEnd"/>
+      <w:r>
+        <w:t xml:space="preserve"> </w:t>
+      </w:r>
+      <w:proofErr w:type="spellStart"/>
+      <w:r>
+        <w:t>איש</w:t>
+      </w:r>
+      <w:proofErr w:type="spellEnd"/>
+      <w:r>
+        <w:t xml:space="preserve"> </w:t>
+      </w:r>
+      <w:proofErr w:type="spellStart"/>
+      <w:r>
+        <w:t>קשר</w:t>
+      </w:r>
+      <w:proofErr w:type="spellEnd"/>
+      <w:r>
+        <w:t xml:space="preserve"> (Add Contact Page)</w:t>
       </w:r>
     </w:p>
     <w:p>
@@ -915,16 +3076,82 @@
       </w:pPr>
       <w:bookmarkStart w:id="13" w:name="תיאור-ועדיפות-2"/>
       <w:r>
-        <w:t>3.3.1 תיאור ועדיפות</w:t>
-      </w:r>
+        <w:t xml:space="preserve">3.3.1 </w:t>
+      </w:r>
+      <w:proofErr w:type="spellStart"/>
+      <w:r>
+        <w:t>תיאור</w:t>
+      </w:r>
+      <w:proofErr w:type="spellEnd"/>
+      <w:r>
+        <w:t xml:space="preserve"> </w:t>
+      </w:r>
+      <w:proofErr w:type="spellStart"/>
+      <w:r>
+        <w:t>ועדיפות</w:t>
+      </w:r>
+      <w:proofErr w:type="spellEnd"/>
     </w:p>
     <w:p>
       <w:pPr>
         <w:pStyle w:val="FirstParagraph"/>
         <w:bidi/>
       </w:pPr>
-      <w:r>
-        <w:t>דף להזנת פרטים של איש קשר חדש.</w:t>
+      <w:proofErr w:type="spellStart"/>
+      <w:r>
+        <w:t>דף</w:t>
+      </w:r>
+      <w:proofErr w:type="spellEnd"/>
+      <w:r>
+        <w:t xml:space="preserve"> </w:t>
+      </w:r>
+      <w:proofErr w:type="spellStart"/>
+      <w:r>
+        <w:t>להזנת</w:t>
+      </w:r>
+      <w:proofErr w:type="spellEnd"/>
+      <w:r>
+        <w:t xml:space="preserve"> </w:t>
+      </w:r>
+      <w:proofErr w:type="spellStart"/>
+      <w:r>
+        <w:t>פרטים</w:t>
+      </w:r>
+      <w:proofErr w:type="spellEnd"/>
+      <w:r>
+        <w:t xml:space="preserve"> </w:t>
+      </w:r>
+      <w:proofErr w:type="spellStart"/>
+      <w:r>
+        <w:t>של</w:t>
+      </w:r>
+      <w:proofErr w:type="spellEnd"/>
+      <w:r>
+        <w:t xml:space="preserve"> </w:t>
+      </w:r>
+      <w:proofErr w:type="spellStart"/>
+      <w:r>
+        <w:t>איש</w:t>
+      </w:r>
+      <w:proofErr w:type="spellEnd"/>
+      <w:r>
+        <w:t xml:space="preserve"> </w:t>
+      </w:r>
+      <w:proofErr w:type="spellStart"/>
+      <w:r>
+        <w:t>קשר</w:t>
+      </w:r>
+      <w:proofErr w:type="spellEnd"/>
+      <w:r>
+        <w:t xml:space="preserve"> </w:t>
+      </w:r>
+      <w:proofErr w:type="spellStart"/>
+      <w:r>
+        <w:t>חדש</w:t>
+      </w:r>
+      <w:proofErr w:type="spellEnd"/>
+      <w:r>
+        <w:t>.</w:t>
       </w:r>
     </w:p>
     <w:p>
@@ -932,9 +3159,19 @@
         <w:pStyle w:val="a0"/>
         <w:bidi/>
       </w:pPr>
-      <w:r>
-        <w:t>עדיפות: גבוהה</w:t>
-      </w:r>
+      <w:proofErr w:type="spellStart"/>
+      <w:r>
+        <w:t>עדיפות</w:t>
+      </w:r>
+      <w:proofErr w:type="spellEnd"/>
+      <w:r>
+        <w:t xml:space="preserve">: </w:t>
+      </w:r>
+      <w:proofErr w:type="spellStart"/>
+      <w:r>
+        <w:t>גבוהה</w:t>
+      </w:r>
+      <w:proofErr w:type="spellEnd"/>
     </w:p>
     <w:p>
       <w:pPr>
@@ -944,7 +3181,31 @@
       <w:bookmarkStart w:id="14" w:name="פירוט-תצוגה-ויזואלי-2"/>
       <w:bookmarkEnd w:id="13"/>
       <w:r>
-        <w:t>3.3.2 פירוט תצוגה (ויזואלי)</w:t>
+        <w:t xml:space="preserve">3.3.2 </w:t>
+      </w:r>
+      <w:proofErr w:type="spellStart"/>
+      <w:r>
+        <w:t>פירוט</w:t>
+      </w:r>
+      <w:proofErr w:type="spellEnd"/>
+      <w:r>
+        <w:t xml:space="preserve"> </w:t>
+      </w:r>
+      <w:proofErr w:type="spellStart"/>
+      <w:r>
+        <w:t>תצוגה</w:t>
+      </w:r>
+      <w:proofErr w:type="spellEnd"/>
+      <w:r>
+        <w:t xml:space="preserve"> (</w:t>
+      </w:r>
+      <w:proofErr w:type="spellStart"/>
+      <w:r>
+        <w:t>ויזואלי</w:t>
+      </w:r>
+      <w:proofErr w:type="spellEnd"/>
+      <w:r>
+        <w:t>)</w:t>
       </w:r>
     </w:p>
     <w:p>
@@ -956,8 +3217,13 @@
         </w:numPr>
         <w:bidi/>
       </w:pPr>
-      <w:r>
-        <w:t>כותרת: “Add Contact”</w:t>
+      <w:proofErr w:type="spellStart"/>
+      <w:r>
+        <w:t>כותרת</w:t>
+      </w:r>
+      <w:proofErr w:type="spellEnd"/>
+      <w:r>
+        <w:t>: “Add Contact”</w:t>
       </w:r>
     </w:p>
     <w:p>
@@ -969,9 +3235,27 @@
         </w:numPr>
         <w:bidi/>
       </w:pPr>
-      <w:r>
-        <w:t>טופס ממורכז בעמוד</w:t>
-      </w:r>
+      <w:proofErr w:type="spellStart"/>
+      <w:r>
+        <w:t>טופס</w:t>
+      </w:r>
+      <w:proofErr w:type="spellEnd"/>
+      <w:r>
+        <w:t xml:space="preserve"> </w:t>
+      </w:r>
+      <w:proofErr w:type="spellStart"/>
+      <w:r>
+        <w:t>ממורכז</w:t>
+      </w:r>
+      <w:proofErr w:type="spellEnd"/>
+      <w:r>
+        <w:t xml:space="preserve"> </w:t>
+      </w:r>
+      <w:proofErr w:type="spellStart"/>
+      <w:r>
+        <w:t>בעמוד</w:t>
+      </w:r>
+      <w:proofErr w:type="spellEnd"/>
     </w:p>
     <w:p>
       <w:pPr>
@@ -982,8 +3266,13 @@
         </w:numPr>
         <w:bidi/>
       </w:pPr>
-      <w:r>
-        <w:t>שדות:</w:t>
+      <w:proofErr w:type="spellStart"/>
+      <w:r>
+        <w:t>שדות</w:t>
+      </w:r>
+      <w:proofErr w:type="spellEnd"/>
+      <w:r>
+        <w:t>:</w:t>
       </w:r>
     </w:p>
     <w:p>
@@ -1086,8 +3375,13 @@
         </w:numPr>
         <w:bidi/>
       </w:pPr>
-      <w:r>
-        <w:t>כפתורים:</w:t>
+      <w:proofErr w:type="spellStart"/>
+      <w:r>
+        <w:t>כפתורים</w:t>
+      </w:r>
+      <w:proofErr w:type="spellEnd"/>
+      <w:r>
+        <w:t>:</w:t>
       </w:r>
     </w:p>
     <w:p>
@@ -1100,7 +3394,15 @@
         <w:bidi/>
       </w:pPr>
       <w:r>
-        <w:t>Save (כחול)</w:t>
+        <w:t>Save (</w:t>
+      </w:r>
+      <w:proofErr w:type="spellStart"/>
+      <w:r>
+        <w:t>כחול</w:t>
+      </w:r>
+      <w:proofErr w:type="spellEnd"/>
+      <w:r>
+        <w:t>)</w:t>
       </w:r>
     </w:p>
     <w:p>
@@ -1113,7 +3415,15 @@
         <w:bidi/>
       </w:pPr>
       <w:r>
-        <w:t>Cancel (אפור)</w:t>
+        <w:t>Cancel (</w:t>
+      </w:r>
+      <w:proofErr w:type="spellStart"/>
+      <w:r>
+        <w:t>אפור</w:t>
+      </w:r>
+      <w:proofErr w:type="spellEnd"/>
+      <w:r>
+        <w:t>)</w:t>
       </w:r>
     </w:p>
     <w:p>
@@ -1124,8 +3434,21 @@
       <w:bookmarkStart w:id="15" w:name="דרישות-פונקציונליות-2"/>
       <w:bookmarkEnd w:id="14"/>
       <w:r>
-        <w:t>3.3.3 דרישות פונקציונליות</w:t>
-      </w:r>
+        <w:t xml:space="preserve">3.3.3 </w:t>
+      </w:r>
+      <w:proofErr w:type="spellStart"/>
+      <w:r>
+        <w:t>דרישות</w:t>
+      </w:r>
+      <w:proofErr w:type="spellEnd"/>
+      <w:r>
+        <w:t xml:space="preserve"> </w:t>
+      </w:r>
+      <w:proofErr w:type="spellStart"/>
+      <w:r>
+        <w:t>פונקציונליות</w:t>
+      </w:r>
+      <w:proofErr w:type="spellEnd"/>
     </w:p>
     <w:p>
       <w:pPr>
@@ -1136,8 +3459,52 @@
         </w:numPr>
         <w:bidi/>
       </w:pPr>
-      <w:r>
-        <w:t>כל השדות הם שדות רשות</w:t>
+      <w:proofErr w:type="spellStart"/>
+      <w:r>
+        <w:t>כל</w:t>
+      </w:r>
+      <w:proofErr w:type="spellEnd"/>
+      <w:r>
+        <w:t xml:space="preserve"> </w:t>
+      </w:r>
+      <w:proofErr w:type="spellStart"/>
+      <w:r>
+        <w:t>השדות</w:t>
+      </w:r>
+      <w:proofErr w:type="spellEnd"/>
+      <w:r>
+        <w:t xml:space="preserve"> </w:t>
+      </w:r>
+      <w:proofErr w:type="spellStart"/>
+      <w:r>
+        <w:t>הם</w:t>
+      </w:r>
+      <w:proofErr w:type="spellEnd"/>
+      <w:r>
+        <w:t xml:space="preserve"> </w:t>
+      </w:r>
+      <w:proofErr w:type="spellStart"/>
+      <w:r>
+        <w:t>שדות</w:t>
+      </w:r>
+      <w:proofErr w:type="spellEnd"/>
+      <w:r>
+        <w:rPr>
+          <w:rFonts w:hint="cs"/>
+          <w:rtl/>
+          <w:lang w:bidi="he-IL"/>
+        </w:rPr>
+        <w:t xml:space="preserve"> </w:t>
+      </w:r>
+      <w:r>
+        <w:rPr>
+          <w:rFonts w:hint="cs"/>
+          <w:b/>
+          <w:bCs/>
+          <w:rtl/>
+          <w:lang w:bidi="he-IL"/>
+        </w:rPr>
+        <w:t>חובה</w:t>
       </w:r>
     </w:p>
     <w:p>
@@ -1149,8 +3516,83 @@
         </w:numPr>
         <w:bidi/>
       </w:pPr>
-      <w:r>
-        <w:t>ניתן לבחור ערך אחד בלבד בשדה Gender</w:t>
+      <w:proofErr w:type="spellStart"/>
+      <w:r>
+        <w:t>ניתן</w:t>
+      </w:r>
+      <w:proofErr w:type="spellEnd"/>
+      <w:r>
+        <w:t xml:space="preserve"> </w:t>
+      </w:r>
+      <w:proofErr w:type="spellStart"/>
+      <w:r>
+        <w:t>לבחור</w:t>
+      </w:r>
+      <w:proofErr w:type="spellEnd"/>
+      <w:r>
+        <w:t xml:space="preserve"> </w:t>
+      </w:r>
+      <w:proofErr w:type="spellStart"/>
+      <w:r>
+        <w:t>ערך</w:t>
+      </w:r>
+      <w:proofErr w:type="spellEnd"/>
+      <w:r>
+        <w:t xml:space="preserve"> </w:t>
+      </w:r>
+      <w:proofErr w:type="spellStart"/>
+      <w:r>
+        <w:t>אחד</w:t>
+      </w:r>
+      <w:proofErr w:type="spellEnd"/>
+      <w:r>
+        <w:t xml:space="preserve"> </w:t>
+      </w:r>
+      <w:proofErr w:type="spellStart"/>
+      <w:r>
+        <w:t>בלבד</w:t>
+      </w:r>
+      <w:proofErr w:type="spellEnd"/>
+      <w:r>
+        <w:t xml:space="preserve"> </w:t>
+      </w:r>
+      <w:proofErr w:type="spellStart"/>
+      <w:r>
+        <w:t>בשדה</w:t>
+      </w:r>
+      <w:proofErr w:type="spellEnd"/>
+      <w:r>
+        <w:t xml:space="preserve"> </w:t>
+      </w:r>
+      <w:r>
+        <w:rPr>
+          <w:rFonts w:hint="cs"/>
+          <w:rtl/>
+          <w:lang w:bidi="he-IL"/>
+        </w:rPr>
+        <w:t xml:space="preserve"> מין</w:t>
+      </w:r>
+      <w:r>
+        <w:rPr>
+          <w:rFonts w:hint="cs"/>
+          <w:rtl/>
+          <w:lang w:bidi="he-IL"/>
+        </w:rPr>
+        <w:t xml:space="preserve"> (ערך ברירת מחדל: </w:t>
+      </w:r>
+      <w:r>
+        <w:rPr>
+          <w:lang w:bidi="he-IL"/>
+        </w:rPr>
+        <w:t>Male</w:t>
+      </w:r>
+      <w:r>
+        <w:rPr>
+          <w:rFonts w:hint="cs"/>
+          <w:rtl/>
+          <w:lang w:bidi="he-IL"/>
+        </w:rPr>
+        <w:t>)</w:t>
       </w:r>
     </w:p>
     <w:p>
@@ -1162,9 +3604,22 @@
         </w:numPr>
         <w:bidi/>
       </w:pPr>
+      <w:proofErr w:type="spellStart"/>
       <w:r>
         <w:lastRenderedPageBreak/>
-        <w:t>לחיצה על Save:</w:t>
+        <w:t>לחיצה</w:t>
+      </w:r>
+      <w:proofErr w:type="spellEnd"/>
+      <w:r>
+        <w:t xml:space="preserve"> </w:t>
+      </w:r>
+      <w:proofErr w:type="spellStart"/>
+      <w:r>
+        <w:t>על</w:t>
+      </w:r>
+      <w:proofErr w:type="spellEnd"/>
+      <w:r>
+        <w:t xml:space="preserve"> Save:</w:t>
       </w:r>
     </w:p>
     <w:p>
@@ -1176,9 +3631,51 @@
         </w:numPr>
         <w:bidi/>
       </w:pPr>
-      <w:r>
-        <w:t>מוסיפה את איש הקשר לרשימה בזיכרון</w:t>
-      </w:r>
+      <w:proofErr w:type="spellStart"/>
+      <w:r>
+        <w:t>מוסיפה</w:t>
+      </w:r>
+      <w:proofErr w:type="spellEnd"/>
+      <w:r>
+        <w:t xml:space="preserve"> </w:t>
+      </w:r>
+      <w:proofErr w:type="spellStart"/>
+      <w:r>
+        <w:t>את</w:t>
+      </w:r>
+      <w:proofErr w:type="spellEnd"/>
+      <w:r>
+        <w:t xml:space="preserve"> </w:t>
+      </w:r>
+      <w:proofErr w:type="spellStart"/>
+      <w:r>
+        <w:t>איש</w:t>
+      </w:r>
+      <w:proofErr w:type="spellEnd"/>
+      <w:r>
+        <w:t xml:space="preserve"> </w:t>
+      </w:r>
+      <w:proofErr w:type="spellStart"/>
+      <w:r>
+        <w:t>הקשר</w:t>
+      </w:r>
+      <w:proofErr w:type="spellEnd"/>
+      <w:r>
+        <w:t xml:space="preserve"> </w:t>
+      </w:r>
+      <w:proofErr w:type="spellStart"/>
+      <w:r>
+        <w:t>לרשימה</w:t>
+      </w:r>
+      <w:proofErr w:type="spellEnd"/>
+      <w:r>
+        <w:t xml:space="preserve"> </w:t>
+      </w:r>
+      <w:proofErr w:type="spellStart"/>
+      <w:r>
+        <w:t>בזיכרון</w:t>
+      </w:r>
+      <w:proofErr w:type="spellEnd"/>
     </w:p>
     <w:p>
       <w:pPr>
@@ -1189,8 +3686,29 @@
         </w:numPr>
         <w:bidi/>
       </w:pPr>
-      <w:r>
-        <w:t>מנווטת חזרה לדף Contacts</w:t>
+      <w:proofErr w:type="spellStart"/>
+      <w:r>
+        <w:t>מנווטת</w:t>
+      </w:r>
+      <w:proofErr w:type="spellEnd"/>
+      <w:r>
+        <w:t xml:space="preserve"> </w:t>
+      </w:r>
+      <w:proofErr w:type="spellStart"/>
+      <w:r>
+        <w:t>חזרה</w:t>
+      </w:r>
+      <w:proofErr w:type="spellEnd"/>
+      <w:r>
+        <w:t xml:space="preserve"> </w:t>
+      </w:r>
+      <w:proofErr w:type="spellStart"/>
+      <w:r>
+        <w:t>לדף</w:t>
+      </w:r>
+      <w:proofErr w:type="spellEnd"/>
+      <w:r>
+        <w:t xml:space="preserve"> Contacts</w:t>
       </w:r>
     </w:p>
     <w:p>
@@ -1202,8 +3720,21 @@
         </w:numPr>
         <w:bidi/>
       </w:pPr>
-      <w:r>
-        <w:t>לחיצה על Cancel:</w:t>
+      <w:proofErr w:type="spellStart"/>
+      <w:r>
+        <w:t>לחיצה</w:t>
+      </w:r>
+      <w:proofErr w:type="spellEnd"/>
+      <w:r>
+        <w:t xml:space="preserve"> </w:t>
+      </w:r>
+      <w:proofErr w:type="spellStart"/>
+      <w:r>
+        <w:t>על</w:t>
+      </w:r>
+      <w:proofErr w:type="spellEnd"/>
+      <w:r>
+        <w:t xml:space="preserve"> Cancel:</w:t>
       </w:r>
     </w:p>
     <w:p>
@@ -1215,8 +3746,29 @@
         </w:numPr>
         <w:bidi/>
       </w:pPr>
-      <w:r>
-        <w:t>מנווטת חזרה לדף Contacts</w:t>
+      <w:proofErr w:type="spellStart"/>
+      <w:r>
+        <w:t>מנווטת</w:t>
+      </w:r>
+      <w:proofErr w:type="spellEnd"/>
+      <w:r>
+        <w:t xml:space="preserve"> </w:t>
+      </w:r>
+      <w:proofErr w:type="spellStart"/>
+      <w:r>
+        <w:t>חזרה</w:t>
+      </w:r>
+      <w:proofErr w:type="spellEnd"/>
+      <w:r>
+        <w:t xml:space="preserve"> </w:t>
+      </w:r>
+      <w:proofErr w:type="spellStart"/>
+      <w:r>
+        <w:t>לדף</w:t>
+      </w:r>
+      <w:proofErr w:type="spellEnd"/>
+      <w:r>
+        <w:t xml:space="preserve"> Contacts</w:t>
       </w:r>
     </w:p>
     <w:p>
@@ -1228,8 +3780,344 @@
         </w:numPr>
         <w:bidi/>
       </w:pPr>
-      <w:r>
-        <w:t>ללא שמירת נתונים</w:t>
+      <w:proofErr w:type="spellStart"/>
+      <w:r>
+        <w:t>ללא</w:t>
+      </w:r>
+      <w:proofErr w:type="spellEnd"/>
+      <w:r>
+        <w:t xml:space="preserve"> </w:t>
+      </w:r>
+      <w:proofErr w:type="spellStart"/>
+      <w:r>
+        <w:t>שמירת</w:t>
+      </w:r>
+      <w:proofErr w:type="spellEnd"/>
+      <w:r>
+        <w:t xml:space="preserve"> </w:t>
+      </w:r>
+      <w:proofErr w:type="spellStart"/>
+      <w:r>
+        <w:t>נתונים</w:t>
+      </w:r>
+      <w:proofErr w:type="spellEnd"/>
+    </w:p>
+    <w:p>
+      <w:pPr>
+        <w:pStyle w:val="Compact"/>
+        <w:numPr>
+          <w:ilvl w:val="0"/>
+          <w:numId w:val="23"/>
+        </w:numPr>
+        <w:bidi/>
+      </w:pPr>
+      <w:r>
+        <w:rPr>
+          <w:rFonts w:hint="cs"/>
+          <w:rtl/>
+          <w:lang w:bidi="he-IL"/>
+        </w:rPr>
+        <w:t xml:space="preserve">בעת השארת אחד משדות </w:t>
+      </w:r>
+      <w:r>
+        <w:rPr>
+          <w:rFonts w:hint="cs"/>
+          <w:rtl/>
+          <w:lang w:bidi="he-IL"/>
+        </w:rPr>
+        <w:t xml:space="preserve">הטקסט </w:t>
+      </w:r>
+      <w:r>
+        <w:rPr>
+          <w:rFonts w:hint="cs"/>
+          <w:rtl/>
+          <w:lang w:bidi="he-IL"/>
+        </w:rPr>
+        <w:t xml:space="preserve">ריקים בטופס, ולחיצה על כפתור </w:t>
+      </w:r>
+      <w:r>
+        <w:rPr>
+          <w:lang w:bidi="he-IL"/>
+        </w:rPr>
+        <w:t>Save</w:t>
+      </w:r>
+      <w:r>
+        <w:rPr>
+          <w:rFonts w:hint="cs"/>
+          <w:rtl/>
+          <w:lang w:bidi="he-IL"/>
+        </w:rPr>
+        <w:t xml:space="preserve">, תופיע הודעת שגיאה בצבע אדום, תחת השדות, מעל הכפתורים </w:t>
+      </w:r>
+      <w:r>
+        <w:rPr>
+          <w:lang w:bidi="he-IL"/>
+        </w:rPr>
+        <w:t>Save Cancel</w:t>
+      </w:r>
+      <w:r>
+        <w:rPr>
+          <w:rFonts w:hint="cs"/>
+          <w:rtl/>
+          <w:lang w:bidi="he-IL"/>
+        </w:rPr>
+        <w:t>:</w:t>
+      </w:r>
+      <w:r>
+        <w:rPr>
+          <w:rtl/>
+          <w:lang w:bidi="he-IL"/>
+        </w:rPr>
+        <w:br/>
+      </w:r>
+      <w:r>
+        <w:rPr>
+          <w:color w:val="FF0000"/>
+        </w:rPr>
+        <w:t>Error: The "</w:t>
+      </w:r>
+      <w:r>
+        <w:rPr>
+          <w:color w:val="FF0000"/>
+          <w:lang w:bidi="he-IL"/>
+        </w:rPr>
+        <w:t>field</w:t>
+      </w:r>
+      <w:r>
+        <w:rPr>
+          <w:color w:val="FF0000"/>
+        </w:rPr>
+        <w:t>" field can't be empty</w:t>
+      </w:r>
+    </w:p>
+    <w:p>
+      <w:pPr>
+        <w:pStyle w:val="Compact"/>
+        <w:bidi/>
+        <w:ind w:left="720"/>
+        <w:rPr>
+          <w:rtl/>
+          <w:lang w:bidi="he-IL"/>
+        </w:rPr>
+      </w:pPr>
+      <w:r>
+        <w:rPr>
+          <w:rFonts w:hint="cs"/>
+          <w:rtl/>
+          <w:lang w:bidi="he-IL"/>
+        </w:rPr>
+        <w:t xml:space="preserve">כאשר </w:t>
+      </w:r>
+      <w:r>
+        <w:rPr>
+          <w:lang w:bidi="he-IL"/>
+        </w:rPr>
+        <w:t>field</w:t>
+      </w:r>
+      <w:r>
+        <w:rPr>
+          <w:rFonts w:hint="cs"/>
+          <w:rtl/>
+          <w:lang w:bidi="he-IL"/>
+        </w:rPr>
+        <w:t xml:space="preserve"> שבתוך הסוגריים מוחלף בשם של אחד משדות הטקסט</w:t>
+      </w:r>
+    </w:p>
+    <w:p>
+      <w:pPr>
+        <w:pStyle w:val="Compact"/>
+        <w:numPr>
+          <w:ilvl w:val="0"/>
+          <w:numId w:val="23"/>
+        </w:numPr>
+        <w:bidi/>
+        <w:rPr>
+          <w:lang w:bidi="he-IL"/>
+        </w:rPr>
+      </w:pPr>
+      <w:r>
+        <w:rPr>
+          <w:rFonts w:hint="cs"/>
+          <w:rtl/>
+          <w:lang w:bidi="he-IL"/>
+        </w:rPr>
+        <w:t xml:space="preserve">בעת לחיצה על כפתור </w:t>
+      </w:r>
+      <w:r>
+        <w:rPr>
+          <w:lang w:bidi="he-IL"/>
+        </w:rPr>
+        <w:t>Save</w:t>
+      </w:r>
+      <w:r>
+        <w:rPr>
+          <w:rFonts w:hint="cs"/>
+          <w:rtl/>
+          <w:lang w:bidi="he-IL"/>
+        </w:rPr>
+        <w:t>, כאשר שדה מספר טלפון מכיל את הערכים הבאים:</w:t>
+      </w:r>
+    </w:p>
+    <w:p>
+      <w:pPr>
+        <w:pStyle w:val="Compact"/>
+        <w:numPr>
+          <w:ilvl w:val="1"/>
+          <w:numId w:val="23"/>
+        </w:numPr>
+        <w:bidi/>
+        <w:rPr>
+          <w:lang w:bidi="he-IL"/>
+        </w:rPr>
+      </w:pPr>
+      <w:r>
+        <w:rPr>
+          <w:rFonts w:hint="cs"/>
+          <w:rtl/>
+          <w:lang w:bidi="he-IL"/>
+        </w:rPr>
+        <w:t>אותיות מכל שפה</w:t>
+      </w:r>
+    </w:p>
+    <w:p>
+      <w:pPr>
+        <w:pStyle w:val="Compact"/>
+        <w:numPr>
+          <w:ilvl w:val="1"/>
+          <w:numId w:val="23"/>
+        </w:numPr>
+        <w:bidi/>
+        <w:rPr>
+          <w:lang w:bidi="he-IL"/>
+        </w:rPr>
+      </w:pPr>
+      <w:r>
+        <w:rPr>
+          <w:rFonts w:hint="cs"/>
+          <w:rtl/>
+          <w:lang w:bidi="he-IL"/>
+        </w:rPr>
+        <w:t>תווי בקרה</w:t>
+      </w:r>
+    </w:p>
+    <w:p>
+      <w:pPr>
+        <w:pStyle w:val="Compact"/>
+        <w:numPr>
+          <w:ilvl w:val="1"/>
+          <w:numId w:val="23"/>
+        </w:numPr>
+        <w:bidi/>
+        <w:rPr>
+          <w:lang w:bidi="he-IL"/>
+        </w:rPr>
+      </w:pPr>
+      <w:r>
+        <w:rPr>
+          <w:rFonts w:hint="cs"/>
+          <w:rtl/>
+          <w:lang w:bidi="he-IL"/>
+        </w:rPr>
+        <w:t>מספר שלילי</w:t>
+      </w:r>
+    </w:p>
+    <w:p>
+      <w:pPr>
+        <w:pStyle w:val="Compact"/>
+        <w:numPr>
+          <w:ilvl w:val="1"/>
+          <w:numId w:val="23"/>
+        </w:numPr>
+        <w:bidi/>
+        <w:rPr>
+          <w:lang w:bidi="he-IL"/>
+        </w:rPr>
+      </w:pPr>
+      <w:r>
+        <w:rPr>
+          <w:rFonts w:hint="cs"/>
+          <w:rtl/>
+          <w:lang w:bidi="he-IL"/>
+        </w:rPr>
+        <w:t>מספר בין 8-10 ספרות</w:t>
+      </w:r>
+    </w:p>
+    <w:p>
+      <w:pPr>
+        <w:pStyle w:val="Compact"/>
+        <w:bidi/>
+        <w:ind w:left="720"/>
+        <w:rPr>
+          <w:rFonts w:hint="cs"/>
+          <w:color w:val="FF0000"/>
+          <w:rtl/>
+        </w:rPr>
+      </w:pPr>
+      <w:r>
+        <w:rPr>
+          <w:rFonts w:hint="cs"/>
+          <w:rtl/>
+          <w:lang w:bidi="he-IL"/>
+        </w:rPr>
+        <w:t xml:space="preserve">תופיע הודעת שגיאה בצבע אדום מתחת לשדות בטופס, מעל הכפתורים </w:t>
+      </w:r>
+      <w:r>
+        <w:rPr>
+          <w:lang w:bidi="he-IL"/>
+        </w:rPr>
+        <w:t>Save Cancel</w:t>
+      </w:r>
+      <w:r>
+        <w:rPr>
+          <w:rFonts w:hint="cs"/>
+          <w:rtl/>
+          <w:lang w:bidi="he-IL"/>
+        </w:rPr>
+        <w:t>:</w:t>
+      </w:r>
+      <w:r>
+        <w:rPr>
+          <w:rtl/>
+          <w:lang w:bidi="he-IL"/>
+        </w:rPr>
+        <w:br/>
+      </w:r>
+      <w:r>
+        <w:rPr>
+          <w:color w:val="FF0000"/>
+        </w:rPr>
+        <w:t>Error: The "</w:t>
+      </w:r>
+      <w:r>
+        <w:rPr>
+          <w:color w:val="FF0000"/>
+          <w:lang w:bidi="he-IL"/>
+        </w:rPr>
+        <w:t>phone</w:t>
+      </w:r>
+      <w:r>
+        <w:rPr>
+          <w:color w:val="FF0000"/>
+        </w:rPr>
+        <w:t xml:space="preserve">" field </w:t>
+      </w:r>
+      <w:r>
+        <w:rPr>
+          <w:color w:val="FF0000"/>
+        </w:rPr>
+        <w:t>must contain</w:t>
+      </w:r>
+      <w:r>
+        <w:rPr>
+          <w:color w:val="FF0000"/>
+        </w:rPr>
+        <w:t xml:space="preserve"> at least</w:t>
+      </w:r>
+      <w:r>
+        <w:rPr>
+          <w:color w:val="FF0000"/>
+        </w:rPr>
+        <w:t xml:space="preserve"> 8-10 digit</w:t>
       </w:r>
     </w:p>
     <w:p>
@@ -1238,7 +4126,7 @@
       </w:pPr>
       <w:r>
         <w:pict w14:anchorId="0A1C667B">
-          <v:rect id="_x0000_i1506" style="width:0;height:1.5pt" o:hralign="right" o:hrstd="t" o:hr="t"/>
+          <v:rect id="_x0000_i1031" style="width:0;height:1.5pt" o:hralign="right" o:hrstd="t" o:hr="t"/>
         </w:pict>
       </w:r>
     </w:p>
@@ -1251,7 +4139,47 @@
       <w:bookmarkEnd w:id="12"/>
       <w:bookmarkEnd w:id="15"/>
       <w:r>
-        <w:t>3.4 מאפיין מערכת – עריכת איש קשר (Edit Contact Page)</w:t>
+        <w:t xml:space="preserve">3.4 </w:t>
+      </w:r>
+      <w:proofErr w:type="spellStart"/>
+      <w:r>
+        <w:t>מאפיין</w:t>
+      </w:r>
+      <w:proofErr w:type="spellEnd"/>
+      <w:r>
+        <w:t xml:space="preserve"> </w:t>
+      </w:r>
+      <w:proofErr w:type="spellStart"/>
+      <w:r>
+        <w:t>מערכת</w:t>
+      </w:r>
+      <w:proofErr w:type="spellEnd"/>
+      <w:r>
+        <w:t xml:space="preserve"> – </w:t>
+      </w:r>
+      <w:proofErr w:type="spellStart"/>
+      <w:r>
+        <w:t>עריכת</w:t>
+      </w:r>
+      <w:proofErr w:type="spellEnd"/>
+      <w:r>
+        <w:t xml:space="preserve"> </w:t>
+      </w:r>
+      <w:proofErr w:type="spellStart"/>
+      <w:r>
+        <w:t>איש</w:t>
+      </w:r>
+      <w:proofErr w:type="spellEnd"/>
+      <w:r>
+        <w:t xml:space="preserve"> </w:t>
+      </w:r>
+      <w:proofErr w:type="spellStart"/>
+      <w:r>
+        <w:t>קשר</w:t>
+      </w:r>
+      <w:proofErr w:type="spellEnd"/>
+      <w:r>
+        <w:t xml:space="preserve"> (Edit Contact Page)</w:t>
       </w:r>
     </w:p>
     <w:p>
@@ -1261,16 +4189,82 @@
       </w:pPr>
       <w:bookmarkStart w:id="17" w:name="תיאור-ועדיפות-3"/>
       <w:r>
-        <w:t>3.4.1 תיאור ועדיפות</w:t>
-      </w:r>
+        <w:t xml:space="preserve">3.4.1 </w:t>
+      </w:r>
+      <w:proofErr w:type="spellStart"/>
+      <w:r>
+        <w:t>תיאור</w:t>
+      </w:r>
+      <w:proofErr w:type="spellEnd"/>
+      <w:r>
+        <w:t xml:space="preserve"> </w:t>
+      </w:r>
+      <w:proofErr w:type="spellStart"/>
+      <w:r>
+        <w:t>ועדיפות</w:t>
+      </w:r>
+      <w:proofErr w:type="spellEnd"/>
     </w:p>
     <w:p>
       <w:pPr>
         <w:pStyle w:val="FirstParagraph"/>
         <w:bidi/>
       </w:pPr>
-      <w:r>
-        <w:t>דף לעריכת פרטים של איש קשר קיים.</w:t>
+      <w:proofErr w:type="spellStart"/>
+      <w:r>
+        <w:t>דף</w:t>
+      </w:r>
+      <w:proofErr w:type="spellEnd"/>
+      <w:r>
+        <w:t xml:space="preserve"> </w:t>
+      </w:r>
+      <w:proofErr w:type="spellStart"/>
+      <w:r>
+        <w:t>לעריכת</w:t>
+      </w:r>
+      <w:proofErr w:type="spellEnd"/>
+      <w:r>
+        <w:t xml:space="preserve"> </w:t>
+      </w:r>
+      <w:proofErr w:type="spellStart"/>
+      <w:r>
+        <w:t>פרטים</w:t>
+      </w:r>
+      <w:proofErr w:type="spellEnd"/>
+      <w:r>
+        <w:t xml:space="preserve"> </w:t>
+      </w:r>
+      <w:proofErr w:type="spellStart"/>
+      <w:r>
+        <w:t>של</w:t>
+      </w:r>
+      <w:proofErr w:type="spellEnd"/>
+      <w:r>
+        <w:t xml:space="preserve"> </w:t>
+      </w:r>
+      <w:proofErr w:type="spellStart"/>
+      <w:r>
+        <w:t>איש</w:t>
+      </w:r>
+      <w:proofErr w:type="spellEnd"/>
+      <w:r>
+        <w:t xml:space="preserve"> </w:t>
+      </w:r>
+      <w:proofErr w:type="spellStart"/>
+      <w:r>
+        <w:t>קשר</w:t>
+      </w:r>
+      <w:proofErr w:type="spellEnd"/>
+      <w:r>
+        <w:t xml:space="preserve"> </w:t>
+      </w:r>
+      <w:proofErr w:type="spellStart"/>
+      <w:r>
+        <w:t>קיים</w:t>
+      </w:r>
+      <w:proofErr w:type="spellEnd"/>
+      <w:r>
+        <w:t>.</w:t>
       </w:r>
     </w:p>
     <w:p>
@@ -1278,9 +4272,19 @@
         <w:pStyle w:val="a0"/>
         <w:bidi/>
       </w:pPr>
-      <w:r>
-        <w:t>עדיפות: גבוהה</w:t>
-      </w:r>
+      <w:proofErr w:type="spellStart"/>
+      <w:r>
+        <w:t>עדיפות</w:t>
+      </w:r>
+      <w:proofErr w:type="spellEnd"/>
+      <w:r>
+        <w:t xml:space="preserve">: </w:t>
+      </w:r>
+      <w:proofErr w:type="spellStart"/>
+      <w:r>
+        <w:t>גבוהה</w:t>
+      </w:r>
+      <w:proofErr w:type="spellEnd"/>
     </w:p>
     <w:p>
       <w:pPr>
@@ -1290,7 +4294,31 @@
       <w:bookmarkStart w:id="18" w:name="פירוט-תצוגה-ויזואלי-3"/>
       <w:bookmarkEnd w:id="17"/>
       <w:r>
-        <w:t>3.4.2 פירוט תצוגה (ויזואלי)</w:t>
+        <w:t xml:space="preserve">3.4.2 </w:t>
+      </w:r>
+      <w:proofErr w:type="spellStart"/>
+      <w:r>
+        <w:t>פירוט</w:t>
+      </w:r>
+      <w:proofErr w:type="spellEnd"/>
+      <w:r>
+        <w:t xml:space="preserve"> </w:t>
+      </w:r>
+      <w:proofErr w:type="spellStart"/>
+      <w:r>
+        <w:t>תצוגה</w:t>
+      </w:r>
+      <w:proofErr w:type="spellEnd"/>
+      <w:r>
+        <w:t xml:space="preserve"> (</w:t>
+      </w:r>
+      <w:proofErr w:type="spellStart"/>
+      <w:r>
+        <w:t>ויזואלי</w:t>
+      </w:r>
+      <w:proofErr w:type="spellEnd"/>
+      <w:r>
+        <w:t>)</w:t>
       </w:r>
     </w:p>
     <w:p>
@@ -1302,8 +4330,13 @@
         </w:numPr>
         <w:bidi/>
       </w:pPr>
-      <w:r>
-        <w:t>כותרת: “Edit Contact”</w:t>
+      <w:proofErr w:type="spellStart"/>
+      <w:r>
+        <w:t>כותרת</w:t>
+      </w:r>
+      <w:proofErr w:type="spellEnd"/>
+      <w:r>
+        <w:t>: “Edit Contact”</w:t>
       </w:r>
     </w:p>
     <w:p>
@@ -1315,8 +4348,29 @@
         </w:numPr>
         <w:bidi/>
       </w:pPr>
-      <w:r>
-        <w:t>טופס זהה לדף Add Contact</w:t>
+      <w:proofErr w:type="spellStart"/>
+      <w:r>
+        <w:t>טופס</w:t>
+      </w:r>
+      <w:proofErr w:type="spellEnd"/>
+      <w:r>
+        <w:t xml:space="preserve"> </w:t>
+      </w:r>
+      <w:proofErr w:type="spellStart"/>
+      <w:r>
+        <w:t>זהה</w:t>
+      </w:r>
+      <w:proofErr w:type="spellEnd"/>
+      <w:r>
+        <w:t xml:space="preserve"> </w:t>
+      </w:r>
+      <w:proofErr w:type="spellStart"/>
+      <w:r>
+        <w:t>לדף</w:t>
+      </w:r>
+      <w:proofErr w:type="spellEnd"/>
+      <w:r>
+        <w:t xml:space="preserve"> Add Contact</w:t>
       </w:r>
     </w:p>
     <w:p>
@@ -1328,9 +4382,35 @@
         </w:numPr>
         <w:bidi/>
       </w:pPr>
-      <w:r>
-        <w:t>שדות מלאים בערכים קיימים</w:t>
-      </w:r>
+      <w:proofErr w:type="spellStart"/>
+      <w:r>
+        <w:t>שדות</w:t>
+      </w:r>
+      <w:proofErr w:type="spellEnd"/>
+      <w:r>
+        <w:t xml:space="preserve"> </w:t>
+      </w:r>
+      <w:proofErr w:type="spellStart"/>
+      <w:r>
+        <w:t>מלאים</w:t>
+      </w:r>
+      <w:proofErr w:type="spellEnd"/>
+      <w:r>
+        <w:t xml:space="preserve"> </w:t>
+      </w:r>
+      <w:proofErr w:type="spellStart"/>
+      <w:r>
+        <w:t>בערכים</w:t>
+      </w:r>
+      <w:proofErr w:type="spellEnd"/>
+      <w:r>
+        <w:t xml:space="preserve"> </w:t>
+      </w:r>
+      <w:proofErr w:type="spellStart"/>
+      <w:r>
+        <w:t>קיימים</w:t>
+      </w:r>
+      <w:proofErr w:type="spellEnd"/>
     </w:p>
     <w:p>
       <w:pPr>
@@ -1340,8 +4420,21 @@
       <w:bookmarkStart w:id="19" w:name="דרישות-פונקציונליות-3"/>
       <w:bookmarkEnd w:id="18"/>
       <w:r>
-        <w:t>3.4.3 דרישות פונקציונליות</w:t>
-      </w:r>
+        <w:t xml:space="preserve">3.4.3 </w:t>
+      </w:r>
+      <w:proofErr w:type="spellStart"/>
+      <w:r>
+        <w:t>דרישות</w:t>
+      </w:r>
+      <w:proofErr w:type="spellEnd"/>
+      <w:r>
+        <w:t xml:space="preserve"> </w:t>
+      </w:r>
+      <w:proofErr w:type="spellStart"/>
+      <w:r>
+        <w:t>פונקציונליות</w:t>
+      </w:r>
+      <w:proofErr w:type="spellEnd"/>
     </w:p>
     <w:p>
       <w:pPr>
@@ -1352,9 +4445,27 @@
         </w:numPr>
         <w:bidi/>
       </w:pPr>
-      <w:r>
-        <w:t>שינוי ערכים בשדות</w:t>
-      </w:r>
+      <w:proofErr w:type="spellStart"/>
+      <w:r>
+        <w:t>שינוי</w:t>
+      </w:r>
+      <w:proofErr w:type="spellEnd"/>
+      <w:r>
+        <w:t xml:space="preserve"> </w:t>
+      </w:r>
+      <w:proofErr w:type="spellStart"/>
+      <w:r>
+        <w:t>ערכים</w:t>
+      </w:r>
+      <w:proofErr w:type="spellEnd"/>
+      <w:r>
+        <w:t xml:space="preserve"> </w:t>
+      </w:r>
+      <w:proofErr w:type="spellStart"/>
+      <w:r>
+        <w:t>בשדות</w:t>
+      </w:r>
+      <w:proofErr w:type="spellEnd"/>
     </w:p>
     <w:p>
       <w:pPr>
@@ -1365,8 +4476,21 @@
         </w:numPr>
         <w:bidi/>
       </w:pPr>
-      <w:r>
-        <w:t>לחיצה על Save:</w:t>
+      <w:proofErr w:type="spellStart"/>
+      <w:r>
+        <w:t>לחיצה</w:t>
+      </w:r>
+      <w:proofErr w:type="spellEnd"/>
+      <w:r>
+        <w:t xml:space="preserve"> </w:t>
+      </w:r>
+      <w:proofErr w:type="spellStart"/>
+      <w:r>
+        <w:t>על</w:t>
+      </w:r>
+      <w:proofErr w:type="spellEnd"/>
+      <w:r>
+        <w:t xml:space="preserve"> Save:</w:t>
       </w:r>
     </w:p>
     <w:p>
@@ -1378,9 +4502,43 @@
         </w:numPr>
         <w:bidi/>
       </w:pPr>
-      <w:r>
-        <w:t>מעדכנת את איש הקשר ברשימה</w:t>
-      </w:r>
+      <w:proofErr w:type="spellStart"/>
+      <w:r>
+        <w:t>מעדכנת</w:t>
+      </w:r>
+      <w:proofErr w:type="spellEnd"/>
+      <w:r>
+        <w:t xml:space="preserve"> </w:t>
+      </w:r>
+      <w:proofErr w:type="spellStart"/>
+      <w:r>
+        <w:t>את</w:t>
+      </w:r>
+      <w:proofErr w:type="spellEnd"/>
+      <w:r>
+        <w:t xml:space="preserve"> </w:t>
+      </w:r>
+      <w:proofErr w:type="spellStart"/>
+      <w:r>
+        <w:t>איש</w:t>
+      </w:r>
+      <w:proofErr w:type="spellEnd"/>
+      <w:r>
+        <w:t xml:space="preserve"> </w:t>
+      </w:r>
+      <w:proofErr w:type="spellStart"/>
+      <w:r>
+        <w:t>הקשר</w:t>
+      </w:r>
+      <w:proofErr w:type="spellEnd"/>
+      <w:r>
+        <w:t xml:space="preserve"> </w:t>
+      </w:r>
+      <w:proofErr w:type="spellStart"/>
+      <w:r>
+        <w:t>ברשימה</w:t>
+      </w:r>
+      <w:proofErr w:type="spellEnd"/>
     </w:p>
     <w:p>
       <w:pPr>
@@ -1391,8 +4549,21 @@
         </w:numPr>
         <w:bidi/>
       </w:pPr>
-      <w:r>
-        <w:t>חזרה לדף Contacts</w:t>
+      <w:proofErr w:type="spellStart"/>
+      <w:r>
+        <w:t>חזרה</w:t>
+      </w:r>
+      <w:proofErr w:type="spellEnd"/>
+      <w:r>
+        <w:t xml:space="preserve"> </w:t>
+      </w:r>
+      <w:proofErr w:type="spellStart"/>
+      <w:r>
+        <w:t>לדף</w:t>
+      </w:r>
+      <w:proofErr w:type="spellEnd"/>
+      <w:r>
+        <w:t xml:space="preserve"> Contacts</w:t>
       </w:r>
     </w:p>
     <w:p>
@@ -1404,8 +4575,37 @@
         </w:numPr>
         <w:bidi/>
       </w:pPr>
-      <w:r>
-        <w:t>רענון הדף לאחר עריכה:</w:t>
+      <w:proofErr w:type="spellStart"/>
+      <w:r>
+        <w:t>רענון</w:t>
+      </w:r>
+      <w:proofErr w:type="spellEnd"/>
+      <w:r>
+        <w:t xml:space="preserve"> </w:t>
+      </w:r>
+      <w:proofErr w:type="spellStart"/>
+      <w:r>
+        <w:t>הדף</w:t>
+      </w:r>
+      <w:proofErr w:type="spellEnd"/>
+      <w:r>
+        <w:t xml:space="preserve"> </w:t>
+      </w:r>
+      <w:proofErr w:type="spellStart"/>
+      <w:r>
+        <w:t>לאחר</w:t>
+      </w:r>
+      <w:proofErr w:type="spellEnd"/>
+      <w:r>
+        <w:t xml:space="preserve"> </w:t>
+      </w:r>
+      <w:proofErr w:type="spellStart"/>
+      <w:r>
+        <w:t>עריכה</w:t>
+      </w:r>
+      <w:proofErr w:type="spellEnd"/>
+      <w:r>
+        <w:t>:</w:t>
       </w:r>
     </w:p>
     <w:p>
@@ -1417,9 +4617,43 @@
         </w:numPr>
         <w:bidi/>
       </w:pPr>
-      <w:r>
-        <w:t>מחזיר את הנתונים לברירת מחדל</w:t>
-      </w:r>
+      <w:proofErr w:type="spellStart"/>
+      <w:r>
+        <w:t>מחזיר</w:t>
+      </w:r>
+      <w:proofErr w:type="spellEnd"/>
+      <w:r>
+        <w:t xml:space="preserve"> </w:t>
+      </w:r>
+      <w:proofErr w:type="spellStart"/>
+      <w:r>
+        <w:t>את</w:t>
+      </w:r>
+      <w:proofErr w:type="spellEnd"/>
+      <w:r>
+        <w:t xml:space="preserve"> </w:t>
+      </w:r>
+      <w:proofErr w:type="spellStart"/>
+      <w:r>
+        <w:t>הנתונים</w:t>
+      </w:r>
+      <w:proofErr w:type="spellEnd"/>
+      <w:r>
+        <w:t xml:space="preserve"> </w:t>
+      </w:r>
+      <w:proofErr w:type="spellStart"/>
+      <w:r>
+        <w:t>לברירת</w:t>
+      </w:r>
+      <w:proofErr w:type="spellEnd"/>
+      <w:r>
+        <w:t xml:space="preserve"> </w:t>
+      </w:r>
+      <w:proofErr w:type="spellStart"/>
+      <w:r>
+        <w:t>מחדל</w:t>
+      </w:r>
+      <w:proofErr w:type="spellEnd"/>
     </w:p>
     <w:p>
       <w:pPr>
@@ -1427,7 +4661,7 @@
       </w:pPr>
       <w:r>
         <w:pict w14:anchorId="7E943CD2">
-          <v:rect id="_x0000_i1507" style="width:0;height:1.5pt" o:hralign="right" o:hrstd="t" o:hr="t"/>
+          <v:rect id="_x0000_i1032" style="width:0;height:1.5pt" o:hralign="right" o:hrstd="t" o:hr="t"/>
         </w:pict>
       </w:r>
     </w:p>
@@ -1440,7 +4674,32 @@
       <w:bookmarkEnd w:id="16"/>
       <w:bookmarkEnd w:id="19"/>
       <w:r>
-        <w:t>3.5 מאפיין מערכת – דף Playground</w:t>
+        <w:lastRenderedPageBreak/>
+        <w:t xml:space="preserve">3.5 </w:t>
+      </w:r>
+      <w:proofErr w:type="spellStart"/>
+      <w:r>
+        <w:t>מאפיין</w:t>
+      </w:r>
+      <w:proofErr w:type="spellEnd"/>
+      <w:r>
+        <w:t xml:space="preserve"> </w:t>
+      </w:r>
+      <w:proofErr w:type="spellStart"/>
+      <w:r>
+        <w:t>מערכת</w:t>
+      </w:r>
+      <w:proofErr w:type="spellEnd"/>
+      <w:r>
+        <w:t xml:space="preserve"> – </w:t>
+      </w:r>
+      <w:proofErr w:type="spellStart"/>
+      <w:r>
+        <w:t>דף</w:t>
+      </w:r>
+      <w:proofErr w:type="spellEnd"/>
+      <w:r>
+        <w:t xml:space="preserve"> Playground</w:t>
       </w:r>
     </w:p>
     <w:p>
@@ -1450,26 +4709,238 @@
       </w:pPr>
       <w:bookmarkStart w:id="21" w:name="תיאור-ועדיפות-4"/>
       <w:r>
-        <w:t>3.5.1 תיאור ועדיפות</w:t>
-      </w:r>
+        <w:t xml:space="preserve">3.5.1 </w:t>
+      </w:r>
+      <w:proofErr w:type="spellStart"/>
+      <w:r>
+        <w:t>תיאור</w:t>
+      </w:r>
+      <w:proofErr w:type="spellEnd"/>
+      <w:r>
+        <w:t xml:space="preserve"> </w:t>
+      </w:r>
+      <w:proofErr w:type="spellStart"/>
+      <w:r>
+        <w:t>ועדיפות</w:t>
+      </w:r>
+      <w:proofErr w:type="spellEnd"/>
     </w:p>
     <w:p>
       <w:pPr>
         <w:pStyle w:val="FirstParagraph"/>
         <w:bidi/>
       </w:pPr>
-      <w:r>
-        <w:t xml:space="preserve">דף Playground מהווה סביבת תרגול מלאה לבדיקות UI ואוטומציה. הדף מחולק לכותרות ברורות (Sections), כאשר כל כותרת מייצגת </w:t>
-      </w:r>
+      <w:proofErr w:type="spellStart"/>
+      <w:r>
+        <w:t>דף</w:t>
+      </w:r>
+      <w:proofErr w:type="spellEnd"/>
+      <w:r>
+        <w:t xml:space="preserve"> Playground </w:t>
+      </w:r>
+      <w:proofErr w:type="spellStart"/>
+      <w:r>
+        <w:t>מהווה</w:t>
+      </w:r>
+      <w:proofErr w:type="spellEnd"/>
+      <w:r>
+        <w:t xml:space="preserve"> </w:t>
+      </w:r>
+      <w:proofErr w:type="spellStart"/>
+      <w:r>
+        <w:t>סביבת</w:t>
+      </w:r>
+      <w:proofErr w:type="spellEnd"/>
+      <w:r>
+        <w:t xml:space="preserve"> </w:t>
+      </w:r>
+      <w:proofErr w:type="spellStart"/>
+      <w:r>
+        <w:t>תרגול</w:t>
+      </w:r>
+      <w:proofErr w:type="spellEnd"/>
+      <w:r>
+        <w:t xml:space="preserve"> </w:t>
+      </w:r>
+      <w:proofErr w:type="spellStart"/>
+      <w:r>
+        <w:t>מלאה</w:t>
+      </w:r>
+      <w:proofErr w:type="spellEnd"/>
+      <w:r>
+        <w:t xml:space="preserve"> </w:t>
+      </w:r>
+      <w:proofErr w:type="spellStart"/>
+      <w:r>
+        <w:t>לבדיקות</w:t>
+      </w:r>
+      <w:proofErr w:type="spellEnd"/>
+      <w:r>
+        <w:t xml:space="preserve"> UI </w:t>
+      </w:r>
+      <w:proofErr w:type="spellStart"/>
+      <w:r>
+        <w:t>ואוטומציה</w:t>
+      </w:r>
+      <w:proofErr w:type="spellEnd"/>
+      <w:r>
+        <w:t xml:space="preserve">. </w:t>
+      </w:r>
+      <w:proofErr w:type="spellStart"/>
+      <w:r>
+        <w:t>הדף</w:t>
+      </w:r>
+      <w:proofErr w:type="spellEnd"/>
+      <w:r>
+        <w:t xml:space="preserve"> </w:t>
+      </w:r>
+      <w:proofErr w:type="spellStart"/>
+      <w:r>
+        <w:t>מחולק</w:t>
+      </w:r>
+      <w:proofErr w:type="spellEnd"/>
+      <w:r>
+        <w:t xml:space="preserve"> </w:t>
+      </w:r>
+      <w:proofErr w:type="spellStart"/>
+      <w:r>
+        <w:t>לכותרות</w:t>
+      </w:r>
+      <w:proofErr w:type="spellEnd"/>
+      <w:r>
+        <w:t xml:space="preserve"> </w:t>
+      </w:r>
+      <w:proofErr w:type="spellStart"/>
+      <w:r>
+        <w:t>ברורות</w:t>
+      </w:r>
+      <w:proofErr w:type="spellEnd"/>
+      <w:r>
+        <w:t xml:space="preserve"> (Sections), </w:t>
+      </w:r>
+      <w:proofErr w:type="spellStart"/>
+      <w:r>
+        <w:t>כאשר</w:t>
+      </w:r>
+      <w:proofErr w:type="spellEnd"/>
+      <w:r>
+        <w:t xml:space="preserve"> </w:t>
+      </w:r>
+      <w:proofErr w:type="spellStart"/>
+      <w:r>
+        <w:t>כל</w:t>
+      </w:r>
+      <w:proofErr w:type="spellEnd"/>
+      <w:r>
+        <w:t xml:space="preserve"> </w:t>
+      </w:r>
+      <w:proofErr w:type="spellStart"/>
+      <w:r>
+        <w:t>כותרת</w:t>
+      </w:r>
+      <w:proofErr w:type="spellEnd"/>
+      <w:r>
+        <w:t xml:space="preserve"> </w:t>
+      </w:r>
+      <w:proofErr w:type="spellStart"/>
+      <w:r>
+        <w:t>מייצגת</w:t>
+      </w:r>
+      <w:proofErr w:type="spellEnd"/>
+      <w:r>
+        <w:t xml:space="preserve"> </w:t>
+      </w:r>
+      <w:proofErr w:type="spellStart"/>
       <w:r>
         <w:rPr>
           <w:b/>
           <w:bCs/>
         </w:rPr>
-        <w:t>מאפיין מערכת עצמאי</w:t>
-      </w:r>
-      <w:r>
-        <w:t xml:space="preserve"> עם אלמנטים ייחודיים, תתי־מצבים והתנהגויות שונות.</w:t>
+        <w:t>מאפיין</w:t>
+      </w:r>
+      <w:proofErr w:type="spellEnd"/>
+      <w:r>
+        <w:rPr>
+          <w:b/>
+          <w:bCs/>
+        </w:rPr>
+        <w:t xml:space="preserve"> </w:t>
+      </w:r>
+      <w:proofErr w:type="spellStart"/>
+      <w:r>
+        <w:rPr>
+          <w:b/>
+          <w:bCs/>
+        </w:rPr>
+        <w:t>מערכת</w:t>
+      </w:r>
+      <w:proofErr w:type="spellEnd"/>
+      <w:r>
+        <w:rPr>
+          <w:b/>
+          <w:bCs/>
+        </w:rPr>
+        <w:t xml:space="preserve"> </w:t>
+      </w:r>
+      <w:proofErr w:type="spellStart"/>
+      <w:r>
+        <w:rPr>
+          <w:b/>
+          <w:bCs/>
+        </w:rPr>
+        <w:t>עצמאי</w:t>
+      </w:r>
+      <w:proofErr w:type="spellEnd"/>
+      <w:r>
+        <w:t xml:space="preserve"> </w:t>
+      </w:r>
+      <w:proofErr w:type="spellStart"/>
+      <w:r>
+        <w:t>עם</w:t>
+      </w:r>
+      <w:proofErr w:type="spellEnd"/>
+      <w:r>
+        <w:t xml:space="preserve"> </w:t>
+      </w:r>
+      <w:proofErr w:type="spellStart"/>
+      <w:r>
+        <w:t>אלמנטים</w:t>
+      </w:r>
+      <w:proofErr w:type="spellEnd"/>
+      <w:r>
+        <w:t xml:space="preserve"> </w:t>
+      </w:r>
+      <w:proofErr w:type="spellStart"/>
+      <w:r>
+        <w:t>ייחודיים</w:t>
+      </w:r>
+      <w:proofErr w:type="spellEnd"/>
+      <w:r>
+        <w:t xml:space="preserve">, </w:t>
+      </w:r>
+      <w:proofErr w:type="spellStart"/>
+      <w:r>
+        <w:t>תתי־מצבים</w:t>
+      </w:r>
+      <w:proofErr w:type="spellEnd"/>
+      <w:r>
+        <w:t xml:space="preserve"> </w:t>
+      </w:r>
+      <w:proofErr w:type="spellStart"/>
+      <w:r>
+        <w:t>והתנהגויות</w:t>
+      </w:r>
+      <w:proofErr w:type="spellEnd"/>
+      <w:r>
+        <w:t xml:space="preserve"> </w:t>
+      </w:r>
+      <w:proofErr w:type="spellStart"/>
+      <w:r>
+        <w:t>שונות</w:t>
+      </w:r>
+      <w:proofErr w:type="spellEnd"/>
+      <w:r>
+        <w:t>.</w:t>
       </w:r>
     </w:p>
     <w:p>
@@ -1477,17 +4948,160 @@
         <w:pStyle w:val="a0"/>
         <w:bidi/>
       </w:pPr>
-      <w:r>
-        <w:t>עדיפות: בינונית</w:t>
-      </w:r>
+      <w:proofErr w:type="spellStart"/>
+      <w:r>
+        <w:t>עדיפות</w:t>
+      </w:r>
+      <w:proofErr w:type="spellEnd"/>
+      <w:r>
+        <w:t xml:space="preserve">: </w:t>
+      </w:r>
+      <w:proofErr w:type="spellStart"/>
+      <w:r>
+        <w:t>בינונית</w:t>
+      </w:r>
+      <w:proofErr w:type="spellEnd"/>
     </w:p>
     <w:p>
       <w:pPr>
         <w:pStyle w:val="a0"/>
         <w:bidi/>
       </w:pPr>
-      <w:r>
-        <w:t>הדף נועד לתרגול: - זיהוי אלמנטים מורכבים - עבודה עם State - עבודה עם אירועים (click, hover, input) - עבודה עם רכיבים בעייתיים לאוטומציה (iframe, tooltip, autocomplete)</w:t>
+      <w:proofErr w:type="spellStart"/>
+      <w:r>
+        <w:t>הדף</w:t>
+      </w:r>
+      <w:proofErr w:type="spellEnd"/>
+      <w:r>
+        <w:t xml:space="preserve"> </w:t>
+      </w:r>
+      <w:proofErr w:type="spellStart"/>
+      <w:r>
+        <w:t>נועד</w:t>
+      </w:r>
+      <w:proofErr w:type="spellEnd"/>
+      <w:r>
+        <w:t xml:space="preserve"> </w:t>
+      </w:r>
+      <w:proofErr w:type="spellStart"/>
+      <w:r>
+        <w:t>לתרגול</w:t>
+      </w:r>
+      <w:proofErr w:type="spellEnd"/>
+      <w:r>
+        <w:t xml:space="preserve">: - </w:t>
+      </w:r>
+      <w:proofErr w:type="spellStart"/>
+      <w:r>
+        <w:t>זיהוי</w:t>
+      </w:r>
+      <w:proofErr w:type="spellEnd"/>
+      <w:r>
+        <w:t xml:space="preserve"> </w:t>
+      </w:r>
+      <w:proofErr w:type="spellStart"/>
+      <w:r>
+        <w:t>אלמנטים</w:t>
+      </w:r>
+      <w:proofErr w:type="spellEnd"/>
+      <w:r>
+        <w:t xml:space="preserve"> </w:t>
+      </w:r>
+      <w:proofErr w:type="spellStart"/>
+      <w:r>
+        <w:t>מורכבים</w:t>
+      </w:r>
+      <w:proofErr w:type="spellEnd"/>
+      <w:r>
+        <w:t xml:space="preserve"> - </w:t>
+      </w:r>
+      <w:proofErr w:type="spellStart"/>
+      <w:r>
+        <w:t>עבודה</w:t>
+      </w:r>
+      <w:proofErr w:type="spellEnd"/>
+      <w:r>
+        <w:t xml:space="preserve"> </w:t>
+      </w:r>
+      <w:proofErr w:type="spellStart"/>
+      <w:r>
+        <w:t>עם</w:t>
+      </w:r>
+      <w:proofErr w:type="spellEnd"/>
+      <w:r>
+        <w:t xml:space="preserve"> State - </w:t>
+      </w:r>
+      <w:proofErr w:type="spellStart"/>
+      <w:r>
+        <w:t>עבודה</w:t>
+      </w:r>
+      <w:proofErr w:type="spellEnd"/>
+      <w:r>
+        <w:t xml:space="preserve"> </w:t>
+      </w:r>
+      <w:proofErr w:type="spellStart"/>
+      <w:r>
+        <w:t>עם</w:t>
+      </w:r>
+      <w:proofErr w:type="spellEnd"/>
+      <w:r>
+        <w:t xml:space="preserve"> </w:t>
+      </w:r>
+      <w:proofErr w:type="spellStart"/>
+      <w:r>
+        <w:t>אירועים</w:t>
+      </w:r>
+      <w:proofErr w:type="spellEnd"/>
+      <w:r>
+        <w:t xml:space="preserve"> (click, hover, input) - </w:t>
+      </w:r>
+      <w:proofErr w:type="spellStart"/>
+      <w:r>
+        <w:t>עבודה</w:t>
+      </w:r>
+      <w:proofErr w:type="spellEnd"/>
+      <w:r>
+        <w:t xml:space="preserve"> </w:t>
+      </w:r>
+      <w:proofErr w:type="spellStart"/>
+      <w:r>
+        <w:t>עם</w:t>
+      </w:r>
+      <w:proofErr w:type="spellEnd"/>
+      <w:r>
+        <w:t xml:space="preserve"> </w:t>
+      </w:r>
+      <w:proofErr w:type="spellStart"/>
+      <w:r>
+        <w:t>רכיבים</w:t>
+      </w:r>
+      <w:proofErr w:type="spellEnd"/>
+      <w:r>
+        <w:t xml:space="preserve"> </w:t>
+      </w:r>
+      <w:proofErr w:type="spellStart"/>
+      <w:r>
+        <w:t>בעייתיים</w:t>
+      </w:r>
+      <w:proofErr w:type="spellEnd"/>
+      <w:r>
+        <w:t xml:space="preserve"> </w:t>
+      </w:r>
+      <w:proofErr w:type="spellStart"/>
+      <w:r>
+        <w:t>לאוטומציה</w:t>
+      </w:r>
+      <w:proofErr w:type="spellEnd"/>
+      <w:r>
+        <w:t xml:space="preserve"> (</w:t>
+      </w:r>
+      <w:proofErr w:type="spellStart"/>
+      <w:r>
+        <w:t>iframe</w:t>
+      </w:r>
+      <w:proofErr w:type="spellEnd"/>
+      <w:r>
+        <w:t>, tooltip, autocomplete)</w:t>
       </w:r>
     </w:p>
     <w:p>
@@ -1496,7 +5110,7 @@
       </w:pPr>
       <w:r>
         <w:pict w14:anchorId="17EE30B7">
-          <v:rect id="_x0000_i1508" style="width:0;height:1.5pt" o:hralign="right" o:hrstd="t" o:hr="t"/>
+          <v:rect id="_x0000_i1033" style="width:0;height:1.5pt" o:hralign="right" o:hrstd="t" o:hr="t"/>
         </w:pict>
       </w:r>
     </w:p>
@@ -1509,8 +5123,23 @@
       <w:bookmarkEnd w:id="20"/>
       <w:bookmarkEnd w:id="21"/>
       <w:r>
-        <w:lastRenderedPageBreak/>
-        <w:t>3.5.2 מאפיין מערכת – Playground: Radio Button</w:t>
+        <w:t xml:space="preserve">3.5.2 </w:t>
+      </w:r>
+      <w:proofErr w:type="spellStart"/>
+      <w:r>
+        <w:t>מאפיין</w:t>
+      </w:r>
+      <w:proofErr w:type="spellEnd"/>
+      <w:r>
+        <w:t xml:space="preserve"> </w:t>
+      </w:r>
+      <w:proofErr w:type="spellStart"/>
+      <w:r>
+        <w:t>מערכת</w:t>
+      </w:r>
+      <w:proofErr w:type="spellEnd"/>
+      <w:r>
+        <w:t xml:space="preserve"> – Playground: Radio Button</w:t>
       </w:r>
     </w:p>
     <w:p>
@@ -1519,17 +5148,56 @@
         <w:bidi/>
       </w:pPr>
       <w:bookmarkStart w:id="23" w:name="תיאור"/>
+      <w:proofErr w:type="spellStart"/>
       <w:r>
         <w:t>תיאור</w:t>
       </w:r>
+      <w:proofErr w:type="spellEnd"/>
     </w:p>
     <w:p>
       <w:pPr>
         <w:pStyle w:val="FirstParagraph"/>
         <w:bidi/>
       </w:pPr>
-      <w:r>
-        <w:t>קבוצת Radio Buttons עם הצגת הערך הנבחר.</w:t>
+      <w:proofErr w:type="spellStart"/>
+      <w:r>
+        <w:t>קבוצת</w:t>
+      </w:r>
+      <w:proofErr w:type="spellEnd"/>
+      <w:r>
+        <w:t xml:space="preserve"> Radio Buttons </w:t>
+      </w:r>
+      <w:proofErr w:type="spellStart"/>
+      <w:r>
+        <w:t>עם</w:t>
+      </w:r>
+      <w:proofErr w:type="spellEnd"/>
+      <w:r>
+        <w:t xml:space="preserve"> </w:t>
+      </w:r>
+      <w:proofErr w:type="spellStart"/>
+      <w:r>
+        <w:t>הצגת</w:t>
+      </w:r>
+      <w:proofErr w:type="spellEnd"/>
+      <w:r>
+        <w:t xml:space="preserve"> </w:t>
+      </w:r>
+      <w:proofErr w:type="spellStart"/>
+      <w:r>
+        <w:t>הערך</w:t>
+      </w:r>
+      <w:proofErr w:type="spellEnd"/>
+      <w:r>
+        <w:t xml:space="preserve"> </w:t>
+      </w:r>
+      <w:proofErr w:type="spellStart"/>
+      <w:r>
+        <w:t>הנבחר</w:t>
+      </w:r>
+      <w:proofErr w:type="spellEnd"/>
+      <w:r>
+        <w:t>.</w:t>
       </w:r>
     </w:p>
     <w:p>
@@ -1539,9 +5207,11 @@
       </w:pPr>
       <w:bookmarkStart w:id="24" w:name="תכולה"/>
       <w:bookmarkEnd w:id="23"/>
+      <w:proofErr w:type="spellStart"/>
       <w:r>
         <w:t>תכולה</w:t>
       </w:r>
+      <w:proofErr w:type="spellEnd"/>
     </w:p>
     <w:p>
       <w:pPr>
@@ -1552,8 +5222,13 @@
         </w:numPr>
         <w:bidi/>
       </w:pPr>
-      <w:r>
-        <w:t>מספר Radio Buttons</w:t>
+      <w:proofErr w:type="spellStart"/>
+      <w:r>
+        <w:t>מספר</w:t>
+      </w:r>
+      <w:proofErr w:type="spellEnd"/>
+      <w:r>
+        <w:t xml:space="preserve"> Radio Buttons</w:t>
       </w:r>
     </w:p>
     <w:p>
@@ -1565,9 +5240,35 @@
         </w:numPr>
         <w:bidi/>
       </w:pPr>
-      <w:r>
-        <w:t>תווית טקסט לכל אפשרות</w:t>
-      </w:r>
+      <w:proofErr w:type="spellStart"/>
+      <w:r>
+        <w:t>תווית</w:t>
+      </w:r>
+      <w:proofErr w:type="spellEnd"/>
+      <w:r>
+        <w:t xml:space="preserve"> </w:t>
+      </w:r>
+      <w:proofErr w:type="spellStart"/>
+      <w:r>
+        <w:t>טקסט</w:t>
+      </w:r>
+      <w:proofErr w:type="spellEnd"/>
+      <w:r>
+        <w:t xml:space="preserve"> </w:t>
+      </w:r>
+      <w:proofErr w:type="spellStart"/>
+      <w:r>
+        <w:t>לכל</w:t>
+      </w:r>
+      <w:proofErr w:type="spellEnd"/>
+      <w:r>
+        <w:t xml:space="preserve"> </w:t>
+      </w:r>
+      <w:proofErr w:type="spellStart"/>
+      <w:r>
+        <w:t>אפשרות</w:t>
+      </w:r>
+      <w:proofErr w:type="spellEnd"/>
     </w:p>
     <w:p>
       <w:pPr>
@@ -1578,9 +5279,51 @@
         </w:numPr>
         <w:bidi/>
       </w:pPr>
-      <w:r>
-        <w:t>אזור טקסט המציג את הערך שנבחר</w:t>
-      </w:r>
+      <w:proofErr w:type="spellStart"/>
+      <w:r>
+        <w:t>אזור</w:t>
+      </w:r>
+      <w:proofErr w:type="spellEnd"/>
+      <w:r>
+        <w:t xml:space="preserve"> </w:t>
+      </w:r>
+      <w:proofErr w:type="spellStart"/>
+      <w:r>
+        <w:t>טקסט</w:t>
+      </w:r>
+      <w:proofErr w:type="spellEnd"/>
+      <w:r>
+        <w:t xml:space="preserve"> </w:t>
+      </w:r>
+      <w:proofErr w:type="spellStart"/>
+      <w:r>
+        <w:t>המציג</w:t>
+      </w:r>
+      <w:proofErr w:type="spellEnd"/>
+      <w:r>
+        <w:t xml:space="preserve"> </w:t>
+      </w:r>
+      <w:proofErr w:type="spellStart"/>
+      <w:r>
+        <w:t>את</w:t>
+      </w:r>
+      <w:proofErr w:type="spellEnd"/>
+      <w:r>
+        <w:t xml:space="preserve"> </w:t>
+      </w:r>
+      <w:proofErr w:type="spellStart"/>
+      <w:r>
+        <w:t>הערך</w:t>
+      </w:r>
+      <w:proofErr w:type="spellEnd"/>
+      <w:r>
+        <w:t xml:space="preserve"> </w:t>
+      </w:r>
+      <w:proofErr w:type="spellStart"/>
+      <w:r>
+        <w:t>שנבחר</w:t>
+      </w:r>
+      <w:proofErr w:type="spellEnd"/>
     </w:p>
     <w:p>
       <w:pPr>
@@ -1589,9 +5332,19 @@
       </w:pPr>
       <w:bookmarkStart w:id="25" w:name="דרישות-פונקציונליות-4"/>
       <w:bookmarkEnd w:id="24"/>
-      <w:r>
-        <w:t>דרישות פונקציונליות</w:t>
-      </w:r>
+      <w:proofErr w:type="spellStart"/>
+      <w:r>
+        <w:t>דרישות</w:t>
+      </w:r>
+      <w:proofErr w:type="spellEnd"/>
+      <w:r>
+        <w:t xml:space="preserve"> </w:t>
+      </w:r>
+      <w:proofErr w:type="spellStart"/>
+      <w:r>
+        <w:t>פונקציונליות</w:t>
+      </w:r>
+      <w:proofErr w:type="spellEnd"/>
     </w:p>
     <w:p>
       <w:pPr>
@@ -1602,9 +5355,43 @@
         </w:numPr>
         <w:bidi/>
       </w:pPr>
-      <w:r>
-        <w:t>ניתן לבחור אפשרות אחת בלבד</w:t>
-      </w:r>
+      <w:proofErr w:type="spellStart"/>
+      <w:r>
+        <w:t>ניתן</w:t>
+      </w:r>
+      <w:proofErr w:type="spellEnd"/>
+      <w:r>
+        <w:t xml:space="preserve"> </w:t>
+      </w:r>
+      <w:proofErr w:type="spellStart"/>
+      <w:r>
+        <w:t>לבחור</w:t>
+      </w:r>
+      <w:proofErr w:type="spellEnd"/>
+      <w:r>
+        <w:t xml:space="preserve"> </w:t>
+      </w:r>
+      <w:proofErr w:type="spellStart"/>
+      <w:r>
+        <w:t>אפשרות</w:t>
+      </w:r>
+      <w:proofErr w:type="spellEnd"/>
+      <w:r>
+        <w:t xml:space="preserve"> </w:t>
+      </w:r>
+      <w:proofErr w:type="spellStart"/>
+      <w:r>
+        <w:t>אחת</w:t>
+      </w:r>
+      <w:proofErr w:type="spellEnd"/>
+      <w:r>
+        <w:t xml:space="preserve"> </w:t>
+      </w:r>
+      <w:proofErr w:type="spellStart"/>
+      <w:r>
+        <w:t>בלבד</w:t>
+      </w:r>
+      <w:proofErr w:type="spellEnd"/>
     </w:p>
     <w:p>
       <w:pPr>
@@ -1615,9 +5402,35 @@
         </w:numPr>
         <w:bidi/>
       </w:pPr>
-      <w:r>
-        <w:t>בחירה מעדכנת את הטקסט</w:t>
-      </w:r>
+      <w:proofErr w:type="spellStart"/>
+      <w:r>
+        <w:t>בחירה</w:t>
+      </w:r>
+      <w:proofErr w:type="spellEnd"/>
+      <w:r>
+        <w:t xml:space="preserve"> </w:t>
+      </w:r>
+      <w:proofErr w:type="spellStart"/>
+      <w:r>
+        <w:t>מעדכנת</w:t>
+      </w:r>
+      <w:proofErr w:type="spellEnd"/>
+      <w:r>
+        <w:t xml:space="preserve"> </w:t>
+      </w:r>
+      <w:proofErr w:type="spellStart"/>
+      <w:r>
+        <w:t>את</w:t>
+      </w:r>
+      <w:proofErr w:type="spellEnd"/>
+      <w:r>
+        <w:t xml:space="preserve"> </w:t>
+      </w:r>
+      <w:proofErr w:type="spellStart"/>
+      <w:r>
+        <w:t>הטקסט</w:t>
+      </w:r>
+      <w:proofErr w:type="spellEnd"/>
     </w:p>
     <w:p>
       <w:pPr>
@@ -1628,9 +5441,43 @@
         </w:numPr>
         <w:bidi/>
       </w:pPr>
-      <w:r>
-        <w:t>רענון הדף מאפס את הבחירה</w:t>
-      </w:r>
+      <w:proofErr w:type="spellStart"/>
+      <w:r>
+        <w:t>רענון</w:t>
+      </w:r>
+      <w:proofErr w:type="spellEnd"/>
+      <w:r>
+        <w:t xml:space="preserve"> </w:t>
+      </w:r>
+      <w:proofErr w:type="spellStart"/>
+      <w:r>
+        <w:t>הדף</w:t>
+      </w:r>
+      <w:proofErr w:type="spellEnd"/>
+      <w:r>
+        <w:t xml:space="preserve"> </w:t>
+      </w:r>
+      <w:proofErr w:type="spellStart"/>
+      <w:r>
+        <w:t>מאפס</w:t>
+      </w:r>
+      <w:proofErr w:type="spellEnd"/>
+      <w:r>
+        <w:t xml:space="preserve"> </w:t>
+      </w:r>
+      <w:proofErr w:type="spellStart"/>
+      <w:r>
+        <w:t>את</w:t>
+      </w:r>
+      <w:proofErr w:type="spellEnd"/>
+      <w:r>
+        <w:t xml:space="preserve"> </w:t>
+      </w:r>
+      <w:proofErr w:type="spellStart"/>
+      <w:r>
+        <w:t>הבחירה</w:t>
+      </w:r>
+      <w:proofErr w:type="spellEnd"/>
     </w:p>
     <w:p>
       <w:pPr>
@@ -1639,9 +5486,19 @@
       </w:pPr>
       <w:bookmarkStart w:id="26" w:name="בדיקות-עיקריות"/>
       <w:bookmarkEnd w:id="25"/>
-      <w:r>
-        <w:t>בדיקות עיקריות</w:t>
-      </w:r>
+      <w:proofErr w:type="spellStart"/>
+      <w:r>
+        <w:t>בדיקות</w:t>
+      </w:r>
+      <w:proofErr w:type="spellEnd"/>
+      <w:r>
+        <w:t xml:space="preserve"> </w:t>
+      </w:r>
+      <w:proofErr w:type="spellStart"/>
+      <w:r>
+        <w:t>עיקריות</w:t>
+      </w:r>
+      <w:proofErr w:type="spellEnd"/>
     </w:p>
     <w:p>
       <w:pPr>
@@ -1652,9 +5509,19 @@
         </w:numPr>
         <w:bidi/>
       </w:pPr>
-      <w:r>
-        <w:t>בדיקת בלעדיות</w:t>
-      </w:r>
+      <w:proofErr w:type="spellStart"/>
+      <w:r>
+        <w:t>בדיקת</w:t>
+      </w:r>
+      <w:proofErr w:type="spellEnd"/>
+      <w:r>
+        <w:t xml:space="preserve"> </w:t>
+      </w:r>
+      <w:proofErr w:type="spellStart"/>
+      <w:r>
+        <w:t>בלעדיות</w:t>
+      </w:r>
+      <w:proofErr w:type="spellEnd"/>
     </w:p>
     <w:p>
       <w:pPr>
@@ -1665,9 +5532,27 @@
         </w:numPr>
         <w:bidi/>
       </w:pPr>
-      <w:r>
-        <w:t>בדיקת עדכון הטקסט</w:t>
-      </w:r>
+      <w:proofErr w:type="spellStart"/>
+      <w:r>
+        <w:t>בדיקת</w:t>
+      </w:r>
+      <w:proofErr w:type="spellEnd"/>
+      <w:r>
+        <w:t xml:space="preserve"> </w:t>
+      </w:r>
+      <w:proofErr w:type="spellStart"/>
+      <w:r>
+        <w:t>עדכון</w:t>
+      </w:r>
+      <w:proofErr w:type="spellEnd"/>
+      <w:r>
+        <w:t xml:space="preserve"> </w:t>
+      </w:r>
+      <w:proofErr w:type="spellStart"/>
+      <w:r>
+        <w:t>הטקסט</w:t>
+      </w:r>
+      <w:proofErr w:type="spellEnd"/>
     </w:p>
     <w:p>
       <w:pPr>
@@ -1675,7 +5560,7 @@
       </w:pPr>
       <w:r>
         <w:pict w14:anchorId="27CF89AA">
-          <v:rect id="_x0000_i1509" style="width:0;height:1.5pt" o:hralign="right" o:hrstd="t" o:hr="t"/>
+          <v:rect id="_x0000_i1034" style="width:0;height:1.5pt" o:hralign="right" o:hrstd="t" o:hr="t"/>
         </w:pict>
       </w:r>
     </w:p>
@@ -1688,7 +5573,23 @@
       <w:bookmarkEnd w:id="22"/>
       <w:bookmarkEnd w:id="26"/>
       <w:r>
-        <w:t>3.5.3 מאפיין מערכת – Playground: Autocomplete Combo Box (Movies)</w:t>
+        <w:t xml:space="preserve">3.5.3 </w:t>
+      </w:r>
+      <w:proofErr w:type="spellStart"/>
+      <w:r>
+        <w:t>מאפיין</w:t>
+      </w:r>
+      <w:proofErr w:type="spellEnd"/>
+      <w:r>
+        <w:t xml:space="preserve"> </w:t>
+      </w:r>
+      <w:proofErr w:type="spellStart"/>
+      <w:r>
+        <w:t>מערכת</w:t>
+      </w:r>
+      <w:proofErr w:type="spellEnd"/>
+      <w:r>
+        <w:t xml:space="preserve"> – Playground: Autocomplete Combo Box (Movies)</w:t>
       </w:r>
     </w:p>
     <w:p>
@@ -1697,17 +5598,88 @@
         <w:bidi/>
       </w:pPr>
       <w:bookmarkStart w:id="28" w:name="תיאור-1"/>
+      <w:proofErr w:type="spellStart"/>
       <w:r>
         <w:t>תיאור</w:t>
       </w:r>
+      <w:proofErr w:type="spellEnd"/>
     </w:p>
     <w:p>
       <w:pPr>
         <w:pStyle w:val="FirstParagraph"/>
         <w:bidi/>
       </w:pPr>
-      <w:r>
-        <w:t>שדה קלט עם השלמה אוטומטית המבוססת על רשימת סרטים.</w:t>
+      <w:proofErr w:type="spellStart"/>
+      <w:r>
+        <w:t>שדה</w:t>
+      </w:r>
+      <w:proofErr w:type="spellEnd"/>
+      <w:r>
+        <w:t xml:space="preserve"> </w:t>
+      </w:r>
+      <w:proofErr w:type="spellStart"/>
+      <w:r>
+        <w:t>קלט</w:t>
+      </w:r>
+      <w:proofErr w:type="spellEnd"/>
+      <w:r>
+        <w:t xml:space="preserve"> </w:t>
+      </w:r>
+      <w:proofErr w:type="spellStart"/>
+      <w:r>
+        <w:t>עם</w:t>
+      </w:r>
+      <w:proofErr w:type="spellEnd"/>
+      <w:r>
+        <w:t xml:space="preserve"> </w:t>
+      </w:r>
+      <w:proofErr w:type="spellStart"/>
+      <w:r>
+        <w:t>השלמה</w:t>
+      </w:r>
+      <w:proofErr w:type="spellEnd"/>
+      <w:r>
+        <w:t xml:space="preserve"> </w:t>
+      </w:r>
+      <w:proofErr w:type="spellStart"/>
+      <w:r>
+        <w:t>אוטומטית</w:t>
+      </w:r>
+      <w:proofErr w:type="spellEnd"/>
+      <w:r>
+        <w:t xml:space="preserve"> </w:t>
+      </w:r>
+      <w:proofErr w:type="spellStart"/>
+      <w:r>
+        <w:t>המבוססת</w:t>
+      </w:r>
+      <w:proofErr w:type="spellEnd"/>
+      <w:r>
+        <w:t xml:space="preserve"> </w:t>
+      </w:r>
+      <w:proofErr w:type="spellStart"/>
+      <w:r>
+        <w:t>על</w:t>
+      </w:r>
+      <w:proofErr w:type="spellEnd"/>
+      <w:r>
+        <w:t xml:space="preserve"> </w:t>
+      </w:r>
+      <w:proofErr w:type="spellStart"/>
+      <w:r>
+        <w:t>רשימת</w:t>
+      </w:r>
+      <w:proofErr w:type="spellEnd"/>
+      <w:r>
+        <w:t xml:space="preserve"> </w:t>
+      </w:r>
+      <w:proofErr w:type="spellStart"/>
+      <w:r>
+        <w:t>סרטים</w:t>
+      </w:r>
+      <w:proofErr w:type="spellEnd"/>
+      <w:r>
+        <w:t>.</w:t>
       </w:r>
     </w:p>
     <w:p>
@@ -1717,9 +5689,11 @@
       </w:pPr>
       <w:bookmarkStart w:id="29" w:name="תכולה-1"/>
       <w:bookmarkEnd w:id="28"/>
+      <w:proofErr w:type="spellStart"/>
       <w:r>
         <w:t>תכולה</w:t>
       </w:r>
+      <w:proofErr w:type="spellEnd"/>
     </w:p>
     <w:p>
       <w:pPr>
@@ -1730,9 +5704,19 @@
         </w:numPr>
         <w:bidi/>
       </w:pPr>
-      <w:r>
-        <w:t>שדה טקסט</w:t>
-      </w:r>
+      <w:proofErr w:type="spellStart"/>
+      <w:r>
+        <w:t>שדה</w:t>
+      </w:r>
+      <w:proofErr w:type="spellEnd"/>
+      <w:r>
+        <w:t xml:space="preserve"> </w:t>
+      </w:r>
+      <w:proofErr w:type="spellStart"/>
+      <w:r>
+        <w:t>טקסט</w:t>
+      </w:r>
+      <w:proofErr w:type="spellEnd"/>
     </w:p>
     <w:p>
       <w:pPr>
@@ -1743,9 +5727,27 @@
         </w:numPr>
         <w:bidi/>
       </w:pPr>
-      <w:r>
-        <w:t>רשימת הצעות דינמית</w:t>
-      </w:r>
+      <w:proofErr w:type="spellStart"/>
+      <w:r>
+        <w:t>רשימת</w:t>
+      </w:r>
+      <w:proofErr w:type="spellEnd"/>
+      <w:r>
+        <w:t xml:space="preserve"> </w:t>
+      </w:r>
+      <w:proofErr w:type="spellStart"/>
+      <w:r>
+        <w:t>הצעות</w:t>
+      </w:r>
+      <w:proofErr w:type="spellEnd"/>
+      <w:r>
+        <w:t xml:space="preserve"> </w:t>
+      </w:r>
+      <w:proofErr w:type="spellStart"/>
+      <w:r>
+        <w:t>דינמית</w:t>
+      </w:r>
+      <w:proofErr w:type="spellEnd"/>
     </w:p>
     <w:p>
       <w:pPr>
@@ -1756,9 +5758,28 @@
         </w:numPr>
         <w:bidi/>
       </w:pPr>
-      <w:r>
-        <w:t>ערכים לדוגמה: סרטים</w:t>
-      </w:r>
+      <w:proofErr w:type="spellStart"/>
+      <w:r>
+        <w:lastRenderedPageBreak/>
+        <w:t>ערכים</w:t>
+      </w:r>
+      <w:proofErr w:type="spellEnd"/>
+      <w:r>
+        <w:t xml:space="preserve"> </w:t>
+      </w:r>
+      <w:proofErr w:type="spellStart"/>
+      <w:r>
+        <w:t>לדוגמה</w:t>
+      </w:r>
+      <w:proofErr w:type="spellEnd"/>
+      <w:r>
+        <w:t xml:space="preserve">: </w:t>
+      </w:r>
+      <w:proofErr w:type="spellStart"/>
+      <w:r>
+        <w:t>סרטים</w:t>
+      </w:r>
+      <w:proofErr w:type="spellEnd"/>
     </w:p>
     <w:p>
       <w:pPr>
@@ -1767,9 +5788,19 @@
       </w:pPr>
       <w:bookmarkStart w:id="30" w:name="דרישות-פונקציונליות-5"/>
       <w:bookmarkEnd w:id="29"/>
-      <w:r>
-        <w:t>דרישות פונקציונליות</w:t>
-      </w:r>
+      <w:proofErr w:type="spellStart"/>
+      <w:r>
+        <w:t>דרישות</w:t>
+      </w:r>
+      <w:proofErr w:type="spellEnd"/>
+      <w:r>
+        <w:t xml:space="preserve"> </w:t>
+      </w:r>
+      <w:proofErr w:type="spellStart"/>
+      <w:r>
+        <w:t>פונקציונליות</w:t>
+      </w:r>
+      <w:proofErr w:type="spellEnd"/>
     </w:p>
     <w:p>
       <w:pPr>
@@ -1780,9 +5811,35 @@
         </w:numPr>
         <w:bidi/>
       </w:pPr>
-      <w:r>
-        <w:t>הקלדה מציגה רשימת הצעות</w:t>
-      </w:r>
+      <w:proofErr w:type="spellStart"/>
+      <w:r>
+        <w:t>הקלדה</w:t>
+      </w:r>
+      <w:proofErr w:type="spellEnd"/>
+      <w:r>
+        <w:t xml:space="preserve"> </w:t>
+      </w:r>
+      <w:proofErr w:type="spellStart"/>
+      <w:r>
+        <w:t>מציגה</w:t>
+      </w:r>
+      <w:proofErr w:type="spellEnd"/>
+      <w:r>
+        <w:t xml:space="preserve"> </w:t>
+      </w:r>
+      <w:proofErr w:type="spellStart"/>
+      <w:r>
+        <w:t>רשימת</w:t>
+      </w:r>
+      <w:proofErr w:type="spellEnd"/>
+      <w:r>
+        <w:t xml:space="preserve"> </w:t>
+      </w:r>
+      <w:proofErr w:type="spellStart"/>
+      <w:r>
+        <w:t>הצעות</w:t>
+      </w:r>
+      <w:proofErr w:type="spellEnd"/>
     </w:p>
     <w:p>
       <w:pPr>
@@ -1793,9 +5850,27 @@
         </w:numPr>
         <w:bidi/>
       </w:pPr>
-      <w:r>
-        <w:t>סינון בזמן אמת</w:t>
-      </w:r>
+      <w:proofErr w:type="spellStart"/>
+      <w:r>
+        <w:t>סינון</w:t>
+      </w:r>
+      <w:proofErr w:type="spellEnd"/>
+      <w:r>
+        <w:t xml:space="preserve"> </w:t>
+      </w:r>
+      <w:proofErr w:type="spellStart"/>
+      <w:r>
+        <w:t>בזמן</w:t>
+      </w:r>
+      <w:proofErr w:type="spellEnd"/>
+      <w:r>
+        <w:t xml:space="preserve"> </w:t>
+      </w:r>
+      <w:proofErr w:type="spellStart"/>
+      <w:r>
+        <w:t>אמת</w:t>
+      </w:r>
+      <w:proofErr w:type="spellEnd"/>
     </w:p>
     <w:p>
       <w:pPr>
@@ -1806,9 +5881,35 @@
         </w:numPr>
         <w:bidi/>
       </w:pPr>
-      <w:r>
-        <w:t>בחירה מתוך הרשימה בלבד</w:t>
-      </w:r>
+      <w:proofErr w:type="spellStart"/>
+      <w:r>
+        <w:t>בחירה</w:t>
+      </w:r>
+      <w:proofErr w:type="spellEnd"/>
+      <w:r>
+        <w:t xml:space="preserve"> </w:t>
+      </w:r>
+      <w:proofErr w:type="spellStart"/>
+      <w:r>
+        <w:t>מתוך</w:t>
+      </w:r>
+      <w:proofErr w:type="spellEnd"/>
+      <w:r>
+        <w:t xml:space="preserve"> </w:t>
+      </w:r>
+      <w:proofErr w:type="spellStart"/>
+      <w:r>
+        <w:t>הרשימה</w:t>
+      </w:r>
+      <w:proofErr w:type="spellEnd"/>
+      <w:r>
+        <w:t xml:space="preserve"> </w:t>
+      </w:r>
+      <w:proofErr w:type="spellStart"/>
+      <w:r>
+        <w:t>בלבד</w:t>
+      </w:r>
+      <w:proofErr w:type="spellEnd"/>
     </w:p>
     <w:p>
       <w:pPr>
@@ -1819,9 +5920,27 @@
         </w:numPr>
         <w:bidi/>
       </w:pPr>
-      <w:r>
-        <w:t>רענון מאפס ערך</w:t>
-      </w:r>
+      <w:proofErr w:type="spellStart"/>
+      <w:r>
+        <w:t>רענון</w:t>
+      </w:r>
+      <w:proofErr w:type="spellEnd"/>
+      <w:r>
+        <w:t xml:space="preserve"> </w:t>
+      </w:r>
+      <w:proofErr w:type="spellStart"/>
+      <w:r>
+        <w:t>מאפס</w:t>
+      </w:r>
+      <w:proofErr w:type="spellEnd"/>
+      <w:r>
+        <w:t xml:space="preserve"> </w:t>
+      </w:r>
+      <w:proofErr w:type="spellStart"/>
+      <w:r>
+        <w:t>ערך</w:t>
+      </w:r>
+      <w:proofErr w:type="spellEnd"/>
     </w:p>
     <w:p>
       <w:pPr>
@@ -1830,9 +5949,19 @@
       </w:pPr>
       <w:bookmarkStart w:id="31" w:name="בדיקות-עיקריות-1"/>
       <w:bookmarkEnd w:id="30"/>
-      <w:r>
-        <w:t>בדיקות עיקריות</w:t>
-      </w:r>
+      <w:proofErr w:type="spellStart"/>
+      <w:r>
+        <w:t>בדיקות</w:t>
+      </w:r>
+      <w:proofErr w:type="spellEnd"/>
+      <w:r>
+        <w:t xml:space="preserve"> </w:t>
+      </w:r>
+      <w:proofErr w:type="spellStart"/>
+      <w:r>
+        <w:t>עיקריות</w:t>
+      </w:r>
+      <w:proofErr w:type="spellEnd"/>
     </w:p>
     <w:p>
       <w:pPr>
@@ -1843,9 +5972,19 @@
         </w:numPr>
         <w:bidi/>
       </w:pPr>
-      <w:r>
-        <w:t>הקלדה חלקית</w:t>
-      </w:r>
+      <w:proofErr w:type="spellStart"/>
+      <w:r>
+        <w:t>הקלדה</w:t>
+      </w:r>
+      <w:proofErr w:type="spellEnd"/>
+      <w:r>
+        <w:t xml:space="preserve"> </w:t>
+      </w:r>
+      <w:proofErr w:type="spellStart"/>
+      <w:r>
+        <w:t>חלקית</w:t>
+      </w:r>
+      <w:proofErr w:type="spellEnd"/>
     </w:p>
     <w:p>
       <w:pPr>
@@ -1856,9 +5995,19 @@
         </w:numPr>
         <w:bidi/>
       </w:pPr>
-      <w:r>
-        <w:t>בחירה בעכבר</w:t>
-      </w:r>
+      <w:proofErr w:type="spellStart"/>
+      <w:r>
+        <w:t>בחירה</w:t>
+      </w:r>
+      <w:proofErr w:type="spellEnd"/>
+      <w:r>
+        <w:t xml:space="preserve"> </w:t>
+      </w:r>
+      <w:proofErr w:type="spellStart"/>
+      <w:r>
+        <w:t>בעכבר</w:t>
+      </w:r>
+      <w:proofErr w:type="spellEnd"/>
     </w:p>
     <w:p>
       <w:pPr>
@@ -1869,18 +6018,35 @@
         </w:numPr>
         <w:bidi/>
       </w:pPr>
-      <w:r>
-        <w:t>ערך לא חוקי</w:t>
-      </w:r>
-    </w:p>
-    <w:p>
-      <w:pPr>
-        <w:bidi/>
-      </w:pPr>
-      <w:r>
-        <w:lastRenderedPageBreak/>
+      <w:proofErr w:type="spellStart"/>
+      <w:r>
+        <w:t>ערך</w:t>
+      </w:r>
+      <w:proofErr w:type="spellEnd"/>
+      <w:r>
+        <w:t xml:space="preserve"> </w:t>
+      </w:r>
+      <w:proofErr w:type="spellStart"/>
+      <w:r>
+        <w:t>לא</w:t>
+      </w:r>
+      <w:proofErr w:type="spellEnd"/>
+      <w:r>
+        <w:t xml:space="preserve"> </w:t>
+      </w:r>
+      <w:proofErr w:type="spellStart"/>
+      <w:r>
+        <w:t>חוקי</w:t>
+      </w:r>
+      <w:proofErr w:type="spellEnd"/>
+    </w:p>
+    <w:p>
+      <w:pPr>
+        <w:bidi/>
+      </w:pPr>
+      <w:r>
         <w:pict w14:anchorId="5FE1068A">
-          <v:rect id="_x0000_i1510" style="width:0;height:1.5pt" o:hralign="right" o:hrstd="t" o:hr="t"/>
+          <v:rect id="_x0000_i1035" style="width:0;height:1.5pt" o:hralign="right" o:hrstd="t" o:hr="t"/>
         </w:pict>
       </w:r>
     </w:p>
@@ -1893,7 +6059,23 @@
       <w:bookmarkEnd w:id="27"/>
       <w:bookmarkEnd w:id="31"/>
       <w:r>
-        <w:t>3.5.4 מאפיין מערכת – Playground: Switch</w:t>
+        <w:t xml:space="preserve">3.5.4 </w:t>
+      </w:r>
+      <w:proofErr w:type="spellStart"/>
+      <w:r>
+        <w:t>מאפיין</w:t>
+      </w:r>
+      <w:proofErr w:type="spellEnd"/>
+      <w:r>
+        <w:t xml:space="preserve"> </w:t>
+      </w:r>
+      <w:proofErr w:type="spellStart"/>
+      <w:r>
+        <w:t>מערכת</w:t>
+      </w:r>
+      <w:proofErr w:type="spellEnd"/>
+      <w:r>
+        <w:t xml:space="preserve"> – Playground: Switch</w:t>
       </w:r>
     </w:p>
     <w:p>
@@ -1902,17 +6084,56 @@
         <w:bidi/>
       </w:pPr>
       <w:bookmarkStart w:id="33" w:name="תיאור-2"/>
+      <w:proofErr w:type="spellStart"/>
       <w:r>
         <w:t>תיאור</w:t>
       </w:r>
+      <w:proofErr w:type="spellEnd"/>
     </w:p>
     <w:p>
       <w:pPr>
         <w:pStyle w:val="FirstParagraph"/>
         <w:bidi/>
       </w:pPr>
-      <w:r>
-        <w:t>רכיב Switch המדמה מצב מופעל / מושבת.</w:t>
+      <w:proofErr w:type="spellStart"/>
+      <w:r>
+        <w:t>רכיב</w:t>
+      </w:r>
+      <w:proofErr w:type="spellEnd"/>
+      <w:r>
+        <w:t xml:space="preserve"> Switch </w:t>
+      </w:r>
+      <w:proofErr w:type="spellStart"/>
+      <w:r>
+        <w:t>המדמה</w:t>
+      </w:r>
+      <w:proofErr w:type="spellEnd"/>
+      <w:r>
+        <w:t xml:space="preserve"> </w:t>
+      </w:r>
+      <w:proofErr w:type="spellStart"/>
+      <w:r>
+        <w:t>מצב</w:t>
+      </w:r>
+      <w:proofErr w:type="spellEnd"/>
+      <w:r>
+        <w:t xml:space="preserve"> </w:t>
+      </w:r>
+      <w:proofErr w:type="spellStart"/>
+      <w:r>
+        <w:t>מופעל</w:t>
+      </w:r>
+      <w:proofErr w:type="spellEnd"/>
+      <w:r>
+        <w:t xml:space="preserve"> / </w:t>
+      </w:r>
+      <w:proofErr w:type="spellStart"/>
+      <w:r>
+        <w:t>מושבת</w:t>
+      </w:r>
+      <w:proofErr w:type="spellEnd"/>
+      <w:r>
+        <w:t>.</w:t>
       </w:r>
     </w:p>
     <w:p>
@@ -1922,9 +6143,11 @@
       </w:pPr>
       <w:bookmarkStart w:id="34" w:name="תכולה-2"/>
       <w:bookmarkEnd w:id="33"/>
+      <w:proofErr w:type="spellStart"/>
       <w:r>
         <w:t>תכולה</w:t>
       </w:r>
+      <w:proofErr w:type="spellEnd"/>
     </w:p>
     <w:p>
       <w:pPr>
@@ -1935,8 +6158,13 @@
         </w:numPr>
         <w:bidi/>
       </w:pPr>
-      <w:r>
-        <w:t>רכיב Switch</w:t>
+      <w:proofErr w:type="spellStart"/>
+      <w:r>
+        <w:t>רכיב</w:t>
+      </w:r>
+      <w:proofErr w:type="spellEnd"/>
+      <w:r>
+        <w:t xml:space="preserve"> Switch</w:t>
       </w:r>
     </w:p>
     <w:p>
@@ -1948,8 +6176,21 @@
         </w:numPr>
         <w:bidi/>
       </w:pPr>
-      <w:r>
-        <w:t>טקסט מצב: Enabled / Disabled</w:t>
+      <w:proofErr w:type="spellStart"/>
+      <w:r>
+        <w:t>טקסט</w:t>
+      </w:r>
+      <w:proofErr w:type="spellEnd"/>
+      <w:r>
+        <w:t xml:space="preserve"> </w:t>
+      </w:r>
+      <w:proofErr w:type="spellStart"/>
+      <w:r>
+        <w:t>מצב</w:t>
+      </w:r>
+      <w:proofErr w:type="spellEnd"/>
+      <w:r>
+        <w:t>: Enabled / Disabled</w:t>
       </w:r>
     </w:p>
     <w:p>
@@ -1959,9 +6200,19 @@
       </w:pPr>
       <w:bookmarkStart w:id="35" w:name="דרישות-פונקציונליות-6"/>
       <w:bookmarkEnd w:id="34"/>
-      <w:r>
-        <w:t>דרישות פונקציונליות</w:t>
-      </w:r>
+      <w:proofErr w:type="spellStart"/>
+      <w:r>
+        <w:t>דרישות</w:t>
+      </w:r>
+      <w:proofErr w:type="spellEnd"/>
+      <w:r>
+        <w:t xml:space="preserve"> </w:t>
+      </w:r>
+      <w:proofErr w:type="spellStart"/>
+      <w:r>
+        <w:t>פונקציונליות</w:t>
+      </w:r>
+      <w:proofErr w:type="spellEnd"/>
     </w:p>
     <w:p>
       <w:pPr>
@@ -1972,9 +6223,27 @@
         </w:numPr>
         <w:bidi/>
       </w:pPr>
-      <w:r>
-        <w:t>לחיצה מחליפה מצב</w:t>
-      </w:r>
+      <w:proofErr w:type="spellStart"/>
+      <w:r>
+        <w:t>לחיצה</w:t>
+      </w:r>
+      <w:proofErr w:type="spellEnd"/>
+      <w:r>
+        <w:t xml:space="preserve"> </w:t>
+      </w:r>
+      <w:proofErr w:type="spellStart"/>
+      <w:r>
+        <w:t>מחליפה</w:t>
+      </w:r>
+      <w:proofErr w:type="spellEnd"/>
+      <w:r>
+        <w:t xml:space="preserve"> </w:t>
+      </w:r>
+      <w:proofErr w:type="spellStart"/>
+      <w:r>
+        <w:t>מצב</w:t>
+      </w:r>
+      <w:proofErr w:type="spellEnd"/>
     </w:p>
     <w:p>
       <w:pPr>
@@ -1985,9 +6254,27 @@
         </w:numPr>
         <w:bidi/>
       </w:pPr>
-      <w:r>
-        <w:t>הטקסט מתעדכן בהתאם</w:t>
-      </w:r>
+      <w:proofErr w:type="spellStart"/>
+      <w:r>
+        <w:t>הטקסט</w:t>
+      </w:r>
+      <w:proofErr w:type="spellEnd"/>
+      <w:r>
+        <w:t xml:space="preserve"> </w:t>
+      </w:r>
+      <w:proofErr w:type="spellStart"/>
+      <w:r>
+        <w:t>מתעדכן</w:t>
+      </w:r>
+      <w:proofErr w:type="spellEnd"/>
+      <w:r>
+        <w:t xml:space="preserve"> </w:t>
+      </w:r>
+      <w:proofErr w:type="spellStart"/>
+      <w:r>
+        <w:t>בהתאם</w:t>
+      </w:r>
+      <w:proofErr w:type="spellEnd"/>
     </w:p>
     <w:p>
       <w:pPr>
@@ -1998,9 +6285,27 @@
         </w:numPr>
         <w:bidi/>
       </w:pPr>
-      <w:r>
-        <w:t>רענון מאפס מצב</w:t>
-      </w:r>
+      <w:proofErr w:type="spellStart"/>
+      <w:r>
+        <w:t>רענון</w:t>
+      </w:r>
+      <w:proofErr w:type="spellEnd"/>
+      <w:r>
+        <w:t xml:space="preserve"> </w:t>
+      </w:r>
+      <w:proofErr w:type="spellStart"/>
+      <w:r>
+        <w:t>מאפס</w:t>
+      </w:r>
+      <w:proofErr w:type="spellEnd"/>
+      <w:r>
+        <w:t xml:space="preserve"> </w:t>
+      </w:r>
+      <w:proofErr w:type="spellStart"/>
+      <w:r>
+        <w:t>מצב</w:t>
+      </w:r>
+      <w:proofErr w:type="spellEnd"/>
     </w:p>
     <w:p>
       <w:pPr>
@@ -2009,9 +6314,19 @@
       </w:pPr>
       <w:bookmarkStart w:id="36" w:name="בדיקות-עיקריות-2"/>
       <w:bookmarkEnd w:id="35"/>
-      <w:r>
-        <w:t>בדיקות עיקריות</w:t>
-      </w:r>
+      <w:proofErr w:type="spellStart"/>
+      <w:r>
+        <w:t>בדיקות</w:t>
+      </w:r>
+      <w:proofErr w:type="spellEnd"/>
+      <w:r>
+        <w:t xml:space="preserve"> </w:t>
+      </w:r>
+      <w:proofErr w:type="spellStart"/>
+      <w:r>
+        <w:t>עיקריות</w:t>
+      </w:r>
+      <w:proofErr w:type="spellEnd"/>
     </w:p>
     <w:p>
       <w:pPr>
@@ -2022,9 +6337,27 @@
         </w:numPr>
         <w:bidi/>
       </w:pPr>
-      <w:r>
-        <w:t>מעבר בין מצבים</w:t>
-      </w:r>
+      <w:proofErr w:type="spellStart"/>
+      <w:r>
+        <w:t>מעבר</w:t>
+      </w:r>
+      <w:proofErr w:type="spellEnd"/>
+      <w:r>
+        <w:t xml:space="preserve"> </w:t>
+      </w:r>
+      <w:proofErr w:type="spellStart"/>
+      <w:r>
+        <w:t>בין</w:t>
+      </w:r>
+      <w:proofErr w:type="spellEnd"/>
+      <w:r>
+        <w:t xml:space="preserve"> </w:t>
+      </w:r>
+      <w:proofErr w:type="spellStart"/>
+      <w:r>
+        <w:t>מצבים</w:t>
+      </w:r>
+      <w:proofErr w:type="spellEnd"/>
     </w:p>
     <w:p>
       <w:pPr>
@@ -2035,9 +6368,19 @@
         </w:numPr>
         <w:bidi/>
       </w:pPr>
-      <w:r>
-        <w:t>סנכרון טקסט</w:t>
-      </w:r>
+      <w:proofErr w:type="spellStart"/>
+      <w:r>
+        <w:t>סנכרון</w:t>
+      </w:r>
+      <w:proofErr w:type="spellEnd"/>
+      <w:r>
+        <w:t xml:space="preserve"> </w:t>
+      </w:r>
+      <w:proofErr w:type="spellStart"/>
+      <w:r>
+        <w:t>טקסט</w:t>
+      </w:r>
+      <w:proofErr w:type="spellEnd"/>
     </w:p>
     <w:p>
       <w:pPr>
@@ -2045,7 +6388,7 @@
       </w:pPr>
       <w:r>
         <w:pict w14:anchorId="56C4B66C">
-          <v:rect id="_x0000_i1511" style="width:0;height:1.5pt" o:hralign="right" o:hrstd="t" o:hr="t"/>
+          <v:rect id="_x0000_i1036" style="width:0;height:1.5pt" o:hralign="right" o:hrstd="t" o:hr="t"/>
         </w:pict>
       </w:r>
     </w:p>
@@ -2058,7 +6401,23 @@
       <w:bookmarkEnd w:id="32"/>
       <w:bookmarkEnd w:id="36"/>
       <w:r>
-        <w:t>3.5.5 מאפיין מערכת – Playground: Buttons</w:t>
+        <w:t xml:space="preserve">3.5.5 </w:t>
+      </w:r>
+      <w:proofErr w:type="spellStart"/>
+      <w:r>
+        <w:t>מאפיין</w:t>
+      </w:r>
+      <w:proofErr w:type="spellEnd"/>
+      <w:r>
+        <w:t xml:space="preserve"> </w:t>
+      </w:r>
+      <w:proofErr w:type="spellStart"/>
+      <w:r>
+        <w:t>מערכת</w:t>
+      </w:r>
+      <w:proofErr w:type="spellEnd"/>
+      <w:r>
+        <w:t xml:space="preserve"> – Playground: Buttons</w:t>
       </w:r>
     </w:p>
     <w:p>
@@ -2067,17 +6426,48 @@
         <w:bidi/>
       </w:pPr>
       <w:bookmarkStart w:id="38" w:name="תיאור-3"/>
+      <w:proofErr w:type="spellStart"/>
       <w:r>
         <w:t>תיאור</w:t>
       </w:r>
+      <w:proofErr w:type="spellEnd"/>
     </w:p>
     <w:p>
       <w:pPr>
         <w:pStyle w:val="FirstParagraph"/>
         <w:bidi/>
       </w:pPr>
-      <w:r>
-        <w:t>כפתור המדגים פעולה מיידית.</w:t>
+      <w:proofErr w:type="spellStart"/>
+      <w:r>
+        <w:t>כפתור</w:t>
+      </w:r>
+      <w:proofErr w:type="spellEnd"/>
+      <w:r>
+        <w:t xml:space="preserve"> </w:t>
+      </w:r>
+      <w:proofErr w:type="spellStart"/>
+      <w:r>
+        <w:t>המדגים</w:t>
+      </w:r>
+      <w:proofErr w:type="spellEnd"/>
+      <w:r>
+        <w:t xml:space="preserve"> </w:t>
+      </w:r>
+      <w:proofErr w:type="spellStart"/>
+      <w:r>
+        <w:t>פעולה</w:t>
+      </w:r>
+      <w:proofErr w:type="spellEnd"/>
+      <w:r>
+        <w:t xml:space="preserve"> </w:t>
+      </w:r>
+      <w:proofErr w:type="spellStart"/>
+      <w:r>
+        <w:t>מיידית</w:t>
+      </w:r>
+      <w:proofErr w:type="spellEnd"/>
+      <w:r>
+        <w:t>.</w:t>
       </w:r>
     </w:p>
     <w:p>
@@ -2087,9 +6477,11 @@
       </w:pPr>
       <w:bookmarkStart w:id="39" w:name="תכולה-3"/>
       <w:bookmarkEnd w:id="38"/>
+      <w:proofErr w:type="spellStart"/>
       <w:r>
         <w:t>תכולה</w:t>
       </w:r>
+      <w:proofErr w:type="spellEnd"/>
     </w:p>
     <w:p>
       <w:pPr>
@@ -2100,9 +6492,19 @@
         </w:numPr>
         <w:bidi/>
       </w:pPr>
-      <w:r>
-        <w:t>כפתור פעולה</w:t>
-      </w:r>
+      <w:proofErr w:type="spellStart"/>
+      <w:r>
+        <w:t>כפתור</w:t>
+      </w:r>
+      <w:proofErr w:type="spellEnd"/>
+      <w:r>
+        <w:t xml:space="preserve"> </w:t>
+      </w:r>
+      <w:proofErr w:type="spellStart"/>
+      <w:r>
+        <w:t>פעולה</w:t>
+      </w:r>
+      <w:proofErr w:type="spellEnd"/>
     </w:p>
     <w:p>
       <w:pPr>
@@ -2111,9 +6513,20 @@
       </w:pPr>
       <w:bookmarkStart w:id="40" w:name="דרישות-פונקציונליות-7"/>
       <w:bookmarkEnd w:id="39"/>
-      <w:r>
-        <w:t>דרישות פונקציונליות</w:t>
-      </w:r>
+      <w:proofErr w:type="spellStart"/>
+      <w:r>
+        <w:lastRenderedPageBreak/>
+        <w:t>דרישות</w:t>
+      </w:r>
+      <w:proofErr w:type="spellEnd"/>
+      <w:r>
+        <w:t xml:space="preserve"> </w:t>
+      </w:r>
+      <w:proofErr w:type="spellStart"/>
+      <w:r>
+        <w:t>פונקציונליות</w:t>
+      </w:r>
+      <w:proofErr w:type="spellEnd"/>
     </w:p>
     <w:p>
       <w:pPr>
@@ -2124,9 +6537,27 @@
         </w:numPr>
         <w:bidi/>
       </w:pPr>
-      <w:r>
-        <w:t>לחיצה מציגה Alert דפדפן</w:t>
-      </w:r>
+      <w:proofErr w:type="spellStart"/>
+      <w:r>
+        <w:t>לחיצה</w:t>
+      </w:r>
+      <w:proofErr w:type="spellEnd"/>
+      <w:r>
+        <w:t xml:space="preserve"> </w:t>
+      </w:r>
+      <w:proofErr w:type="spellStart"/>
+      <w:r>
+        <w:t>מציגה</w:t>
+      </w:r>
+      <w:proofErr w:type="spellEnd"/>
+      <w:r>
+        <w:t xml:space="preserve"> Alert </w:t>
+      </w:r>
+      <w:proofErr w:type="spellStart"/>
+      <w:r>
+        <w:t>דפדפן</w:t>
+      </w:r>
+      <w:proofErr w:type="spellEnd"/>
     </w:p>
     <w:p>
       <w:pPr>
@@ -2135,9 +6566,19 @@
       </w:pPr>
       <w:bookmarkStart w:id="41" w:name="בדיקות-עיקריות-3"/>
       <w:bookmarkEnd w:id="40"/>
-      <w:r>
-        <w:t>בדיקות עיקריות</w:t>
-      </w:r>
+      <w:proofErr w:type="spellStart"/>
+      <w:r>
+        <w:t>בדיקות</w:t>
+      </w:r>
+      <w:proofErr w:type="spellEnd"/>
+      <w:r>
+        <w:t xml:space="preserve"> </w:t>
+      </w:r>
+      <w:proofErr w:type="spellStart"/>
+      <w:r>
+        <w:t>עיקריות</w:t>
+      </w:r>
+      <w:proofErr w:type="spellEnd"/>
     </w:p>
     <w:p>
       <w:pPr>
@@ -2148,9 +6589,19 @@
         </w:numPr>
         <w:bidi/>
       </w:pPr>
-      <w:r>
-        <w:t>לחיצה בודדת</w:t>
-      </w:r>
+      <w:proofErr w:type="spellStart"/>
+      <w:r>
+        <w:t>לחיצה</w:t>
+      </w:r>
+      <w:proofErr w:type="spellEnd"/>
+      <w:r>
+        <w:t xml:space="preserve"> </w:t>
+      </w:r>
+      <w:proofErr w:type="spellStart"/>
+      <w:r>
+        <w:t>בודדת</w:t>
+      </w:r>
+      <w:proofErr w:type="spellEnd"/>
     </w:p>
     <w:p>
       <w:pPr>
@@ -2161,8 +6612,13 @@
         </w:numPr>
         <w:bidi/>
       </w:pPr>
-      <w:r>
-        <w:t>סגירת Alert</w:t>
+      <w:proofErr w:type="spellStart"/>
+      <w:r>
+        <w:t>סגירת</w:t>
+      </w:r>
+      <w:proofErr w:type="spellEnd"/>
+      <w:r>
+        <w:t xml:space="preserve"> Alert</w:t>
       </w:r>
     </w:p>
     <w:p>
@@ -2171,7 +6627,7 @@
       </w:pPr>
       <w:r>
         <w:pict w14:anchorId="5397225A">
-          <v:rect id="_x0000_i1512" style="width:0;height:1.5pt" o:hralign="right" o:hrstd="t" o:hr="t"/>
+          <v:rect id="_x0000_i1037" style="width:0;height:1.5pt" o:hralign="right" o:hrstd="t" o:hr="t"/>
         </w:pict>
       </w:r>
     </w:p>
@@ -2184,7 +6640,23 @@
       <w:bookmarkEnd w:id="37"/>
       <w:bookmarkEnd w:id="41"/>
       <w:r>
-        <w:t>3.5.6 מאפיין מערכת – Playground: Checkboxes</w:t>
+        <w:t xml:space="preserve">3.5.6 </w:t>
+      </w:r>
+      <w:proofErr w:type="spellStart"/>
+      <w:r>
+        <w:t>מאפיין</w:t>
+      </w:r>
+      <w:proofErr w:type="spellEnd"/>
+      <w:r>
+        <w:t xml:space="preserve"> </w:t>
+      </w:r>
+      <w:proofErr w:type="spellStart"/>
+      <w:r>
+        <w:t>מערכת</w:t>
+      </w:r>
+      <w:proofErr w:type="spellEnd"/>
+      <w:r>
+        <w:t xml:space="preserve"> – Playground: Checkboxes</w:t>
       </w:r>
     </w:p>
     <w:p>
@@ -2193,17 +6665,40 @@
         <w:bidi/>
       </w:pPr>
       <w:bookmarkStart w:id="43" w:name="תיאור-4"/>
+      <w:proofErr w:type="spellStart"/>
       <w:r>
         <w:t>תיאור</w:t>
       </w:r>
+      <w:proofErr w:type="spellEnd"/>
     </w:p>
     <w:p>
       <w:pPr>
         <w:pStyle w:val="FirstParagraph"/>
         <w:bidi/>
       </w:pPr>
-      <w:r>
-        <w:t>קבוצת Checkboxes לבחירה מרובה.</w:t>
+      <w:proofErr w:type="spellStart"/>
+      <w:r>
+        <w:t>קבוצת</w:t>
+      </w:r>
+      <w:proofErr w:type="spellEnd"/>
+      <w:r>
+        <w:t xml:space="preserve"> Checkboxes </w:t>
+      </w:r>
+      <w:proofErr w:type="spellStart"/>
+      <w:r>
+        <w:t>לבחירה</w:t>
+      </w:r>
+      <w:proofErr w:type="spellEnd"/>
+      <w:r>
+        <w:t xml:space="preserve"> </w:t>
+      </w:r>
+      <w:proofErr w:type="spellStart"/>
+      <w:r>
+        <w:t>מרובה</w:t>
+      </w:r>
+      <w:proofErr w:type="spellEnd"/>
+      <w:r>
+        <w:t>.</w:t>
       </w:r>
     </w:p>
     <w:p>
@@ -2213,10 +6708,11 @@
       </w:pPr>
       <w:bookmarkStart w:id="44" w:name="תכולה-4"/>
       <w:bookmarkEnd w:id="43"/>
-      <w:r>
-        <w:lastRenderedPageBreak/>
+      <w:proofErr w:type="spellStart"/>
+      <w:r>
         <w:t>תכולה</w:t>
       </w:r>
+      <w:proofErr w:type="spellEnd"/>
     </w:p>
     <w:p>
       <w:pPr>
@@ -2227,8 +6723,13 @@
         </w:numPr>
         <w:bidi/>
       </w:pPr>
-      <w:r>
-        <w:t>מספר Checkboxes</w:t>
+      <w:proofErr w:type="spellStart"/>
+      <w:r>
+        <w:t>מספר</w:t>
+      </w:r>
+      <w:proofErr w:type="spellEnd"/>
+      <w:r>
+        <w:t xml:space="preserve"> Checkboxes</w:t>
       </w:r>
     </w:p>
     <w:p>
@@ -2238,9 +6739,19 @@
       </w:pPr>
       <w:bookmarkStart w:id="45" w:name="דרישות-פונקציונליות-8"/>
       <w:bookmarkEnd w:id="44"/>
-      <w:r>
-        <w:t>דרישות פונקציונליות</w:t>
-      </w:r>
+      <w:proofErr w:type="spellStart"/>
+      <w:r>
+        <w:t>דרישות</w:t>
+      </w:r>
+      <w:proofErr w:type="spellEnd"/>
+      <w:r>
+        <w:t xml:space="preserve"> </w:t>
+      </w:r>
+      <w:proofErr w:type="spellStart"/>
+      <w:r>
+        <w:t>פונקציונליות</w:t>
+      </w:r>
+      <w:proofErr w:type="spellEnd"/>
     </w:p>
     <w:p>
       <w:pPr>
@@ -2251,9 +6762,43 @@
         </w:numPr>
         <w:bidi/>
       </w:pPr>
-      <w:r>
-        <w:t>ניתן לבחור יותר מאפשרות אחת</w:t>
-      </w:r>
+      <w:proofErr w:type="spellStart"/>
+      <w:r>
+        <w:t>ניתן</w:t>
+      </w:r>
+      <w:proofErr w:type="spellEnd"/>
+      <w:r>
+        <w:t xml:space="preserve"> </w:t>
+      </w:r>
+      <w:proofErr w:type="spellStart"/>
+      <w:r>
+        <w:t>לבחור</w:t>
+      </w:r>
+      <w:proofErr w:type="spellEnd"/>
+      <w:r>
+        <w:t xml:space="preserve"> </w:t>
+      </w:r>
+      <w:proofErr w:type="spellStart"/>
+      <w:r>
+        <w:t>יותר</w:t>
+      </w:r>
+      <w:proofErr w:type="spellEnd"/>
+      <w:r>
+        <w:t xml:space="preserve"> </w:t>
+      </w:r>
+      <w:proofErr w:type="spellStart"/>
+      <w:r>
+        <w:t>מאפשרות</w:t>
+      </w:r>
+      <w:proofErr w:type="spellEnd"/>
+      <w:r>
+        <w:t xml:space="preserve"> </w:t>
+      </w:r>
+      <w:proofErr w:type="spellStart"/>
+      <w:r>
+        <w:t>אחת</w:t>
+      </w:r>
+      <w:proofErr w:type="spellEnd"/>
     </w:p>
     <w:p>
       <w:pPr>
@@ -2264,9 +6809,19 @@
         </w:numPr>
         <w:bidi/>
       </w:pPr>
-      <w:r>
-        <w:t>כל Checkbox עצמאי</w:t>
-      </w:r>
+      <w:proofErr w:type="spellStart"/>
+      <w:r>
+        <w:t>כל</w:t>
+      </w:r>
+      <w:proofErr w:type="spellEnd"/>
+      <w:r>
+        <w:t xml:space="preserve"> Checkbox </w:t>
+      </w:r>
+      <w:proofErr w:type="spellStart"/>
+      <w:r>
+        <w:t>עצמאי</w:t>
+      </w:r>
+      <w:proofErr w:type="spellEnd"/>
     </w:p>
     <w:p>
       <w:pPr>
@@ -2275,9 +6830,19 @@
       </w:pPr>
       <w:bookmarkStart w:id="46" w:name="בדיקות-עיקריות-4"/>
       <w:bookmarkEnd w:id="45"/>
-      <w:r>
-        <w:t>בדיקות עיקריות</w:t>
-      </w:r>
+      <w:proofErr w:type="spellStart"/>
+      <w:r>
+        <w:t>בדיקות</w:t>
+      </w:r>
+      <w:proofErr w:type="spellEnd"/>
+      <w:r>
+        <w:t xml:space="preserve"> </w:t>
+      </w:r>
+      <w:proofErr w:type="spellStart"/>
+      <w:r>
+        <w:t>עיקריות</w:t>
+      </w:r>
+      <w:proofErr w:type="spellEnd"/>
     </w:p>
     <w:p>
       <w:pPr>
@@ -2288,9 +6853,19 @@
         </w:numPr>
         <w:bidi/>
       </w:pPr>
-      <w:r>
-        <w:t>בחירה וביטול</w:t>
-      </w:r>
+      <w:proofErr w:type="spellStart"/>
+      <w:r>
+        <w:t>בחירה</w:t>
+      </w:r>
+      <w:proofErr w:type="spellEnd"/>
+      <w:r>
+        <w:t xml:space="preserve"> </w:t>
+      </w:r>
+      <w:proofErr w:type="spellStart"/>
+      <w:r>
+        <w:t>וביטול</w:t>
+      </w:r>
+      <w:proofErr w:type="spellEnd"/>
     </w:p>
     <w:p>
       <w:pPr>
@@ -2301,9 +6876,19 @@
         </w:numPr>
         <w:bidi/>
       </w:pPr>
-      <w:r>
-        <w:t>ריבוי בחירות</w:t>
-      </w:r>
+      <w:proofErr w:type="spellStart"/>
+      <w:r>
+        <w:t>ריבוי</w:t>
+      </w:r>
+      <w:proofErr w:type="spellEnd"/>
+      <w:r>
+        <w:t xml:space="preserve"> </w:t>
+      </w:r>
+      <w:proofErr w:type="spellStart"/>
+      <w:r>
+        <w:t>בחירות</w:t>
+      </w:r>
+      <w:proofErr w:type="spellEnd"/>
     </w:p>
     <w:p>
       <w:pPr>
@@ -2311,7 +6896,7 @@
       </w:pPr>
       <w:r>
         <w:pict w14:anchorId="680DBDB8">
-          <v:rect id="_x0000_i1513" style="width:0;height:1.5pt" o:hralign="right" o:hrstd="t" o:hr="t"/>
+          <v:rect id="_x0000_i1038" style="width:0;height:1.5pt" o:hralign="right" o:hrstd="t" o:hr="t"/>
         </w:pict>
       </w:r>
     </w:p>
@@ -2324,7 +6909,23 @@
       <w:bookmarkEnd w:id="42"/>
       <w:bookmarkEnd w:id="46"/>
       <w:r>
-        <w:t>3.5.7 מאפיין מערכת – Playground: Dropdown / Select</w:t>
+        <w:t xml:space="preserve">3.5.7 </w:t>
+      </w:r>
+      <w:proofErr w:type="spellStart"/>
+      <w:r>
+        <w:t>מאפיין</w:t>
+      </w:r>
+      <w:proofErr w:type="spellEnd"/>
+      <w:r>
+        <w:t xml:space="preserve"> </w:t>
+      </w:r>
+      <w:proofErr w:type="spellStart"/>
+      <w:r>
+        <w:t>מערכת</w:t>
+      </w:r>
+      <w:proofErr w:type="spellEnd"/>
+      <w:r>
+        <w:t xml:space="preserve"> – Playground: Dropdown / Select</w:t>
       </w:r>
     </w:p>
     <w:p>
@@ -2333,17 +6934,40 @@
         <w:bidi/>
       </w:pPr>
       <w:bookmarkStart w:id="48" w:name="תיאור-5"/>
+      <w:proofErr w:type="spellStart"/>
       <w:r>
         <w:t>תיאור</w:t>
       </w:r>
+      <w:proofErr w:type="spellEnd"/>
     </w:p>
     <w:p>
       <w:pPr>
         <w:pStyle w:val="FirstParagraph"/>
         <w:bidi/>
       </w:pPr>
-      <w:r>
-        <w:t>רשימת בחירה סטנדרטית.</w:t>
+      <w:proofErr w:type="spellStart"/>
+      <w:r>
+        <w:t>רשימת</w:t>
+      </w:r>
+      <w:proofErr w:type="spellEnd"/>
+      <w:r>
+        <w:t xml:space="preserve"> </w:t>
+      </w:r>
+      <w:proofErr w:type="spellStart"/>
+      <w:r>
+        <w:t>בחירה</w:t>
+      </w:r>
+      <w:proofErr w:type="spellEnd"/>
+      <w:r>
+        <w:t xml:space="preserve"> </w:t>
+      </w:r>
+      <w:proofErr w:type="spellStart"/>
+      <w:r>
+        <w:t>סטנדרטית</w:t>
+      </w:r>
+      <w:proofErr w:type="spellEnd"/>
+      <w:r>
+        <w:t>.</w:t>
       </w:r>
     </w:p>
     <w:p>
@@ -2353,9 +6977,11 @@
       </w:pPr>
       <w:bookmarkStart w:id="49" w:name="תכולה-5"/>
       <w:bookmarkEnd w:id="48"/>
+      <w:proofErr w:type="spellStart"/>
       <w:r>
         <w:t>תכולה</w:t>
       </w:r>
+      <w:proofErr w:type="spellEnd"/>
     </w:p>
     <w:p>
       <w:pPr>
@@ -2379,9 +7005,19 @@
         </w:numPr>
         <w:bidi/>
       </w:pPr>
-      <w:r>
-        <w:t>מספר ערכים</w:t>
-      </w:r>
+      <w:proofErr w:type="spellStart"/>
+      <w:r>
+        <w:t>מספר</w:t>
+      </w:r>
+      <w:proofErr w:type="spellEnd"/>
+      <w:r>
+        <w:t xml:space="preserve"> </w:t>
+      </w:r>
+      <w:proofErr w:type="spellStart"/>
+      <w:r>
+        <w:t>ערכים</w:t>
+      </w:r>
+      <w:proofErr w:type="spellEnd"/>
     </w:p>
     <w:p>
       <w:pPr>
@@ -2390,9 +7026,19 @@
       </w:pPr>
       <w:bookmarkStart w:id="50" w:name="דרישות-פונקציונליות-9"/>
       <w:bookmarkEnd w:id="49"/>
-      <w:r>
-        <w:t>דרישות פונקציונליות</w:t>
-      </w:r>
+      <w:proofErr w:type="spellStart"/>
+      <w:r>
+        <w:t>דרישות</w:t>
+      </w:r>
+      <w:proofErr w:type="spellEnd"/>
+      <w:r>
+        <w:t xml:space="preserve"> </w:t>
+      </w:r>
+      <w:proofErr w:type="spellStart"/>
+      <w:r>
+        <w:t>פונקציונליות</w:t>
+      </w:r>
+      <w:proofErr w:type="spellEnd"/>
     </w:p>
     <w:p>
       <w:pPr>
@@ -2403,9 +7049,19 @@
         </w:numPr>
         <w:bidi/>
       </w:pPr>
-      <w:r>
-        <w:t>בחירה בודדת</w:t>
-      </w:r>
+      <w:proofErr w:type="spellStart"/>
+      <w:r>
+        <w:t>בחירה</w:t>
+      </w:r>
+      <w:proofErr w:type="spellEnd"/>
+      <w:r>
+        <w:t xml:space="preserve"> </w:t>
+      </w:r>
+      <w:proofErr w:type="spellStart"/>
+      <w:r>
+        <w:t>בודדת</w:t>
+      </w:r>
+      <w:proofErr w:type="spellEnd"/>
     </w:p>
     <w:p>
       <w:pPr>
@@ -2416,9 +7072,27 @@
         </w:numPr>
         <w:bidi/>
       </w:pPr>
-      <w:r>
-        <w:t>רענון מאפס בחירה</w:t>
-      </w:r>
+      <w:proofErr w:type="spellStart"/>
+      <w:r>
+        <w:t>רענון</w:t>
+      </w:r>
+      <w:proofErr w:type="spellEnd"/>
+      <w:r>
+        <w:t xml:space="preserve"> </w:t>
+      </w:r>
+      <w:proofErr w:type="spellStart"/>
+      <w:r>
+        <w:t>מאפס</w:t>
+      </w:r>
+      <w:proofErr w:type="spellEnd"/>
+      <w:r>
+        <w:t xml:space="preserve"> </w:t>
+      </w:r>
+      <w:proofErr w:type="spellStart"/>
+      <w:r>
+        <w:t>בחירה</w:t>
+      </w:r>
+      <w:proofErr w:type="spellEnd"/>
     </w:p>
     <w:p>
       <w:pPr>
@@ -2427,9 +7101,19 @@
       </w:pPr>
       <w:bookmarkStart w:id="51" w:name="בדיקות-עיקריות-5"/>
       <w:bookmarkEnd w:id="50"/>
-      <w:r>
-        <w:t>בדיקות עיקריות</w:t>
-      </w:r>
+      <w:proofErr w:type="spellStart"/>
+      <w:r>
+        <w:t>בדיקות</w:t>
+      </w:r>
+      <w:proofErr w:type="spellEnd"/>
+      <w:r>
+        <w:t xml:space="preserve"> </w:t>
+      </w:r>
+      <w:proofErr w:type="spellStart"/>
+      <w:r>
+        <w:t>עיקריות</w:t>
+      </w:r>
+      <w:proofErr w:type="spellEnd"/>
     </w:p>
     <w:p>
       <w:pPr>
@@ -2440,9 +7124,27 @@
         </w:numPr>
         <w:bidi/>
       </w:pPr>
-      <w:r>
-        <w:t>בחירת כל ערך</w:t>
-      </w:r>
+      <w:proofErr w:type="spellStart"/>
+      <w:r>
+        <w:t>בחירת</w:t>
+      </w:r>
+      <w:proofErr w:type="spellEnd"/>
+      <w:r>
+        <w:t xml:space="preserve"> </w:t>
+      </w:r>
+      <w:proofErr w:type="spellStart"/>
+      <w:r>
+        <w:t>כל</w:t>
+      </w:r>
+      <w:proofErr w:type="spellEnd"/>
+      <w:r>
+        <w:t xml:space="preserve"> </w:t>
+      </w:r>
+      <w:proofErr w:type="spellStart"/>
+      <w:r>
+        <w:t>ערך</w:t>
+      </w:r>
+      <w:proofErr w:type="spellEnd"/>
     </w:p>
     <w:p>
       <w:pPr>
@@ -2450,7 +7152,7 @@
       </w:pPr>
       <w:r>
         <w:pict w14:anchorId="723432AD">
-          <v:rect id="_x0000_i1514" style="width:0;height:1.5pt" o:hralign="right" o:hrstd="t" o:hr="t"/>
+          <v:rect id="_x0000_i1039" style="width:0;height:1.5pt" o:hralign="right" o:hrstd="t" o:hr="t"/>
         </w:pict>
       </w:r>
     </w:p>
@@ -2463,7 +7165,24 @@
       <w:bookmarkEnd w:id="47"/>
       <w:bookmarkEnd w:id="51"/>
       <w:r>
-        <w:t>3.5.8 מאפיין מערכת – Playground: Tooltip</w:t>
+        <w:lastRenderedPageBreak/>
+        <w:t xml:space="preserve">3.5.8 </w:t>
+      </w:r>
+      <w:proofErr w:type="spellStart"/>
+      <w:r>
+        <w:t>מאפיין</w:t>
+      </w:r>
+      <w:proofErr w:type="spellEnd"/>
+      <w:r>
+        <w:t xml:space="preserve"> </w:t>
+      </w:r>
+      <w:proofErr w:type="spellStart"/>
+      <w:r>
+        <w:t>מערכת</w:t>
+      </w:r>
+      <w:proofErr w:type="spellEnd"/>
+      <w:r>
+        <w:t xml:space="preserve"> – Playground: Tooltip</w:t>
       </w:r>
     </w:p>
     <w:p>
@@ -2472,9 +7191,11 @@
         <w:bidi/>
       </w:pPr>
       <w:bookmarkStart w:id="53" w:name="תיאור-6"/>
+      <w:proofErr w:type="spellStart"/>
       <w:r>
         <w:t>תיאור</w:t>
       </w:r>
+      <w:proofErr w:type="spellEnd"/>
     </w:p>
     <w:p>
       <w:pPr>
@@ -2482,7 +7203,47 @@
         <w:bidi/>
       </w:pPr>
       <w:r>
-        <w:t>Tooltip המופיע בעת ריחוף מעל אלמנט.</w:t>
+        <w:t xml:space="preserve">Tooltip </w:t>
+      </w:r>
+      <w:proofErr w:type="spellStart"/>
+      <w:r>
+        <w:t>המופיע</w:t>
+      </w:r>
+      <w:proofErr w:type="spellEnd"/>
+      <w:r>
+        <w:t xml:space="preserve"> </w:t>
+      </w:r>
+      <w:proofErr w:type="spellStart"/>
+      <w:r>
+        <w:t>בעת</w:t>
+      </w:r>
+      <w:proofErr w:type="spellEnd"/>
+      <w:r>
+        <w:t xml:space="preserve"> </w:t>
+      </w:r>
+      <w:proofErr w:type="spellStart"/>
+      <w:r>
+        <w:t>ריחוף</w:t>
+      </w:r>
+      <w:proofErr w:type="spellEnd"/>
+      <w:r>
+        <w:t xml:space="preserve"> </w:t>
+      </w:r>
+      <w:proofErr w:type="spellStart"/>
+      <w:r>
+        <w:t>מעל</w:t>
+      </w:r>
+      <w:proofErr w:type="spellEnd"/>
+      <w:r>
+        <w:t xml:space="preserve"> </w:t>
+      </w:r>
+      <w:proofErr w:type="spellStart"/>
+      <w:r>
+        <w:t>אלמנט</w:t>
+      </w:r>
+      <w:proofErr w:type="spellEnd"/>
+      <w:r>
+        <w:t>.</w:t>
       </w:r>
     </w:p>
     <w:p>
@@ -2492,9 +7253,11 @@
       </w:pPr>
       <w:bookmarkStart w:id="54" w:name="תכולה-6"/>
       <w:bookmarkEnd w:id="53"/>
+      <w:proofErr w:type="spellStart"/>
       <w:r>
         <w:t>תכולה</w:t>
       </w:r>
+      <w:proofErr w:type="spellEnd"/>
     </w:p>
     <w:p>
       <w:pPr>
@@ -2505,9 +7268,27 @@
         </w:numPr>
         <w:bidi/>
       </w:pPr>
-      <w:r>
-        <w:t>אלמנט טקסט / אייקון</w:t>
-      </w:r>
+      <w:proofErr w:type="spellStart"/>
+      <w:r>
+        <w:t>אלמנט</w:t>
+      </w:r>
+      <w:proofErr w:type="spellEnd"/>
+      <w:r>
+        <w:t xml:space="preserve"> </w:t>
+      </w:r>
+      <w:proofErr w:type="spellStart"/>
+      <w:r>
+        <w:t>טקסט</w:t>
+      </w:r>
+      <w:proofErr w:type="spellEnd"/>
+      <w:r>
+        <w:t xml:space="preserve"> / </w:t>
+      </w:r>
+      <w:proofErr w:type="spellStart"/>
+      <w:r>
+        <w:t>אייקון</w:t>
+      </w:r>
+      <w:proofErr w:type="spellEnd"/>
     </w:p>
     <w:p>
       <w:pPr>
@@ -2519,8 +7300,29 @@
         <w:bidi/>
       </w:pPr>
       <w:r>
-        <w:t>Tooltip נסתר כברירת מחדל</w:t>
-      </w:r>
+        <w:t xml:space="preserve">Tooltip </w:t>
+      </w:r>
+      <w:proofErr w:type="spellStart"/>
+      <w:r>
+        <w:t>נסתר</w:t>
+      </w:r>
+      <w:proofErr w:type="spellEnd"/>
+      <w:r>
+        <w:t xml:space="preserve"> </w:t>
+      </w:r>
+      <w:proofErr w:type="spellStart"/>
+      <w:r>
+        <w:t>כברירת</w:t>
+      </w:r>
+      <w:proofErr w:type="spellEnd"/>
+      <w:r>
+        <w:t xml:space="preserve"> </w:t>
+      </w:r>
+      <w:proofErr w:type="spellStart"/>
+      <w:r>
+        <w:t>מחדל</w:t>
+      </w:r>
+      <w:proofErr w:type="spellEnd"/>
     </w:p>
     <w:p>
       <w:pPr>
@@ -2529,9 +7331,19 @@
       </w:pPr>
       <w:bookmarkStart w:id="55" w:name="דרישות-פונקציונליות-10"/>
       <w:bookmarkEnd w:id="54"/>
-      <w:r>
-        <w:t>דרישות פונקציונליות</w:t>
-      </w:r>
+      <w:proofErr w:type="spellStart"/>
+      <w:r>
+        <w:t>דרישות</w:t>
+      </w:r>
+      <w:proofErr w:type="spellEnd"/>
+      <w:r>
+        <w:t xml:space="preserve"> </w:t>
+      </w:r>
+      <w:proofErr w:type="spellStart"/>
+      <w:r>
+        <w:t>פונקציונליות</w:t>
+      </w:r>
+      <w:proofErr w:type="spellEnd"/>
     </w:p>
     <w:p>
       <w:pPr>
@@ -2542,8 +7354,21 @@
         </w:numPr>
         <w:bidi/>
       </w:pPr>
-      <w:r>
-        <w:t>ריחוף מציג Tooltip</w:t>
+      <w:proofErr w:type="spellStart"/>
+      <w:r>
+        <w:t>ריחוף</w:t>
+      </w:r>
+      <w:proofErr w:type="spellEnd"/>
+      <w:r>
+        <w:t xml:space="preserve"> </w:t>
+      </w:r>
+      <w:proofErr w:type="spellStart"/>
+      <w:r>
+        <w:t>מציג</w:t>
+      </w:r>
+      <w:proofErr w:type="spellEnd"/>
+      <w:r>
+        <w:t xml:space="preserve"> Tooltip</w:t>
       </w:r>
     </w:p>
     <w:p>
@@ -2555,8 +7380,29 @@
         </w:numPr>
         <w:bidi/>
       </w:pPr>
-      <w:r>
-        <w:t>הזזת עכבר מסתירה Tooltip</w:t>
+      <w:proofErr w:type="spellStart"/>
+      <w:r>
+        <w:t>הזזת</w:t>
+      </w:r>
+      <w:proofErr w:type="spellEnd"/>
+      <w:r>
+        <w:t xml:space="preserve"> </w:t>
+      </w:r>
+      <w:proofErr w:type="spellStart"/>
+      <w:r>
+        <w:t>עכבר</w:t>
+      </w:r>
+      <w:proofErr w:type="spellEnd"/>
+      <w:r>
+        <w:t xml:space="preserve"> </w:t>
+      </w:r>
+      <w:proofErr w:type="spellStart"/>
+      <w:r>
+        <w:t>מסתירה</w:t>
+      </w:r>
+      <w:proofErr w:type="spellEnd"/>
+      <w:r>
+        <w:t xml:space="preserve"> Tooltip</w:t>
       </w:r>
     </w:p>
     <w:p>
@@ -2566,10 +7412,19 @@
       </w:pPr>
       <w:bookmarkStart w:id="56" w:name="בדיקות-עיקריות-6"/>
       <w:bookmarkEnd w:id="55"/>
-      <w:r>
-        <w:lastRenderedPageBreak/>
-        <w:t>בדיקות עיקריות</w:t>
-      </w:r>
+      <w:proofErr w:type="spellStart"/>
+      <w:r>
+        <w:t>בדיקות</w:t>
+      </w:r>
+      <w:proofErr w:type="spellEnd"/>
+      <w:r>
+        <w:t xml:space="preserve"> </w:t>
+      </w:r>
+      <w:proofErr w:type="spellStart"/>
+      <w:r>
+        <w:t>עיקריות</w:t>
+      </w:r>
+      <w:proofErr w:type="spellEnd"/>
     </w:p>
     <w:p>
       <w:pPr>
@@ -2580,9 +7435,19 @@
         </w:numPr>
         <w:bidi/>
       </w:pPr>
-      <w:r>
-        <w:t>הופעה בריחוף</w:t>
-      </w:r>
+      <w:proofErr w:type="spellStart"/>
+      <w:r>
+        <w:t>הופעה</w:t>
+      </w:r>
+      <w:proofErr w:type="spellEnd"/>
+      <w:r>
+        <w:t xml:space="preserve"> </w:t>
+      </w:r>
+      <w:proofErr w:type="spellStart"/>
+      <w:r>
+        <w:t>בריחוף</w:t>
+      </w:r>
+      <w:proofErr w:type="spellEnd"/>
     </w:p>
     <w:p>
       <w:pPr>
@@ -2593,9 +7458,11 @@
         </w:numPr>
         <w:bidi/>
       </w:pPr>
+      <w:proofErr w:type="spellStart"/>
       <w:r>
         <w:t>היעלמות</w:t>
       </w:r>
+      <w:proofErr w:type="spellEnd"/>
     </w:p>
     <w:p>
       <w:pPr>
@@ -2603,7 +7470,7 @@
       </w:pPr>
       <w:r>
         <w:pict w14:anchorId="57891A32">
-          <v:rect id="_x0000_i1515" style="width:0;height:1.5pt" o:hralign="right" o:hrstd="t" o:hr="t"/>
+          <v:rect id="_x0000_i1040" style="width:0;height:1.5pt" o:hralign="right" o:hrstd="t" o:hr="t"/>
         </w:pict>
       </w:r>
     </w:p>
@@ -2616,7 +7483,23 @@
       <w:bookmarkEnd w:id="52"/>
       <w:bookmarkEnd w:id="56"/>
       <w:r>
-        <w:t>3.5.9 מאפיין מערכת – Playground: Link</w:t>
+        <w:t xml:space="preserve">3.5.9 </w:t>
+      </w:r>
+      <w:proofErr w:type="spellStart"/>
+      <w:r>
+        <w:t>מאפיין</w:t>
+      </w:r>
+      <w:proofErr w:type="spellEnd"/>
+      <w:r>
+        <w:t xml:space="preserve"> </w:t>
+      </w:r>
+      <w:proofErr w:type="spellStart"/>
+      <w:r>
+        <w:t>מערכת</w:t>
+      </w:r>
+      <w:proofErr w:type="spellEnd"/>
+      <w:r>
+        <w:t xml:space="preserve"> – Playground: Link</w:t>
       </w:r>
     </w:p>
     <w:p>
@@ -2625,17 +7508,40 @@
         <w:bidi/>
       </w:pPr>
       <w:bookmarkStart w:id="58" w:name="תיאור-7"/>
+      <w:proofErr w:type="spellStart"/>
       <w:r>
         <w:t>תיאור</w:t>
       </w:r>
+      <w:proofErr w:type="spellEnd"/>
     </w:p>
     <w:p>
       <w:pPr>
         <w:pStyle w:val="FirstParagraph"/>
         <w:bidi/>
       </w:pPr>
-      <w:r>
-        <w:t>קישור המדגים ניווט.</w:t>
+      <w:proofErr w:type="spellStart"/>
+      <w:r>
+        <w:t>קישור</w:t>
+      </w:r>
+      <w:proofErr w:type="spellEnd"/>
+      <w:r>
+        <w:t xml:space="preserve"> </w:t>
+      </w:r>
+      <w:proofErr w:type="spellStart"/>
+      <w:r>
+        <w:t>המדגים</w:t>
+      </w:r>
+      <w:proofErr w:type="spellEnd"/>
+      <w:r>
+        <w:t xml:space="preserve"> </w:t>
+      </w:r>
+      <w:proofErr w:type="spellStart"/>
+      <w:r>
+        <w:t>ניווט</w:t>
+      </w:r>
+      <w:proofErr w:type="spellEnd"/>
+      <w:r>
+        <w:t>.</w:t>
       </w:r>
     </w:p>
     <w:p>
@@ -2645,9 +7551,11 @@
       </w:pPr>
       <w:bookmarkStart w:id="59" w:name="תכולה-7"/>
       <w:bookmarkEnd w:id="58"/>
+      <w:proofErr w:type="spellStart"/>
       <w:r>
         <w:t>תכולה</w:t>
       </w:r>
+      <w:proofErr w:type="spellEnd"/>
     </w:p>
     <w:p>
       <w:pPr>
@@ -2658,8 +7566,13 @@
         </w:numPr>
         <w:bidi/>
       </w:pPr>
-      <w:r>
-        <w:t>אלמנט Link</w:t>
+      <w:proofErr w:type="spellStart"/>
+      <w:r>
+        <w:t>אלמנט</w:t>
+      </w:r>
+      <w:proofErr w:type="spellEnd"/>
+      <w:r>
+        <w:t xml:space="preserve"> Link</w:t>
       </w:r>
     </w:p>
     <w:p>
@@ -2669,9 +7582,19 @@
       </w:pPr>
       <w:bookmarkStart w:id="60" w:name="דרישות-פונקציונליות-11"/>
       <w:bookmarkEnd w:id="59"/>
-      <w:r>
-        <w:t>דרישות פונקציונליות</w:t>
-      </w:r>
+      <w:proofErr w:type="spellStart"/>
+      <w:r>
+        <w:t>דרישות</w:t>
+      </w:r>
+      <w:proofErr w:type="spellEnd"/>
+      <w:r>
+        <w:t xml:space="preserve"> </w:t>
+      </w:r>
+      <w:proofErr w:type="spellStart"/>
+      <w:r>
+        <w:t>פונקציונליות</w:t>
+      </w:r>
+      <w:proofErr w:type="spellEnd"/>
     </w:p>
     <w:p>
       <w:pPr>
@@ -2682,9 +7605,27 @@
         </w:numPr>
         <w:bidi/>
       </w:pPr>
-      <w:r>
-        <w:t>לחיצה מנווטת ליעד</w:t>
-      </w:r>
+      <w:proofErr w:type="spellStart"/>
+      <w:r>
+        <w:t>לחיצה</w:t>
+      </w:r>
+      <w:proofErr w:type="spellEnd"/>
+      <w:r>
+        <w:t xml:space="preserve"> </w:t>
+      </w:r>
+      <w:proofErr w:type="spellStart"/>
+      <w:r>
+        <w:t>מנווטת</w:t>
+      </w:r>
+      <w:proofErr w:type="spellEnd"/>
+      <w:r>
+        <w:t xml:space="preserve"> </w:t>
+      </w:r>
+      <w:proofErr w:type="spellStart"/>
+      <w:r>
+        <w:t>ליעד</w:t>
+      </w:r>
+      <w:proofErr w:type="spellEnd"/>
     </w:p>
     <w:p>
       <w:pPr>
@@ -2695,9 +7636,27 @@
         </w:numPr>
         <w:bidi/>
       </w:pPr>
-      <w:r>
-        <w:t>פתיחה באותו חלון</w:t>
-      </w:r>
+      <w:proofErr w:type="spellStart"/>
+      <w:r>
+        <w:t>פתיחה</w:t>
+      </w:r>
+      <w:proofErr w:type="spellEnd"/>
+      <w:r>
+        <w:t xml:space="preserve"> </w:t>
+      </w:r>
+      <w:proofErr w:type="spellStart"/>
+      <w:r>
+        <w:t>באותו</w:t>
+      </w:r>
+      <w:proofErr w:type="spellEnd"/>
+      <w:r>
+        <w:t xml:space="preserve"> </w:t>
+      </w:r>
+      <w:proofErr w:type="spellStart"/>
+      <w:r>
+        <w:t>חלון</w:t>
+      </w:r>
+      <w:proofErr w:type="spellEnd"/>
     </w:p>
     <w:p>
       <w:pPr>
@@ -2706,9 +7665,19 @@
       </w:pPr>
       <w:bookmarkStart w:id="61" w:name="בדיקות-עיקריות-7"/>
       <w:bookmarkEnd w:id="60"/>
-      <w:r>
-        <w:t>בדיקות עיקריות</w:t>
-      </w:r>
+      <w:proofErr w:type="spellStart"/>
+      <w:r>
+        <w:t>בדיקות</w:t>
+      </w:r>
+      <w:proofErr w:type="spellEnd"/>
+      <w:r>
+        <w:t xml:space="preserve"> </w:t>
+      </w:r>
+      <w:proofErr w:type="spellStart"/>
+      <w:r>
+        <w:t>עיקריות</w:t>
+      </w:r>
+      <w:proofErr w:type="spellEnd"/>
     </w:p>
     <w:p>
       <w:pPr>
@@ -2719,9 +7688,27 @@
         </w:numPr>
         <w:bidi/>
       </w:pPr>
-      <w:r>
-        <w:t>אימות יעד הקישור</w:t>
-      </w:r>
+      <w:proofErr w:type="spellStart"/>
+      <w:r>
+        <w:t>אימות</w:t>
+      </w:r>
+      <w:proofErr w:type="spellEnd"/>
+      <w:r>
+        <w:t xml:space="preserve"> </w:t>
+      </w:r>
+      <w:proofErr w:type="spellStart"/>
+      <w:r>
+        <w:t>יעד</w:t>
+      </w:r>
+      <w:proofErr w:type="spellEnd"/>
+      <w:r>
+        <w:t xml:space="preserve"> </w:t>
+      </w:r>
+      <w:proofErr w:type="spellStart"/>
+      <w:r>
+        <w:t>הקישור</w:t>
+      </w:r>
+      <w:proofErr w:type="spellEnd"/>
     </w:p>
     <w:p>
       <w:pPr>
@@ -2729,7 +7716,7 @@
       </w:pPr>
       <w:r>
         <w:pict w14:anchorId="41BEDA0A">
-          <v:rect id="_x0000_i1516" style="width:0;height:1.5pt" o:hralign="right" o:hrstd="t" o:hr="t"/>
+          <v:rect id="_x0000_i1041" style="width:0;height:1.5pt" o:hralign="right" o:hrstd="t" o:hr="t"/>
         </w:pict>
       </w:r>
     </w:p>
@@ -2742,8 +7729,29 @@
       <w:bookmarkEnd w:id="57"/>
       <w:bookmarkEnd w:id="61"/>
       <w:r>
-        <w:t>3.5.10 מאפיין מערכת – Playground: iFrame</w:t>
-      </w:r>
+        <w:t xml:space="preserve">3.5.10 </w:t>
+      </w:r>
+      <w:proofErr w:type="spellStart"/>
+      <w:r>
+        <w:t>מאפיין</w:t>
+      </w:r>
+      <w:proofErr w:type="spellEnd"/>
+      <w:r>
+        <w:t xml:space="preserve"> </w:t>
+      </w:r>
+      <w:proofErr w:type="spellStart"/>
+      <w:r>
+        <w:t>מערכת</w:t>
+      </w:r>
+      <w:proofErr w:type="spellEnd"/>
+      <w:r>
+        <w:t xml:space="preserve"> – Playground: </w:t>
+      </w:r>
+      <w:proofErr w:type="spellStart"/>
+      <w:r>
+        <w:t>iFrame</w:t>
+      </w:r>
+      <w:proofErr w:type="spellEnd"/>
     </w:p>
     <w:p>
       <w:pPr>
@@ -2751,17 +7759,96 @@
         <w:bidi/>
       </w:pPr>
       <w:bookmarkStart w:id="63" w:name="תיאור-8"/>
+      <w:proofErr w:type="spellStart"/>
       <w:r>
         <w:t>תיאור</w:t>
       </w:r>
+      <w:proofErr w:type="spellEnd"/>
     </w:p>
     <w:p>
       <w:pPr>
         <w:pStyle w:val="FirstParagraph"/>
         <w:bidi/>
       </w:pPr>
-      <w:r>
-        <w:t>iFrame המוטמע בתוך הדף לצורך תרגול עבודה עם הקשרי DOM נפרדים.</w:t>
+      <w:proofErr w:type="spellStart"/>
+      <w:r>
+        <w:t>iFrame</w:t>
+      </w:r>
+      <w:proofErr w:type="spellEnd"/>
+      <w:r>
+        <w:t xml:space="preserve"> </w:t>
+      </w:r>
+      <w:proofErr w:type="spellStart"/>
+      <w:r>
+        <w:t>המוטמע</w:t>
+      </w:r>
+      <w:proofErr w:type="spellEnd"/>
+      <w:r>
+        <w:t xml:space="preserve"> </w:t>
+      </w:r>
+      <w:proofErr w:type="spellStart"/>
+      <w:r>
+        <w:t>בתוך</w:t>
+      </w:r>
+      <w:proofErr w:type="spellEnd"/>
+      <w:r>
+        <w:t xml:space="preserve"> </w:t>
+      </w:r>
+      <w:proofErr w:type="spellStart"/>
+      <w:r>
+        <w:t>הדף</w:t>
+      </w:r>
+      <w:proofErr w:type="spellEnd"/>
+      <w:r>
+        <w:t xml:space="preserve"> </w:t>
+      </w:r>
+      <w:proofErr w:type="spellStart"/>
+      <w:r>
+        <w:t>לצורך</w:t>
+      </w:r>
+      <w:proofErr w:type="spellEnd"/>
+      <w:r>
+        <w:t xml:space="preserve"> </w:t>
+      </w:r>
+      <w:proofErr w:type="spellStart"/>
+      <w:r>
+        <w:t>תרגול</w:t>
+      </w:r>
+      <w:proofErr w:type="spellEnd"/>
+      <w:r>
+        <w:t xml:space="preserve"> </w:t>
+      </w:r>
+      <w:proofErr w:type="spellStart"/>
+      <w:r>
+        <w:t>עבודה</w:t>
+      </w:r>
+      <w:proofErr w:type="spellEnd"/>
+      <w:r>
+        <w:t xml:space="preserve"> </w:t>
+      </w:r>
+      <w:proofErr w:type="spellStart"/>
+      <w:r>
+        <w:t>עם</w:t>
+      </w:r>
+      <w:proofErr w:type="spellEnd"/>
+      <w:r>
+        <w:t xml:space="preserve"> </w:t>
+      </w:r>
+      <w:proofErr w:type="spellStart"/>
+      <w:r>
+        <w:t>הקשרי</w:t>
+      </w:r>
+      <w:proofErr w:type="spellEnd"/>
+      <w:r>
+        <w:t xml:space="preserve"> DOM </w:t>
+      </w:r>
+      <w:proofErr w:type="spellStart"/>
+      <w:r>
+        <w:t>נפרדים</w:t>
+      </w:r>
+      <w:proofErr w:type="spellEnd"/>
+      <w:r>
+        <w:t>.</w:t>
       </w:r>
     </w:p>
     <w:p>
@@ -2771,9 +7858,11 @@
       </w:pPr>
       <w:bookmarkStart w:id="64" w:name="תכולה-8"/>
       <w:bookmarkEnd w:id="63"/>
+      <w:proofErr w:type="spellStart"/>
       <w:r>
         <w:t>תכולה</w:t>
       </w:r>
+      <w:proofErr w:type="spellEnd"/>
     </w:p>
     <w:p>
       <w:pPr>
@@ -2784,9 +7873,19 @@
         </w:numPr>
         <w:bidi/>
       </w:pPr>
-      <w:r>
-        <w:t>מסגרת iFrame</w:t>
-      </w:r>
+      <w:proofErr w:type="spellStart"/>
+      <w:r>
+        <w:t>מסגרת</w:t>
+      </w:r>
+      <w:proofErr w:type="spellEnd"/>
+      <w:r>
+        <w:t xml:space="preserve"> </w:t>
+      </w:r>
+      <w:proofErr w:type="spellStart"/>
+      <w:r>
+        <w:t>iFrame</w:t>
+      </w:r>
+      <w:proofErr w:type="spellEnd"/>
     </w:p>
     <w:p>
       <w:pPr>
@@ -2797,8 +7896,37 @@
         </w:numPr>
         <w:bidi/>
       </w:pPr>
-      <w:r>
-        <w:t>תוכן פנימי (כפתור / טקסט)</w:t>
+      <w:proofErr w:type="spellStart"/>
+      <w:r>
+        <w:t>תוכן</w:t>
+      </w:r>
+      <w:proofErr w:type="spellEnd"/>
+      <w:r>
+        <w:t xml:space="preserve"> </w:t>
+      </w:r>
+      <w:proofErr w:type="spellStart"/>
+      <w:r>
+        <w:t>פנימי</w:t>
+      </w:r>
+      <w:proofErr w:type="spellEnd"/>
+      <w:r>
+        <w:t xml:space="preserve"> (</w:t>
+      </w:r>
+      <w:proofErr w:type="spellStart"/>
+      <w:r>
+        <w:t>כפתור</w:t>
+      </w:r>
+      <w:proofErr w:type="spellEnd"/>
+      <w:r>
+        <w:t xml:space="preserve"> / </w:t>
+      </w:r>
+      <w:proofErr w:type="spellStart"/>
+      <w:r>
+        <w:t>טקסט</w:t>
+      </w:r>
+      <w:proofErr w:type="spellEnd"/>
+      <w:r>
+        <w:t>)</w:t>
       </w:r>
     </w:p>
     <w:p>
@@ -2808,9 +7936,20 @@
       </w:pPr>
       <w:bookmarkStart w:id="65" w:name="דרישות-פונקציונליות-12"/>
       <w:bookmarkEnd w:id="64"/>
-      <w:r>
-        <w:t>דרישות פונקציונליות</w:t>
-      </w:r>
+      <w:proofErr w:type="spellStart"/>
+      <w:r>
+        <w:lastRenderedPageBreak/>
+        <w:t>דרישות</w:t>
+      </w:r>
+      <w:proofErr w:type="spellEnd"/>
+      <w:r>
+        <w:t xml:space="preserve"> </w:t>
+      </w:r>
+      <w:proofErr w:type="spellStart"/>
+      <w:r>
+        <w:t>פונקציונליות</w:t>
+      </w:r>
+      <w:proofErr w:type="spellEnd"/>
     </w:p>
     <w:p>
       <w:pPr>
@@ -2821,9 +7960,51 @@
         </w:numPr>
         <w:bidi/>
       </w:pPr>
-      <w:r>
-        <w:t>ניתן לבצע אינטראקציה עם תוכן ה-iFrame</w:t>
-      </w:r>
+      <w:proofErr w:type="spellStart"/>
+      <w:r>
+        <w:t>ניתן</w:t>
+      </w:r>
+      <w:proofErr w:type="spellEnd"/>
+      <w:r>
+        <w:t xml:space="preserve"> </w:t>
+      </w:r>
+      <w:proofErr w:type="spellStart"/>
+      <w:r>
+        <w:t>לבצע</w:t>
+      </w:r>
+      <w:proofErr w:type="spellEnd"/>
+      <w:r>
+        <w:t xml:space="preserve"> </w:t>
+      </w:r>
+      <w:proofErr w:type="spellStart"/>
+      <w:r>
+        <w:t>אינטראקציה</w:t>
+      </w:r>
+      <w:proofErr w:type="spellEnd"/>
+      <w:r>
+        <w:t xml:space="preserve"> </w:t>
+      </w:r>
+      <w:proofErr w:type="spellStart"/>
+      <w:r>
+        <w:t>עם</w:t>
+      </w:r>
+      <w:proofErr w:type="spellEnd"/>
+      <w:r>
+        <w:t xml:space="preserve"> </w:t>
+      </w:r>
+      <w:proofErr w:type="spellStart"/>
+      <w:r>
+        <w:t>תוכן</w:t>
+      </w:r>
+      <w:proofErr w:type="spellEnd"/>
+      <w:r>
+        <w:t xml:space="preserve"> ה-</w:t>
+      </w:r>
+      <w:proofErr w:type="spellStart"/>
+      <w:r>
+        <w:t>iFrame</w:t>
+      </w:r>
+      <w:proofErr w:type="spellEnd"/>
     </w:p>
     <w:p>
       <w:pPr>
@@ -2834,9 +8015,43 @@
         </w:numPr>
         <w:bidi/>
       </w:pPr>
-      <w:r>
-        <w:t>אין השפעה על הדף הראשי</w:t>
-      </w:r>
+      <w:proofErr w:type="spellStart"/>
+      <w:r>
+        <w:t>אין</w:t>
+      </w:r>
+      <w:proofErr w:type="spellEnd"/>
+      <w:r>
+        <w:t xml:space="preserve"> </w:t>
+      </w:r>
+      <w:proofErr w:type="spellStart"/>
+      <w:r>
+        <w:t>השפעה</w:t>
+      </w:r>
+      <w:proofErr w:type="spellEnd"/>
+      <w:r>
+        <w:t xml:space="preserve"> </w:t>
+      </w:r>
+      <w:proofErr w:type="spellStart"/>
+      <w:r>
+        <w:t>על</w:t>
+      </w:r>
+      <w:proofErr w:type="spellEnd"/>
+      <w:r>
+        <w:t xml:space="preserve"> </w:t>
+      </w:r>
+      <w:proofErr w:type="spellStart"/>
+      <w:r>
+        <w:t>הדף</w:t>
+      </w:r>
+      <w:proofErr w:type="spellEnd"/>
+      <w:r>
+        <w:t xml:space="preserve"> </w:t>
+      </w:r>
+      <w:proofErr w:type="spellStart"/>
+      <w:r>
+        <w:t>הראשי</w:t>
+      </w:r>
+      <w:proofErr w:type="spellEnd"/>
     </w:p>
     <w:p>
       <w:pPr>
@@ -2845,9 +8060,19 @@
       </w:pPr>
       <w:bookmarkStart w:id="66" w:name="בדיקות-עיקריות-8"/>
       <w:bookmarkEnd w:id="65"/>
-      <w:r>
-        <w:t>בדיקות עיקריות</w:t>
-      </w:r>
+      <w:proofErr w:type="spellStart"/>
+      <w:r>
+        <w:t>בדיקות</w:t>
+      </w:r>
+      <w:proofErr w:type="spellEnd"/>
+      <w:r>
+        <w:t xml:space="preserve"> </w:t>
+      </w:r>
+      <w:proofErr w:type="spellStart"/>
+      <w:r>
+        <w:t>עיקריות</w:t>
+      </w:r>
+      <w:proofErr w:type="spellEnd"/>
     </w:p>
     <w:p>
       <w:pPr>
@@ -2858,9 +8083,27 @@
         </w:numPr>
         <w:bidi/>
       </w:pPr>
-      <w:r>
-        <w:t>מעבר הקשר ל-iFrame</w:t>
-      </w:r>
+      <w:proofErr w:type="spellStart"/>
+      <w:r>
+        <w:t>מעבר</w:t>
+      </w:r>
+      <w:proofErr w:type="spellEnd"/>
+      <w:r>
+        <w:t xml:space="preserve"> </w:t>
+      </w:r>
+      <w:proofErr w:type="spellStart"/>
+      <w:r>
+        <w:t>הקשר</w:t>
+      </w:r>
+      <w:proofErr w:type="spellEnd"/>
+      <w:r>
+        <w:t xml:space="preserve"> ל-</w:t>
+      </w:r>
+      <w:proofErr w:type="spellStart"/>
+      <w:r>
+        <w:t>iFrame</w:t>
+      </w:r>
+      <w:proofErr w:type="spellEnd"/>
     </w:p>
     <w:p>
       <w:pPr>
@@ -2871,9 +8114,35 @@
         </w:numPr>
         <w:bidi/>
       </w:pPr>
-      <w:r>
-        <w:t>אינטראקציה עם אלמנטים פנימיים</w:t>
-      </w:r>
+      <w:proofErr w:type="spellStart"/>
+      <w:r>
+        <w:t>אינטראקציה</w:t>
+      </w:r>
+      <w:proofErr w:type="spellEnd"/>
+      <w:r>
+        <w:t xml:space="preserve"> </w:t>
+      </w:r>
+      <w:proofErr w:type="spellStart"/>
+      <w:r>
+        <w:t>עם</w:t>
+      </w:r>
+      <w:proofErr w:type="spellEnd"/>
+      <w:r>
+        <w:t xml:space="preserve"> </w:t>
+      </w:r>
+      <w:proofErr w:type="spellStart"/>
+      <w:r>
+        <w:t>אלמנטים</w:t>
+      </w:r>
+      <w:proofErr w:type="spellEnd"/>
+      <w:r>
+        <w:t xml:space="preserve"> </w:t>
+      </w:r>
+      <w:proofErr w:type="spellStart"/>
+      <w:r>
+        <w:t>פנימיים</w:t>
+      </w:r>
+      <w:proofErr w:type="spellEnd"/>
     </w:p>
     <w:p>
       <w:pPr>
@@ -2881,7 +8150,7 @@
       </w:pPr>
       <w:r>
         <w:pict w14:anchorId="51BF7E5C">
-          <v:rect id="_x0000_i1517" style="width:0;height:1.5pt" o:hralign="right" o:hrstd="t" o:hr="t"/>
+          <v:rect id="_x0000_i1042" style="width:0;height:1.5pt" o:hralign="right" o:hrstd="t" o:hr="t"/>
         </w:pict>
       </w:r>
     </w:p>
@@ -2894,8 +8163,23 @@
       <w:bookmarkEnd w:id="62"/>
       <w:bookmarkEnd w:id="66"/>
       <w:r>
-        <w:lastRenderedPageBreak/>
-        <w:t>3.5.11 מאפיין מערכת – Playground: Table</w:t>
+        <w:t xml:space="preserve">3.5.11 </w:t>
+      </w:r>
+      <w:proofErr w:type="spellStart"/>
+      <w:r>
+        <w:t>מאפיין</w:t>
+      </w:r>
+      <w:proofErr w:type="spellEnd"/>
+      <w:r>
+        <w:t xml:space="preserve"> </w:t>
+      </w:r>
+      <w:proofErr w:type="spellStart"/>
+      <w:r>
+        <w:t>מערכת</w:t>
+      </w:r>
+      <w:proofErr w:type="spellEnd"/>
+      <w:r>
+        <w:t xml:space="preserve"> – Playground: Table</w:t>
       </w:r>
     </w:p>
     <w:p>
@@ -2904,17 +8188,48 @@
         <w:bidi/>
       </w:pPr>
       <w:bookmarkStart w:id="68" w:name="תיאור-9"/>
+      <w:proofErr w:type="spellStart"/>
       <w:r>
         <w:t>תיאור</w:t>
       </w:r>
+      <w:proofErr w:type="spellEnd"/>
     </w:p>
     <w:p>
       <w:pPr>
         <w:pStyle w:val="FirstParagraph"/>
         <w:bidi/>
       </w:pPr>
-      <w:r>
-        <w:t>טבלה סטטית להצגת נתונים.</w:t>
+      <w:proofErr w:type="spellStart"/>
+      <w:r>
+        <w:t>טבלה</w:t>
+      </w:r>
+      <w:proofErr w:type="spellEnd"/>
+      <w:r>
+        <w:t xml:space="preserve"> </w:t>
+      </w:r>
+      <w:proofErr w:type="spellStart"/>
+      <w:r>
+        <w:t>סטטית</w:t>
+      </w:r>
+      <w:proofErr w:type="spellEnd"/>
+      <w:r>
+        <w:t xml:space="preserve"> </w:t>
+      </w:r>
+      <w:proofErr w:type="spellStart"/>
+      <w:r>
+        <w:t>להצגת</w:t>
+      </w:r>
+      <w:proofErr w:type="spellEnd"/>
+      <w:r>
+        <w:t xml:space="preserve"> </w:t>
+      </w:r>
+      <w:proofErr w:type="spellStart"/>
+      <w:r>
+        <w:t>נתונים</w:t>
+      </w:r>
+      <w:proofErr w:type="spellEnd"/>
+      <w:r>
+        <w:t>.</w:t>
       </w:r>
     </w:p>
     <w:p>
@@ -2924,9 +8239,11 @@
       </w:pPr>
       <w:bookmarkStart w:id="69" w:name="תכולה-9"/>
       <w:bookmarkEnd w:id="68"/>
+      <w:proofErr w:type="spellStart"/>
       <w:r>
         <w:t>תכולה</w:t>
       </w:r>
+      <w:proofErr w:type="spellEnd"/>
     </w:p>
     <w:p>
       <w:pPr>
@@ -2937,9 +8254,19 @@
         </w:numPr>
         <w:bidi/>
       </w:pPr>
-      <w:r>
-        <w:t>כותרות עמודות</w:t>
-      </w:r>
+      <w:proofErr w:type="spellStart"/>
+      <w:r>
+        <w:t>כותרות</w:t>
+      </w:r>
+      <w:proofErr w:type="spellEnd"/>
+      <w:r>
+        <w:t xml:space="preserve"> </w:t>
+      </w:r>
+      <w:proofErr w:type="spellStart"/>
+      <w:r>
+        <w:t>עמודות</w:t>
+      </w:r>
+      <w:proofErr w:type="spellEnd"/>
     </w:p>
     <w:p>
       <w:pPr>
@@ -2950,9 +8277,19 @@
         </w:numPr>
         <w:bidi/>
       </w:pPr>
-      <w:r>
-        <w:t>שורות נתונים</w:t>
-      </w:r>
+      <w:proofErr w:type="spellStart"/>
+      <w:r>
+        <w:t>שורות</w:t>
+      </w:r>
+      <w:proofErr w:type="spellEnd"/>
+      <w:r>
+        <w:t xml:space="preserve"> </w:t>
+      </w:r>
+      <w:proofErr w:type="spellStart"/>
+      <w:r>
+        <w:t>נתונים</w:t>
+      </w:r>
+      <w:proofErr w:type="spellEnd"/>
     </w:p>
     <w:p>
       <w:pPr>
@@ -2961,9 +8298,19 @@
       </w:pPr>
       <w:bookmarkStart w:id="70" w:name="דרישות-פונקציונליות-13"/>
       <w:bookmarkEnd w:id="69"/>
-      <w:r>
-        <w:t>דרישות פונקציונליות</w:t>
-      </w:r>
+      <w:proofErr w:type="spellStart"/>
+      <w:r>
+        <w:t>דרישות</w:t>
+      </w:r>
+      <w:proofErr w:type="spellEnd"/>
+      <w:r>
+        <w:t xml:space="preserve"> </w:t>
+      </w:r>
+      <w:proofErr w:type="spellStart"/>
+      <w:r>
+        <w:t>פונקציונליות</w:t>
+      </w:r>
+      <w:proofErr w:type="spellEnd"/>
     </w:p>
     <w:p>
       <w:pPr>
@@ -2974,9 +8321,19 @@
         </w:numPr>
         <w:bidi/>
       </w:pPr>
-      <w:r>
-        <w:t>נתונים קבועים</w:t>
-      </w:r>
+      <w:proofErr w:type="spellStart"/>
+      <w:r>
+        <w:t>נתונים</w:t>
+      </w:r>
+      <w:proofErr w:type="spellEnd"/>
+      <w:r>
+        <w:t xml:space="preserve"> </w:t>
+      </w:r>
+      <w:proofErr w:type="spellStart"/>
+      <w:r>
+        <w:t>קבועים</w:t>
+      </w:r>
+      <w:proofErr w:type="spellEnd"/>
     </w:p>
     <w:p>
       <w:pPr>
@@ -2985,9 +8342,19 @@
       </w:pPr>
       <w:bookmarkStart w:id="71" w:name="בדיקות-עיקריות-9"/>
       <w:bookmarkEnd w:id="70"/>
-      <w:r>
-        <w:t>בדיקות עיקריות</w:t>
-      </w:r>
+      <w:proofErr w:type="spellStart"/>
+      <w:r>
+        <w:t>בדיקות</w:t>
+      </w:r>
+      <w:proofErr w:type="spellEnd"/>
+      <w:r>
+        <w:t xml:space="preserve"> </w:t>
+      </w:r>
+      <w:proofErr w:type="spellStart"/>
+      <w:r>
+        <w:t>עיקריות</w:t>
+      </w:r>
+      <w:proofErr w:type="spellEnd"/>
     </w:p>
     <w:p>
       <w:pPr>
@@ -2998,9 +8365,19 @@
         </w:numPr>
         <w:bidi/>
       </w:pPr>
-      <w:r>
-        <w:t>אימות מבנה</w:t>
-      </w:r>
+      <w:proofErr w:type="spellStart"/>
+      <w:r>
+        <w:t>אימות</w:t>
+      </w:r>
+      <w:proofErr w:type="spellEnd"/>
+      <w:r>
+        <w:t xml:space="preserve"> </w:t>
+      </w:r>
+      <w:proofErr w:type="spellStart"/>
+      <w:r>
+        <w:t>מבנה</w:t>
+      </w:r>
+      <w:proofErr w:type="spellEnd"/>
     </w:p>
     <w:p>
       <w:pPr>
@@ -3011,9 +8388,19 @@
         </w:numPr>
         <w:bidi/>
       </w:pPr>
-      <w:r>
-        <w:t>קריאת ערכים</w:t>
-      </w:r>
+      <w:proofErr w:type="spellStart"/>
+      <w:r>
+        <w:t>קריאת</w:t>
+      </w:r>
+      <w:proofErr w:type="spellEnd"/>
+      <w:r>
+        <w:t xml:space="preserve"> </w:t>
+      </w:r>
+      <w:proofErr w:type="spellStart"/>
+      <w:r>
+        <w:t>ערכים</w:t>
+      </w:r>
+      <w:proofErr w:type="spellEnd"/>
     </w:p>
     <w:p>
       <w:pPr>
@@ -3021,16 +8408,23 @@
         <w:bidi/>
       </w:pPr>
       <w:r>
-        <w:t>3.5.1</w:t>
-      </w:r>
-      <w:r>
-        <w:t>2</w:t>
-      </w:r>
-      <w:r>
-        <w:t xml:space="preserve"> מאפיין מערכת – Playground: </w:t>
-      </w:r>
-      <w:r>
-        <w:t>Open Window</w:t>
+        <w:t xml:space="preserve">3.5.12 </w:t>
+      </w:r>
+      <w:proofErr w:type="spellStart"/>
+      <w:r>
+        <w:t>מאפיין</w:t>
+      </w:r>
+      <w:proofErr w:type="spellEnd"/>
+      <w:r>
+        <w:t xml:space="preserve"> </w:t>
+      </w:r>
+      <w:proofErr w:type="spellStart"/>
+      <w:r>
+        <w:t>מערכת</w:t>
+      </w:r>
+      <w:proofErr w:type="spellEnd"/>
+      <w:r>
+        <w:t xml:space="preserve"> – Playground: Open Window</w:t>
       </w:r>
     </w:p>
     <w:p>
@@ -3039,29 +8433,230 @@
         <w:bidi/>
       </w:pPr>
       <w:bookmarkStart w:id="72" w:name="תיאור-כללי"/>
+      <w:proofErr w:type="spellStart"/>
       <w:r>
         <w:rPr>
           <w:rFonts w:ascii="Arial" w:hAnsi="Arial" w:cs="Arial"/>
         </w:rPr>
         <w:t>תיאור</w:t>
       </w:r>
-      <w:r>
-        <w:t xml:space="preserve"> </w:t>
-      </w:r>
+      <w:proofErr w:type="spellEnd"/>
+      <w:r>
+        <w:t xml:space="preserve"> </w:t>
+      </w:r>
+      <w:proofErr w:type="spellStart"/>
       <w:r>
         <w:rPr>
           <w:rFonts w:ascii="Arial" w:hAnsi="Arial" w:cs="Arial"/>
         </w:rPr>
         <w:t>כללי</w:t>
       </w:r>
+      <w:proofErr w:type="spellEnd"/>
     </w:p>
     <w:p>
       <w:pPr>
         <w:pStyle w:val="FirstParagraph"/>
         <w:bidi/>
       </w:pPr>
-      <w:r>
-        <w:t>מאפיין מערכת זה כולל כפתור לפתיחת חלון (Browser Window) חדש. החלון נפתח כ־Window נפרד (ולא כ־Tab), ומציג תוכן חיצוני או פנימי לצורכי בדיקות ניווט, context switching ושליטה בחלונות מרובים.</w:t>
+      <w:proofErr w:type="spellStart"/>
+      <w:r>
+        <w:t>מאפיין</w:t>
+      </w:r>
+      <w:proofErr w:type="spellEnd"/>
+      <w:r>
+        <w:t xml:space="preserve"> </w:t>
+      </w:r>
+      <w:proofErr w:type="spellStart"/>
+      <w:r>
+        <w:t>מערכת</w:t>
+      </w:r>
+      <w:proofErr w:type="spellEnd"/>
+      <w:r>
+        <w:t xml:space="preserve"> </w:t>
+      </w:r>
+      <w:proofErr w:type="spellStart"/>
+      <w:r>
+        <w:t>זה</w:t>
+      </w:r>
+      <w:proofErr w:type="spellEnd"/>
+      <w:r>
+        <w:t xml:space="preserve"> </w:t>
+      </w:r>
+      <w:proofErr w:type="spellStart"/>
+      <w:r>
+        <w:t>כולל</w:t>
+      </w:r>
+      <w:proofErr w:type="spellEnd"/>
+      <w:r>
+        <w:t xml:space="preserve"> </w:t>
+      </w:r>
+      <w:proofErr w:type="spellStart"/>
+      <w:r>
+        <w:t>כפתור</w:t>
+      </w:r>
+      <w:proofErr w:type="spellEnd"/>
+      <w:r>
+        <w:t xml:space="preserve"> </w:t>
+      </w:r>
+      <w:proofErr w:type="spellStart"/>
+      <w:r>
+        <w:t>לפתיחת</w:t>
+      </w:r>
+      <w:proofErr w:type="spellEnd"/>
+      <w:r>
+        <w:t xml:space="preserve"> </w:t>
+      </w:r>
+      <w:proofErr w:type="spellStart"/>
+      <w:r>
+        <w:t>חלון</w:t>
+      </w:r>
+      <w:proofErr w:type="spellEnd"/>
+      <w:r>
+        <w:t xml:space="preserve"> (Browser Window) </w:t>
+      </w:r>
+      <w:proofErr w:type="spellStart"/>
+      <w:r>
+        <w:t>חדש</w:t>
+      </w:r>
+      <w:proofErr w:type="spellEnd"/>
+      <w:r>
+        <w:t xml:space="preserve">. </w:t>
+      </w:r>
+      <w:proofErr w:type="spellStart"/>
+      <w:r>
+        <w:t>החלון</w:t>
+      </w:r>
+      <w:proofErr w:type="spellEnd"/>
+      <w:r>
+        <w:t xml:space="preserve"> </w:t>
+      </w:r>
+      <w:proofErr w:type="spellStart"/>
+      <w:r>
+        <w:t>נפתח</w:t>
+      </w:r>
+      <w:proofErr w:type="spellEnd"/>
+      <w:r>
+        <w:t xml:space="preserve"> </w:t>
+      </w:r>
+      <w:proofErr w:type="spellStart"/>
+      <w:r>
+        <w:t>כ־Window</w:t>
+      </w:r>
+      <w:proofErr w:type="spellEnd"/>
+      <w:r>
+        <w:t xml:space="preserve"> </w:t>
+      </w:r>
+      <w:proofErr w:type="spellStart"/>
+      <w:r>
+        <w:t>נפרד</w:t>
+      </w:r>
+      <w:proofErr w:type="spellEnd"/>
+      <w:r>
+        <w:t xml:space="preserve"> (</w:t>
+      </w:r>
+      <w:proofErr w:type="spellStart"/>
+      <w:r>
+        <w:t>ולא</w:t>
+      </w:r>
+      <w:proofErr w:type="spellEnd"/>
+      <w:r>
+        <w:t xml:space="preserve"> </w:t>
+      </w:r>
+      <w:proofErr w:type="spellStart"/>
+      <w:r>
+        <w:t>כ־Tab</w:t>
+      </w:r>
+      <w:proofErr w:type="spellEnd"/>
+      <w:r>
+        <w:t xml:space="preserve">), </w:t>
+      </w:r>
+      <w:proofErr w:type="spellStart"/>
+      <w:r>
+        <w:t>ומציג</w:t>
+      </w:r>
+      <w:proofErr w:type="spellEnd"/>
+      <w:r>
+        <w:t xml:space="preserve"> </w:t>
+      </w:r>
+      <w:proofErr w:type="spellStart"/>
+      <w:r>
+        <w:t>תוכן</w:t>
+      </w:r>
+      <w:proofErr w:type="spellEnd"/>
+      <w:r>
+        <w:t xml:space="preserve"> </w:t>
+      </w:r>
+      <w:proofErr w:type="spellStart"/>
+      <w:r>
+        <w:t>חיצוני</w:t>
+      </w:r>
+      <w:proofErr w:type="spellEnd"/>
+      <w:r>
+        <w:t xml:space="preserve"> </w:t>
+      </w:r>
+      <w:proofErr w:type="spellStart"/>
+      <w:r>
+        <w:t>או</w:t>
+      </w:r>
+      <w:proofErr w:type="spellEnd"/>
+      <w:r>
+        <w:t xml:space="preserve"> </w:t>
+      </w:r>
+      <w:proofErr w:type="spellStart"/>
+      <w:r>
+        <w:t>פנימי</w:t>
+      </w:r>
+      <w:proofErr w:type="spellEnd"/>
+      <w:r>
+        <w:t xml:space="preserve"> </w:t>
+      </w:r>
+      <w:proofErr w:type="spellStart"/>
+      <w:r>
+        <w:t>לצורכי</w:t>
+      </w:r>
+      <w:proofErr w:type="spellEnd"/>
+      <w:r>
+        <w:t xml:space="preserve"> </w:t>
+      </w:r>
+      <w:proofErr w:type="spellStart"/>
+      <w:r>
+        <w:t>בדיקות</w:t>
+      </w:r>
+      <w:proofErr w:type="spellEnd"/>
+      <w:r>
+        <w:t xml:space="preserve"> </w:t>
+      </w:r>
+      <w:proofErr w:type="spellStart"/>
+      <w:r>
+        <w:t>ניווט</w:t>
+      </w:r>
+      <w:proofErr w:type="spellEnd"/>
+      <w:r>
+        <w:t xml:space="preserve">, context switching </w:t>
+      </w:r>
+      <w:proofErr w:type="spellStart"/>
+      <w:r>
+        <w:t>ושליטה</w:t>
+      </w:r>
+      <w:proofErr w:type="spellEnd"/>
+      <w:r>
+        <w:t xml:space="preserve"> </w:t>
+      </w:r>
+      <w:proofErr w:type="spellStart"/>
+      <w:r>
+        <w:t>בחלונות</w:t>
+      </w:r>
+      <w:proofErr w:type="spellEnd"/>
+      <w:r>
+        <w:t xml:space="preserve"> </w:t>
+      </w:r>
+      <w:proofErr w:type="spellStart"/>
+      <w:r>
+        <w:t>מרובים</w:t>
+      </w:r>
+      <w:proofErr w:type="spellEnd"/>
+      <w:r>
+        <w:t>.</w:t>
       </w:r>
     </w:p>
     <w:p>
@@ -3071,21 +8666,25 @@
       </w:pPr>
       <w:bookmarkStart w:id="73" w:name="תצוגה-ויזואלית"/>
       <w:bookmarkEnd w:id="72"/>
+      <w:proofErr w:type="spellStart"/>
       <w:r>
         <w:rPr>
           <w:rFonts w:ascii="Arial" w:hAnsi="Arial" w:cs="Arial"/>
         </w:rPr>
         <w:t>תצוגה</w:t>
       </w:r>
-      <w:r>
-        <w:t xml:space="preserve"> </w:t>
-      </w:r>
+      <w:proofErr w:type="spellEnd"/>
+      <w:r>
+        <w:t xml:space="preserve"> </w:t>
+      </w:r>
+      <w:proofErr w:type="spellStart"/>
       <w:r>
         <w:rPr>
           <w:rFonts w:ascii="Arial" w:hAnsi="Arial" w:cs="Arial"/>
         </w:rPr>
         <w:t>ויזואלית</w:t>
       </w:r>
+      <w:proofErr w:type="spellEnd"/>
     </w:p>
     <w:p>
       <w:pPr>
@@ -3096,8 +8695,13 @@
         </w:numPr>
         <w:bidi/>
       </w:pPr>
-      <w:r>
-        <w:t>כותרת: “Open Window”</w:t>
+      <w:proofErr w:type="spellStart"/>
+      <w:r>
+        <w:t>כותרת</w:t>
+      </w:r>
+      <w:proofErr w:type="spellEnd"/>
+      <w:r>
+        <w:t>: “Open Window”</w:t>
       </w:r>
     </w:p>
     <w:p>
@@ -3109,8 +8713,53 @@
         </w:numPr>
         <w:bidi/>
       </w:pPr>
-      <w:r>
-        <w:t>כפתור פעולה בולט (בד”כ בצבע כחול/Primary)</w:t>
+      <w:proofErr w:type="spellStart"/>
+      <w:r>
+        <w:t>כפתור</w:t>
+      </w:r>
+      <w:proofErr w:type="spellEnd"/>
+      <w:r>
+        <w:t xml:space="preserve"> </w:t>
+      </w:r>
+      <w:proofErr w:type="spellStart"/>
+      <w:r>
+        <w:t>פעולה</w:t>
+      </w:r>
+      <w:proofErr w:type="spellEnd"/>
+      <w:r>
+        <w:t xml:space="preserve"> </w:t>
+      </w:r>
+      <w:proofErr w:type="spellStart"/>
+      <w:r>
+        <w:t>בולט</w:t>
+      </w:r>
+      <w:proofErr w:type="spellEnd"/>
+      <w:r>
+        <w:t xml:space="preserve"> (</w:t>
+      </w:r>
+      <w:proofErr w:type="spellStart"/>
+      <w:r>
+        <w:t>בד”כ</w:t>
+      </w:r>
+      <w:proofErr w:type="spellEnd"/>
+      <w:r>
+        <w:t xml:space="preserve"> </w:t>
+      </w:r>
+      <w:proofErr w:type="spellStart"/>
+      <w:r>
+        <w:t>בצבע</w:t>
+      </w:r>
+      <w:proofErr w:type="spellEnd"/>
+      <w:r>
+        <w:t xml:space="preserve"> </w:t>
+      </w:r>
+      <w:proofErr w:type="spellStart"/>
+      <w:r>
+        <w:t>כחול</w:t>
+      </w:r>
+      <w:proofErr w:type="spellEnd"/>
+      <w:r>
+        <w:t>/Primary)</w:t>
       </w:r>
     </w:p>
     <w:p>
@@ -3122,9 +8771,59 @@
         </w:numPr>
         <w:bidi/>
       </w:pPr>
-      <w:r>
-        <w:t>אין אינדיקציה ויזואלית בדף המקור לאחר הלחיצה</w:t>
-      </w:r>
+      <w:proofErr w:type="spellStart"/>
+      <w:r>
+        <w:t>אין</w:t>
+      </w:r>
+      <w:proofErr w:type="spellEnd"/>
+      <w:r>
+        <w:t xml:space="preserve"> </w:t>
+      </w:r>
+      <w:proofErr w:type="spellStart"/>
+      <w:r>
+        <w:t>אינדיקציה</w:t>
+      </w:r>
+      <w:proofErr w:type="spellEnd"/>
+      <w:r>
+        <w:t xml:space="preserve"> </w:t>
+      </w:r>
+      <w:proofErr w:type="spellStart"/>
+      <w:r>
+        <w:t>ויזואלית</w:t>
+      </w:r>
+      <w:proofErr w:type="spellEnd"/>
+      <w:r>
+        <w:t xml:space="preserve"> </w:t>
+      </w:r>
+      <w:proofErr w:type="spellStart"/>
+      <w:r>
+        <w:t>בדף</w:t>
+      </w:r>
+      <w:proofErr w:type="spellEnd"/>
+      <w:r>
+        <w:t xml:space="preserve"> </w:t>
+      </w:r>
+      <w:proofErr w:type="spellStart"/>
+      <w:r>
+        <w:t>המקור</w:t>
+      </w:r>
+      <w:proofErr w:type="spellEnd"/>
+      <w:r>
+        <w:t xml:space="preserve"> </w:t>
+      </w:r>
+      <w:proofErr w:type="spellStart"/>
+      <w:r>
+        <w:t>לאחר</w:t>
+      </w:r>
+      <w:proofErr w:type="spellEnd"/>
+      <w:r>
+        <w:t xml:space="preserve"> </w:t>
+      </w:r>
+      <w:proofErr w:type="spellStart"/>
+      <w:r>
+        <w:t>הלחיצה</w:t>
+      </w:r>
+      <w:proofErr w:type="spellEnd"/>
     </w:p>
     <w:p>
       <w:pPr>
@@ -3133,21 +8832,25 @@
       </w:pPr>
       <w:bookmarkStart w:id="74" w:name="דרישות-פונקציונליות-14"/>
       <w:bookmarkEnd w:id="73"/>
+      <w:proofErr w:type="spellStart"/>
       <w:r>
         <w:rPr>
           <w:rFonts w:ascii="Arial" w:hAnsi="Arial" w:cs="Arial"/>
         </w:rPr>
         <w:t>דרישות</w:t>
       </w:r>
-      <w:r>
-        <w:t xml:space="preserve"> </w:t>
-      </w:r>
+      <w:proofErr w:type="spellEnd"/>
+      <w:r>
+        <w:t xml:space="preserve"> </w:t>
+      </w:r>
+      <w:proofErr w:type="spellStart"/>
       <w:r>
         <w:rPr>
           <w:rFonts w:ascii="Arial" w:hAnsi="Arial" w:cs="Arial"/>
         </w:rPr>
         <w:t>פונקציונליות</w:t>
       </w:r>
+      <w:proofErr w:type="spellEnd"/>
     </w:p>
     <w:p>
       <w:pPr>
@@ -3158,9 +8861,67 @@
         </w:numPr>
         <w:bidi/>
       </w:pPr>
-      <w:r>
-        <w:t>לחיצה על הכפתור פותחת חלון חדש של הדפדפן</w:t>
-      </w:r>
+      <w:proofErr w:type="spellStart"/>
+      <w:r>
+        <w:t>לחיצה</w:t>
+      </w:r>
+      <w:proofErr w:type="spellEnd"/>
+      <w:r>
+        <w:t xml:space="preserve"> </w:t>
+      </w:r>
+      <w:proofErr w:type="spellStart"/>
+      <w:r>
+        <w:t>על</w:t>
+      </w:r>
+      <w:proofErr w:type="spellEnd"/>
+      <w:r>
+        <w:t xml:space="preserve"> </w:t>
+      </w:r>
+      <w:proofErr w:type="spellStart"/>
+      <w:r>
+        <w:t>הכפתור</w:t>
+      </w:r>
+      <w:proofErr w:type="spellEnd"/>
+      <w:r>
+        <w:t xml:space="preserve"> </w:t>
+      </w:r>
+      <w:proofErr w:type="spellStart"/>
+      <w:r>
+        <w:t>פותחת</w:t>
+      </w:r>
+      <w:proofErr w:type="spellEnd"/>
+      <w:r>
+        <w:t xml:space="preserve"> </w:t>
+      </w:r>
+      <w:proofErr w:type="spellStart"/>
+      <w:r>
+        <w:t>חלון</w:t>
+      </w:r>
+      <w:proofErr w:type="spellEnd"/>
+      <w:r>
+        <w:t xml:space="preserve"> </w:t>
+      </w:r>
+      <w:proofErr w:type="spellStart"/>
+      <w:r>
+        <w:t>חדש</w:t>
+      </w:r>
+      <w:proofErr w:type="spellEnd"/>
+      <w:r>
+        <w:t xml:space="preserve"> </w:t>
+      </w:r>
+      <w:proofErr w:type="spellStart"/>
+      <w:r>
+        <w:t>של</w:t>
+      </w:r>
+      <w:proofErr w:type="spellEnd"/>
+      <w:r>
+        <w:t xml:space="preserve"> </w:t>
+      </w:r>
+      <w:proofErr w:type="spellStart"/>
+      <w:r>
+        <w:t>הדפדפן</w:t>
+      </w:r>
+      <w:proofErr w:type="spellEnd"/>
     </w:p>
     <w:p>
       <w:pPr>
@@ -3171,9 +8932,51 @@
         </w:numPr>
         <w:bidi/>
       </w:pPr>
-      <w:r>
-        <w:t>החלון החדש נטען עם URL מוגדר מראש</w:t>
-      </w:r>
+      <w:proofErr w:type="spellStart"/>
+      <w:r>
+        <w:t>החלון</w:t>
+      </w:r>
+      <w:proofErr w:type="spellEnd"/>
+      <w:r>
+        <w:t xml:space="preserve"> </w:t>
+      </w:r>
+      <w:proofErr w:type="spellStart"/>
+      <w:r>
+        <w:t>החדש</w:t>
+      </w:r>
+      <w:proofErr w:type="spellEnd"/>
+      <w:r>
+        <w:t xml:space="preserve"> </w:t>
+      </w:r>
+      <w:proofErr w:type="spellStart"/>
+      <w:r>
+        <w:t>נטען</w:t>
+      </w:r>
+      <w:proofErr w:type="spellEnd"/>
+      <w:r>
+        <w:t xml:space="preserve"> </w:t>
+      </w:r>
+      <w:proofErr w:type="spellStart"/>
+      <w:r>
+        <w:t>עם</w:t>
+      </w:r>
+      <w:proofErr w:type="spellEnd"/>
+      <w:r>
+        <w:t xml:space="preserve"> URL </w:t>
+      </w:r>
+      <w:proofErr w:type="spellStart"/>
+      <w:r>
+        <w:t>מוגדר</w:t>
+      </w:r>
+      <w:proofErr w:type="spellEnd"/>
+      <w:r>
+        <w:t xml:space="preserve"> </w:t>
+      </w:r>
+      <w:proofErr w:type="spellStart"/>
+      <w:r>
+        <w:t>מראש</w:t>
+      </w:r>
+      <w:proofErr w:type="spellEnd"/>
     </w:p>
     <w:p>
       <w:pPr>
@@ -3184,9 +8987,51 @@
         </w:numPr>
         <w:bidi/>
       </w:pPr>
-      <w:r>
-        <w:t>חלון המקור נשאר פתוח ופעיל ברקע</w:t>
-      </w:r>
+      <w:proofErr w:type="spellStart"/>
+      <w:r>
+        <w:t>חלון</w:t>
+      </w:r>
+      <w:proofErr w:type="spellEnd"/>
+      <w:r>
+        <w:t xml:space="preserve"> </w:t>
+      </w:r>
+      <w:proofErr w:type="spellStart"/>
+      <w:r>
+        <w:t>המקור</w:t>
+      </w:r>
+      <w:proofErr w:type="spellEnd"/>
+      <w:r>
+        <w:t xml:space="preserve"> </w:t>
+      </w:r>
+      <w:proofErr w:type="spellStart"/>
+      <w:r>
+        <w:t>נשאר</w:t>
+      </w:r>
+      <w:proofErr w:type="spellEnd"/>
+      <w:r>
+        <w:t xml:space="preserve"> </w:t>
+      </w:r>
+      <w:proofErr w:type="spellStart"/>
+      <w:r>
+        <w:t>פתוח</w:t>
+      </w:r>
+      <w:proofErr w:type="spellEnd"/>
+      <w:r>
+        <w:t xml:space="preserve"> </w:t>
+      </w:r>
+      <w:proofErr w:type="spellStart"/>
+      <w:r>
+        <w:t>ופעיל</w:t>
+      </w:r>
+      <w:proofErr w:type="spellEnd"/>
+      <w:r>
+        <w:t xml:space="preserve"> </w:t>
+      </w:r>
+      <w:proofErr w:type="spellStart"/>
+      <w:r>
+        <w:t>ברקע</w:t>
+      </w:r>
+      <w:proofErr w:type="spellEnd"/>
     </w:p>
     <w:p>
       <w:pPr>
@@ -3197,9 +9042,67 @@
         </w:numPr>
         <w:bidi/>
       </w:pPr>
-      <w:r>
-        <w:t>אין העברת מידע (state) בין החלון המקורי לחלון החדש</w:t>
-      </w:r>
+      <w:proofErr w:type="spellStart"/>
+      <w:r>
+        <w:t>אין</w:t>
+      </w:r>
+      <w:proofErr w:type="spellEnd"/>
+      <w:r>
+        <w:t xml:space="preserve"> </w:t>
+      </w:r>
+      <w:proofErr w:type="spellStart"/>
+      <w:r>
+        <w:t>העברת</w:t>
+      </w:r>
+      <w:proofErr w:type="spellEnd"/>
+      <w:r>
+        <w:t xml:space="preserve"> </w:t>
+      </w:r>
+      <w:proofErr w:type="spellStart"/>
+      <w:r>
+        <w:t>מידע</w:t>
+      </w:r>
+      <w:proofErr w:type="spellEnd"/>
+      <w:r>
+        <w:t xml:space="preserve"> (state) </w:t>
+      </w:r>
+      <w:proofErr w:type="spellStart"/>
+      <w:r>
+        <w:t>בין</w:t>
+      </w:r>
+      <w:proofErr w:type="spellEnd"/>
+      <w:r>
+        <w:t xml:space="preserve"> </w:t>
+      </w:r>
+      <w:proofErr w:type="spellStart"/>
+      <w:r>
+        <w:t>החלון</w:t>
+      </w:r>
+      <w:proofErr w:type="spellEnd"/>
+      <w:r>
+        <w:t xml:space="preserve"> </w:t>
+      </w:r>
+      <w:proofErr w:type="spellStart"/>
+      <w:r>
+        <w:t>המקורי</w:t>
+      </w:r>
+      <w:proofErr w:type="spellEnd"/>
+      <w:r>
+        <w:t xml:space="preserve"> </w:t>
+      </w:r>
+      <w:proofErr w:type="spellStart"/>
+      <w:r>
+        <w:t>לחלון</w:t>
+      </w:r>
+      <w:proofErr w:type="spellEnd"/>
+      <w:r>
+        <w:t xml:space="preserve"> </w:t>
+      </w:r>
+      <w:proofErr w:type="spellStart"/>
+      <w:r>
+        <w:t>החדש</w:t>
+      </w:r>
+      <w:proofErr w:type="spellEnd"/>
     </w:p>
     <w:p>
       <w:pPr>
@@ -3208,21 +9111,26 @@
       </w:pPr>
       <w:bookmarkStart w:id="75" w:name="התנהגות-מערכת"/>
       <w:bookmarkEnd w:id="74"/>
+      <w:proofErr w:type="spellStart"/>
       <w:r>
         <w:rPr>
           <w:rFonts w:ascii="Arial" w:hAnsi="Arial" w:cs="Arial"/>
         </w:rPr>
+        <w:lastRenderedPageBreak/>
         <w:t>התנהגות</w:t>
       </w:r>
-      <w:r>
-        <w:t xml:space="preserve"> </w:t>
-      </w:r>
+      <w:proofErr w:type="spellEnd"/>
+      <w:r>
+        <w:t xml:space="preserve"> </w:t>
+      </w:r>
+      <w:proofErr w:type="spellStart"/>
       <w:r>
         <w:rPr>
           <w:rFonts w:ascii="Arial" w:hAnsi="Arial" w:cs="Arial"/>
         </w:rPr>
         <w:t>מערכת</w:t>
       </w:r>
+      <w:proofErr w:type="spellEnd"/>
     </w:p>
     <w:p>
       <w:pPr>
@@ -3233,9 +9141,59 @@
         </w:numPr>
         <w:bidi/>
       </w:pPr>
-      <w:r>
-        <w:t>ניתן לפתוח מספר חלונות ע”י לחיצות חוזרות</w:t>
-      </w:r>
+      <w:proofErr w:type="spellStart"/>
+      <w:r>
+        <w:t>ניתן</w:t>
+      </w:r>
+      <w:proofErr w:type="spellEnd"/>
+      <w:r>
+        <w:t xml:space="preserve"> </w:t>
+      </w:r>
+      <w:proofErr w:type="spellStart"/>
+      <w:r>
+        <w:t>לפתוח</w:t>
+      </w:r>
+      <w:proofErr w:type="spellEnd"/>
+      <w:r>
+        <w:t xml:space="preserve"> </w:t>
+      </w:r>
+      <w:proofErr w:type="spellStart"/>
+      <w:r>
+        <w:t>מספר</w:t>
+      </w:r>
+      <w:proofErr w:type="spellEnd"/>
+      <w:r>
+        <w:t xml:space="preserve"> </w:t>
+      </w:r>
+      <w:proofErr w:type="spellStart"/>
+      <w:r>
+        <w:t>חלונות</w:t>
+      </w:r>
+      <w:proofErr w:type="spellEnd"/>
+      <w:r>
+        <w:t xml:space="preserve"> </w:t>
+      </w:r>
+      <w:proofErr w:type="spellStart"/>
+      <w:r>
+        <w:t>ע”י</w:t>
+      </w:r>
+      <w:proofErr w:type="spellEnd"/>
+      <w:r>
+        <w:t xml:space="preserve"> </w:t>
+      </w:r>
+      <w:proofErr w:type="spellStart"/>
+      <w:r>
+        <w:t>לחיצות</w:t>
+      </w:r>
+      <w:proofErr w:type="spellEnd"/>
+      <w:r>
+        <w:t xml:space="preserve"> </w:t>
+      </w:r>
+      <w:proofErr w:type="spellStart"/>
+      <w:r>
+        <w:t>חוזרות</w:t>
+      </w:r>
+      <w:proofErr w:type="spellEnd"/>
     </w:p>
     <w:p>
       <w:pPr>
@@ -3246,9 +9204,67 @@
         </w:numPr>
         <w:bidi/>
       </w:pPr>
-      <w:r>
-        <w:t>סגירת החלון החדש אינה משפיעה על הדף המקורי</w:t>
-      </w:r>
+      <w:proofErr w:type="spellStart"/>
+      <w:r>
+        <w:t>סגירת</w:t>
+      </w:r>
+      <w:proofErr w:type="spellEnd"/>
+      <w:r>
+        <w:t xml:space="preserve"> </w:t>
+      </w:r>
+      <w:proofErr w:type="spellStart"/>
+      <w:r>
+        <w:t>החלון</w:t>
+      </w:r>
+      <w:proofErr w:type="spellEnd"/>
+      <w:r>
+        <w:t xml:space="preserve"> </w:t>
+      </w:r>
+      <w:proofErr w:type="spellStart"/>
+      <w:r>
+        <w:t>החדש</w:t>
+      </w:r>
+      <w:proofErr w:type="spellEnd"/>
+      <w:r>
+        <w:t xml:space="preserve"> </w:t>
+      </w:r>
+      <w:proofErr w:type="spellStart"/>
+      <w:r>
+        <w:t>אינה</w:t>
+      </w:r>
+      <w:proofErr w:type="spellEnd"/>
+      <w:r>
+        <w:t xml:space="preserve"> </w:t>
+      </w:r>
+      <w:proofErr w:type="spellStart"/>
+      <w:r>
+        <w:t>משפיעה</w:t>
+      </w:r>
+      <w:proofErr w:type="spellEnd"/>
+      <w:r>
+        <w:t xml:space="preserve"> </w:t>
+      </w:r>
+      <w:proofErr w:type="spellStart"/>
+      <w:r>
+        <w:t>על</w:t>
+      </w:r>
+      <w:proofErr w:type="spellEnd"/>
+      <w:r>
+        <w:t xml:space="preserve"> </w:t>
+      </w:r>
+      <w:proofErr w:type="spellStart"/>
+      <w:r>
+        <w:t>הדף</w:t>
+      </w:r>
+      <w:proofErr w:type="spellEnd"/>
+      <w:r>
+        <w:t xml:space="preserve"> </w:t>
+      </w:r>
+      <w:proofErr w:type="spellStart"/>
+      <w:r>
+        <w:t>המקורי</w:t>
+      </w:r>
+      <w:proofErr w:type="spellEnd"/>
     </w:p>
     <w:p>
       <w:pPr>
@@ -3259,9 +9275,59 @@
         </w:numPr>
         <w:bidi/>
       </w:pPr>
-      <w:r>
-        <w:t>רענון הדף המקורי אינו מושפע מהחלון שנפתח</w:t>
-      </w:r>
+      <w:proofErr w:type="spellStart"/>
+      <w:r>
+        <w:t>רענון</w:t>
+      </w:r>
+      <w:proofErr w:type="spellEnd"/>
+      <w:r>
+        <w:t xml:space="preserve"> </w:t>
+      </w:r>
+      <w:proofErr w:type="spellStart"/>
+      <w:r>
+        <w:t>הדף</w:t>
+      </w:r>
+      <w:proofErr w:type="spellEnd"/>
+      <w:r>
+        <w:t xml:space="preserve"> </w:t>
+      </w:r>
+      <w:proofErr w:type="spellStart"/>
+      <w:r>
+        <w:t>המקורי</w:t>
+      </w:r>
+      <w:proofErr w:type="spellEnd"/>
+      <w:r>
+        <w:t xml:space="preserve"> </w:t>
+      </w:r>
+      <w:proofErr w:type="spellStart"/>
+      <w:r>
+        <w:t>אינו</w:t>
+      </w:r>
+      <w:proofErr w:type="spellEnd"/>
+      <w:r>
+        <w:t xml:space="preserve"> </w:t>
+      </w:r>
+      <w:proofErr w:type="spellStart"/>
+      <w:r>
+        <w:t>מושפע</w:t>
+      </w:r>
+      <w:proofErr w:type="spellEnd"/>
+      <w:r>
+        <w:t xml:space="preserve"> </w:t>
+      </w:r>
+      <w:proofErr w:type="spellStart"/>
+      <w:r>
+        <w:t>מהחלון</w:t>
+      </w:r>
+      <w:proofErr w:type="spellEnd"/>
+      <w:r>
+        <w:t xml:space="preserve"> </w:t>
+      </w:r>
+      <w:proofErr w:type="spellStart"/>
+      <w:r>
+        <w:t>שנפתח</w:t>
+      </w:r>
+      <w:proofErr w:type="spellEnd"/>
     </w:p>
     <w:bookmarkEnd w:id="75"/>
     <w:p>
@@ -3269,7 +9335,6 @@
         <w:pStyle w:val="Compact"/>
         <w:bidi/>
         <w:rPr>
-          <w:rFonts w:hint="cs"/>
           <w:lang w:bidi="he-IL"/>
         </w:rPr>
       </w:pPr>
@@ -3280,7 +9345,7 @@
       </w:pPr>
       <w:r>
         <w:pict w14:anchorId="3A5F6943">
-          <v:rect id="_x0000_i1518" style="width:0;height:1.5pt" o:hralign="right" o:hrstd="t" o:hr="t"/>
+          <v:rect id="_x0000_i1043" style="width:0;height:1.5pt" o:hralign="right" o:hrstd="t" o:hr="t"/>
         </w:pict>
       </w:r>
     </w:p>
@@ -3293,14 +9358,37 @@
       <w:bookmarkEnd w:id="67"/>
       <w:bookmarkEnd w:id="71"/>
       <w:r>
-        <w:lastRenderedPageBreak/>
         <w:t>3.5.1</w:t>
       </w:r>
       <w:r>
         <w:t>3</w:t>
       </w:r>
       <w:r>
-        <w:t xml:space="preserve"> דרישות כלליות לדף Playground</w:t>
+        <w:t xml:space="preserve"> </w:t>
+      </w:r>
+      <w:proofErr w:type="spellStart"/>
+      <w:r>
+        <w:t>דרישות</w:t>
+      </w:r>
+      <w:proofErr w:type="spellEnd"/>
+      <w:r>
+        <w:t xml:space="preserve"> </w:t>
+      </w:r>
+      <w:proofErr w:type="spellStart"/>
+      <w:r>
+        <w:t>כלליות</w:t>
+      </w:r>
+      <w:proofErr w:type="spellEnd"/>
+      <w:r>
+        <w:t xml:space="preserve"> </w:t>
+      </w:r>
+      <w:proofErr w:type="spellStart"/>
+      <w:r>
+        <w:t>לדף</w:t>
+      </w:r>
+      <w:proofErr w:type="spellEnd"/>
+      <w:r>
+        <w:t xml:space="preserve"> Playground</w:t>
       </w:r>
     </w:p>
     <w:p>
@@ -3312,9 +9400,27 @@
         </w:numPr>
         <w:bidi/>
       </w:pPr>
-      <w:r>
-        <w:t>כל Section מופרד ויזואלית</w:t>
-      </w:r>
+      <w:proofErr w:type="spellStart"/>
+      <w:r>
+        <w:t>כל</w:t>
+      </w:r>
+      <w:proofErr w:type="spellEnd"/>
+      <w:r>
+        <w:t xml:space="preserve"> Section </w:t>
+      </w:r>
+      <w:proofErr w:type="spellStart"/>
+      <w:r>
+        <w:t>מופרד</w:t>
+      </w:r>
+      <w:proofErr w:type="spellEnd"/>
+      <w:r>
+        <w:t xml:space="preserve"> </w:t>
+      </w:r>
+      <w:proofErr w:type="spellStart"/>
+      <w:r>
+        <w:t>ויזואלית</w:t>
+      </w:r>
+      <w:proofErr w:type="spellEnd"/>
     </w:p>
     <w:p>
       <w:pPr>
@@ -3325,9 +9431,27 @@
         </w:numPr>
         <w:bidi/>
       </w:pPr>
-      <w:r>
-        <w:t>לכל אלמנט Selector ייחודי</w:t>
-      </w:r>
+      <w:proofErr w:type="spellStart"/>
+      <w:r>
+        <w:t>לכל</w:t>
+      </w:r>
+      <w:proofErr w:type="spellEnd"/>
+      <w:r>
+        <w:t xml:space="preserve"> </w:t>
+      </w:r>
+      <w:proofErr w:type="spellStart"/>
+      <w:r>
+        <w:t>אלמנט</w:t>
+      </w:r>
+      <w:proofErr w:type="spellEnd"/>
+      <w:r>
+        <w:t xml:space="preserve"> Selector </w:t>
+      </w:r>
+      <w:proofErr w:type="spellStart"/>
+      <w:r>
+        <w:t>ייחודי</w:t>
+      </w:r>
+      <w:proofErr w:type="spellEnd"/>
     </w:p>
     <w:p>
       <w:pPr>
@@ -3338,9 +9462,35 @@
         </w:numPr>
         <w:bidi/>
       </w:pPr>
-      <w:r>
-        <w:t>אין שמירת State בין רענונים</w:t>
-      </w:r>
+      <w:proofErr w:type="spellStart"/>
+      <w:r>
+        <w:t>אין</w:t>
+      </w:r>
+      <w:proofErr w:type="spellEnd"/>
+      <w:r>
+        <w:t xml:space="preserve"> </w:t>
+      </w:r>
+      <w:proofErr w:type="spellStart"/>
+      <w:r>
+        <w:t>שמירת</w:t>
+      </w:r>
+      <w:proofErr w:type="spellEnd"/>
+      <w:r>
+        <w:t xml:space="preserve"> State </w:t>
+      </w:r>
+      <w:proofErr w:type="spellStart"/>
+      <w:r>
+        <w:t>בין</w:t>
+      </w:r>
+      <w:proofErr w:type="spellEnd"/>
+      <w:r>
+        <w:t xml:space="preserve"> </w:t>
+      </w:r>
+      <w:proofErr w:type="spellStart"/>
+      <w:r>
+        <w:t>רענונים</w:t>
+      </w:r>
+      <w:proofErr w:type="spellEnd"/>
     </w:p>
     <w:p>
       <w:pPr>
@@ -3351,11 +9501,45 @@
         </w:numPr>
         <w:bidi/>
       </w:pPr>
-      <w:r>
-        <w:t>הדף מתאים במיוחד לתרגול אוטומציה</w:t>
+      <w:proofErr w:type="spellStart"/>
+      <w:r>
+        <w:t>הדף</w:t>
+      </w:r>
+      <w:proofErr w:type="spellEnd"/>
+      <w:r>
+        <w:t xml:space="preserve"> </w:t>
+      </w:r>
+      <w:proofErr w:type="spellStart"/>
+      <w:r>
+        <w:t>מתאים</w:t>
+      </w:r>
+      <w:proofErr w:type="spellEnd"/>
+      <w:r>
+        <w:t xml:space="preserve"> </w:t>
+      </w:r>
+      <w:proofErr w:type="spellStart"/>
+      <w:r>
+        <w:t>במיוחד</w:t>
+      </w:r>
+      <w:proofErr w:type="spellEnd"/>
+      <w:r>
+        <w:t xml:space="preserve"> </w:t>
+      </w:r>
+      <w:proofErr w:type="spellStart"/>
+      <w:r>
+        <w:t>לתרגול</w:t>
+      </w:r>
+      <w:proofErr w:type="spellEnd"/>
+      <w:r>
+        <w:t xml:space="preserve"> </w:t>
+      </w:r>
+      <w:proofErr w:type="spellStart"/>
+      <w:r>
+        <w:t>אוטומציה</w:t>
       </w:r>
       <w:bookmarkEnd w:id="0"/>
       <w:bookmarkEnd w:id="76"/>
+      <w:proofErr w:type="spellEnd"/>
     </w:p>
     <w:sectPr>
       <w:headerReference w:type="even" r:id="rId7"/>
@@ -3632,6 +9816,119 @@
       </w:pPr>
       <w:rPr>
         <w:rFonts w:ascii="Wingdings" w:hAnsi="Wingdings" w:cs="Wingdings" w:hint="default"/>
+      </w:rPr>
+    </w:lvl>
+  </w:abstractNum>
+  <w:abstractNum w:abstractNumId="2" w15:restartNumberingAfterBreak="0">
+    <w:nsid w:val="77D86568"/>
+    <w:multiLevelType w:val="hybridMultilevel"/>
+    <w:tmpl w:val="476A3EDC"/>
+    <w:lvl w:ilvl="0" w:tplc="D7E61E86">
+      <w:start w:val="3"/>
+      <w:numFmt w:val="bullet"/>
+      <w:lvlText w:val="-"/>
+      <w:lvlJc w:val="left"/>
+      <w:pPr>
+        <w:ind w:left="1080" w:hanging="360"/>
+      </w:pPr>
+      <w:rPr>
+        <w:rFonts w:ascii="Arial" w:eastAsiaTheme="minorHAnsi" w:hAnsi="Arial" w:cs="Arial" w:hint="default"/>
+      </w:rPr>
+    </w:lvl>
+    <w:lvl w:ilvl="1" w:tplc="04090003" w:tentative="1">
+      <w:start w:val="1"/>
+      <w:numFmt w:val="bullet"/>
+      <w:lvlText w:val="o"/>
+      <w:lvlJc w:val="left"/>
+      <w:pPr>
+        <w:ind w:left="1800" w:hanging="360"/>
+      </w:pPr>
+      <w:rPr>
+        <w:rFonts w:ascii="Courier New" w:hAnsi="Courier New" w:cs="Courier New" w:hint="default"/>
+      </w:rPr>
+    </w:lvl>
+    <w:lvl w:ilvl="2" w:tplc="04090005" w:tentative="1">
+      <w:start w:val="1"/>
+      <w:numFmt w:val="bullet"/>
+      <w:lvlText w:val=""/>
+      <w:lvlJc w:val="left"/>
+      <w:pPr>
+        <w:ind w:left="2520" w:hanging="360"/>
+      </w:pPr>
+      <w:rPr>
+        <w:rFonts w:ascii="Wingdings" w:hAnsi="Wingdings" w:hint="default"/>
+      </w:rPr>
+    </w:lvl>
+    <w:lvl w:ilvl="3" w:tplc="04090001" w:tentative="1">
+      <w:start w:val="1"/>
+      <w:numFmt w:val="bullet"/>
+      <w:lvlText w:val=""/>
+      <w:lvlJc w:val="left"/>
+      <w:pPr>
+        <w:ind w:left="3240" w:hanging="360"/>
+      </w:pPr>
+      <w:rPr>
+        <w:rFonts w:ascii="Symbol" w:hAnsi="Symbol" w:hint="default"/>
+      </w:rPr>
+    </w:lvl>
+    <w:lvl w:ilvl="4" w:tplc="04090003" w:tentative="1">
+      <w:start w:val="1"/>
+      <w:numFmt w:val="bullet"/>
+      <w:lvlText w:val="o"/>
+      <w:lvlJc w:val="left"/>
+      <w:pPr>
+        <w:ind w:left="3960" w:hanging="360"/>
+      </w:pPr>
+      <w:rPr>
+        <w:rFonts w:ascii="Courier New" w:hAnsi="Courier New" w:cs="Courier New" w:hint="default"/>
+      </w:rPr>
+    </w:lvl>
+    <w:lvl w:ilvl="5" w:tplc="04090005" w:tentative="1">
+      <w:start w:val="1"/>
+      <w:numFmt w:val="bullet"/>
+      <w:lvlText w:val=""/>
+      <w:lvlJc w:val="left"/>
+      <w:pPr>
+        <w:ind w:left="4680" w:hanging="360"/>
+      </w:pPr>
+      <w:rPr>
+        <w:rFonts w:ascii="Wingdings" w:hAnsi="Wingdings" w:hint="default"/>
+      </w:rPr>
+    </w:lvl>
+    <w:lvl w:ilvl="6" w:tplc="04090001" w:tentative="1">
+      <w:start w:val="1"/>
+      <w:numFmt w:val="bullet"/>
+      <w:lvlText w:val=""/>
+      <w:lvlJc w:val="left"/>
+      <w:pPr>
+        <w:ind w:left="5400" w:hanging="360"/>
+      </w:pPr>
+      <w:rPr>
+        <w:rFonts w:ascii="Symbol" w:hAnsi="Symbol" w:hint="default"/>
+      </w:rPr>
+    </w:lvl>
+    <w:lvl w:ilvl="7" w:tplc="04090003" w:tentative="1">
+      <w:start w:val="1"/>
+      <w:numFmt w:val="bullet"/>
+      <w:lvlText w:val="o"/>
+      <w:lvlJc w:val="left"/>
+      <w:pPr>
+        <w:ind w:left="6120" w:hanging="360"/>
+      </w:pPr>
+      <w:rPr>
+        <w:rFonts w:ascii="Courier New" w:hAnsi="Courier New" w:cs="Courier New" w:hint="default"/>
+      </w:rPr>
+    </w:lvl>
+    <w:lvl w:ilvl="8" w:tplc="04090005" w:tentative="1">
+      <w:start w:val="1"/>
+      <w:numFmt w:val="bullet"/>
+      <w:lvlText w:val=""/>
+      <w:lvlJc w:val="left"/>
+      <w:pPr>
+        <w:ind w:left="6840" w:hanging="360"/>
+      </w:pPr>
+      <w:rPr>
+        <w:rFonts w:ascii="Wingdings" w:hAnsi="Wingdings" w:hint="default"/>
       </w:rPr>
     </w:lvl>
   </w:abstractNum>
@@ -3820,6 +10117,9 @@
   </w:num>
   <w:num w:numId="62" w16cid:durableId="1667901080">
     <w:abstractNumId w:val="1"/>
+  </w:num>
+  <w:num w:numId="63" w16cid:durableId="1762749603">
+    <w:abstractNumId w:val="2"/>
   </w:num>
 </w:numbering>
 </file>
@@ -4290,7 +10590,6 @@
   <w:style w:type="character" w:default="1" w:styleId="a1">
     <w:name w:val="Default Paragraph Font"/>
     <w:uiPriority w:val="1"/>
-    <w:semiHidden/>
     <w:unhideWhenUsed/>
   </w:style>
   <w:style w:type="table" w:default="1" w:styleId="a2">
